--- a/src/src/main/webapp/portal/wo/woExportTemplate/template_en.docx
+++ b/src/src/main/webapp/portal/wo/woExportTemplate/template_en.docx
@@ -6,7 +6,7 @@
       <w:pPr>
         <w:jc w:val="center"/>
         <w:rPr>
-          <w:rFonts w:ascii="Microsoft YaHei" w:eastAsia="Microsoft YaHei" w:hAnsi="Microsoft YaHei"/>
+          <w:rFonts w:ascii="微软雅黑" w:eastAsia="微软雅黑" w:hAnsi="微软雅黑"/>
           <w:b/>
           <w:sz w:val="24"/>
           <w:szCs w:val="24"/>
@@ -14,14 +14,14 @@
       </w:pPr>
       <w:r>
         <w:rPr>
-          <w:rFonts w:ascii="Microsoft YaHei" w:eastAsia="Microsoft YaHei" w:hAnsi="Microsoft YaHei"/>
+          <w:rFonts w:ascii="微软雅黑" w:eastAsia="微软雅黑" w:hAnsi="微软雅黑"/>
           <w:b/>
           <w:noProof/>
           <w:sz w:val="24"/>
           <w:szCs w:val="24"/>
         </w:rPr>
         <w:drawing>
-          <wp:anchor distT="0" distB="0" distL="114300" distR="114300" simplePos="0" relativeHeight="251658240" behindDoc="0" locked="0" layoutInCell="1" allowOverlap="1">
+          <wp:anchor distT="0" distB="0" distL="114300" distR="114300" simplePos="0" relativeHeight="251659264" behindDoc="0" locked="0" layoutInCell="1" allowOverlap="1" wp14:anchorId="5B063DBF" wp14:editId="197BB842">
             <wp:simplePos x="0" y="0"/>
             <wp:positionH relativeFrom="margin">
               <wp:posOffset>-9525</wp:posOffset>
@@ -82,59 +82,53 @@
       <w:pPr>
         <w:jc w:val="center"/>
         <w:rPr>
-          <w:rFonts w:ascii="Arial" w:hAnsi="Arial" w:cs="Arial"/>
-          <w:color w:val="333333"/>
-          <w:sz w:val="27"/>
-          <w:szCs w:val="27"/>
-          <w:shd w:val="clear" w:color="auto" w:fill="FFFFFF"/>
+          <w:rFonts w:ascii="微软雅黑" w:eastAsia="微软雅黑" w:hAnsi="微软雅黑"/>
+          <w:b/>
+          <w:sz w:val="24"/>
+          <w:szCs w:val="24"/>
         </w:rPr>
       </w:pPr>
       <w:r>
         <w:rPr>
-          <w:rFonts w:ascii="Arial" w:hAnsi="Arial" w:cs="Arial"/>
-          <w:color w:val="333333"/>
-          <w:sz w:val="27"/>
-          <w:szCs w:val="27"/>
-          <w:shd w:val="clear" w:color="auto" w:fill="FFFFFF"/>
+          <w:rFonts w:ascii="微软雅黑" w:eastAsia="微软雅黑" w:hAnsi="微软雅黑"/>
+          <w:b/>
+          <w:sz w:val="24"/>
+          <w:szCs w:val="24"/>
         </w:rPr>
-        <w:t>Medical equipment repair order </w:t>
+        <w:t>Medical equipment repair order</w:t>
       </w:r>
     </w:p>
     <w:p>
       <w:pPr>
         <w:jc w:val="center"/>
         <w:rPr>
-          <w:rFonts w:ascii="Microsoft YaHei" w:eastAsia="Microsoft YaHei" w:hAnsi="Microsoft YaHei"/>
+          <w:rFonts w:ascii="微软雅黑" w:eastAsia="微软雅黑" w:hAnsi="微软雅黑"/>
           <w:b/>
           <w:sz w:val="24"/>
           <w:szCs w:val="24"/>
         </w:rPr>
       </w:pPr>
-      <w:hyperlink r:id="rId6" w:tgtFrame="_blank" w:history="1">
-        <w:r>
-          <w:rPr>
-            <w:rStyle w:val="Hyperlink"/>
-            <w:rFonts w:ascii="Arial" w:hAnsi="Arial" w:cs="Arial"/>
-            <w:color w:val="333333"/>
-            <w:sz w:val="20"/>
-            <w:szCs w:val="20"/>
-            <w:shd w:val="clear" w:color="auto" w:fill="FFFFFF"/>
-          </w:rPr>
-          <w:t>device info</w:t>
-        </w:r>
-      </w:hyperlink>
+      <w:r>
+        <w:rPr>
+          <w:rFonts w:ascii="微软雅黑" w:eastAsia="微软雅黑" w:hAnsi="微软雅黑"/>
+          <w:b/>
+          <w:sz w:val="20"/>
+          <w:szCs w:val="20"/>
+        </w:rPr>
+        <w:t>Device info</w:t>
+      </w:r>
     </w:p>
     <w:tbl>
       <w:tblPr>
         <w:tblStyle w:val="TableGrid"/>
-        <w:tblW w:w="10795" w:type="dxa"/>
+        <w:tblW w:w="10910" w:type="dxa"/>
         <w:tblLook w:val="04A0" w:firstRow="1" w:lastRow="0" w:firstColumn="1" w:lastColumn="0" w:noHBand="0" w:noVBand="1"/>
       </w:tblPr>
       <w:tblGrid>
         <w:gridCol w:w="1705"/>
         <w:gridCol w:w="2609"/>
-        <w:gridCol w:w="1531"/>
-        <w:gridCol w:w="4950"/>
+        <w:gridCol w:w="1918"/>
+        <w:gridCol w:w="4678"/>
       </w:tblGrid>
       <w:tr>
         <w:tc>
@@ -198,7 +192,7 @@
         </w:tc>
         <w:tc>
           <w:tcPr>
-            <w:tcW w:w="1531" w:type="dxa"/>
+            <w:tcW w:w="1918" w:type="dxa"/>
           </w:tcPr>
           <w:p>
             <w:pPr>
@@ -219,7 +213,7 @@
         </w:tc>
         <w:tc>
           <w:tcPr>
-            <w:tcW w:w="4950" w:type="dxa"/>
+            <w:tcW w:w="4678" w:type="dxa"/>
           </w:tcPr>
           <w:p>
             <w:pPr>
@@ -316,7 +310,7 @@
         </w:tc>
         <w:tc>
           <w:tcPr>
-            <w:tcW w:w="1531" w:type="dxa"/>
+            <w:tcW w:w="1918" w:type="dxa"/>
           </w:tcPr>
           <w:p>
             <w:pPr>
@@ -337,7 +331,7 @@
         </w:tc>
         <w:tc>
           <w:tcPr>
-            <w:tcW w:w="4950" w:type="dxa"/>
+            <w:tcW w:w="4678" w:type="dxa"/>
           </w:tcPr>
           <w:p>
             <w:pPr>
@@ -434,7 +428,7 @@
         </w:tc>
         <w:tc>
           <w:tcPr>
-            <w:tcW w:w="1531" w:type="dxa"/>
+            <w:tcW w:w="1918" w:type="dxa"/>
           </w:tcPr>
           <w:p>
             <w:pPr>
@@ -455,7 +449,7 @@
         </w:tc>
         <w:tc>
           <w:tcPr>
-            <w:tcW w:w="4950" w:type="dxa"/>
+            <w:tcW w:w="4678" w:type="dxa"/>
           </w:tcPr>
           <w:p>
             <w:pPr>
@@ -552,7 +546,7 @@
         </w:tc>
         <w:tc>
           <w:tcPr>
-            <w:tcW w:w="1531" w:type="dxa"/>
+            <w:tcW w:w="1918" w:type="dxa"/>
           </w:tcPr>
           <w:p>
             <w:pPr>
@@ -573,7 +567,7 @@
         </w:tc>
         <w:tc>
           <w:tcPr>
-            <w:tcW w:w="4950" w:type="dxa"/>
+            <w:tcW w:w="4678" w:type="dxa"/>
           </w:tcPr>
           <w:p>
             <w:pPr>
@@ -617,75 +611,22 @@
     </w:p>
     <w:p>
       <w:pPr>
+        <w:jc w:val="center"/>
         <w:rPr>
-          <w:rFonts w:ascii="Microsoft YaHei" w:eastAsia="Microsoft YaHei" w:hAnsi="Microsoft YaHei"/>
+          <w:rFonts w:ascii="微软雅黑" w:eastAsia="微软雅黑" w:hAnsi="微软雅黑"/>
           <w:b/>
-          <w:sz w:val="28"/>
-          <w:szCs w:val="28"/>
+          <w:sz w:val="24"/>
+          <w:szCs w:val="24"/>
         </w:rPr>
       </w:pPr>
       <w:r>
         <w:rPr>
-          <w:sz w:val="28"/>
-          <w:szCs w:val="28"/>
+          <w:rFonts w:ascii="微软雅黑" w:eastAsia="微软雅黑" w:hAnsi="微软雅黑"/>
+          <w:b/>
+          <w:sz w:val="20"/>
+          <w:szCs w:val="20"/>
         </w:rPr>
-        <w:t xml:space="preserve">  </w:t>
-      </w:r>
-      <w:r>
-        <w:rPr>
-          <w:sz w:val="28"/>
-          <w:szCs w:val="28"/>
-        </w:rPr>
-        <w:tab/>
-      </w:r>
-      <w:r>
-        <w:rPr>
-          <w:sz w:val="28"/>
-          <w:szCs w:val="28"/>
-        </w:rPr>
-        <w:tab/>
-      </w:r>
-      <w:r>
-        <w:rPr>
-          <w:sz w:val="28"/>
-          <w:szCs w:val="28"/>
-        </w:rPr>
-        <w:tab/>
-      </w:r>
-      <w:r>
-        <w:rPr>
-          <w:sz w:val="28"/>
-          <w:szCs w:val="28"/>
-        </w:rPr>
-        <w:tab/>
-      </w:r>
-      <w:r>
-        <w:rPr>
-          <w:sz w:val="28"/>
-          <w:szCs w:val="28"/>
-        </w:rPr>
-        <w:tab/>
-      </w:r>
-      <w:r>
-        <w:rPr>
-          <w:sz w:val="28"/>
-          <w:szCs w:val="28"/>
-        </w:rPr>
-        <w:tab/>
-      </w:r>
-      <w:r>
-        <w:rPr>
-          <w:sz w:val="28"/>
-          <w:szCs w:val="28"/>
-        </w:rPr>
-        <w:t>Request</w:t>
-      </w:r>
-      <w:r>
-        <w:rPr>
-          <w:sz w:val="28"/>
-          <w:szCs w:val="28"/>
-        </w:rPr>
-        <w:t xml:space="preserve"> info</w:t>
+        <w:t>Request info</w:t>
       </w:r>
     </w:p>
     <w:tbl>
@@ -714,6 +655,7 @@
           </w:tcPr>
           <w:p>
             <w:pPr>
+              <w:jc w:val="center"/>
               <w:rPr>
                 <w:sz w:val="20"/>
                 <w:szCs w:val="20"/>
@@ -742,13 +684,6 @@
                 <w:szCs w:val="20"/>
               </w:rPr>
             </w:pPr>
-            <w:r>
-              <w:rPr>
-                <w:sz w:val="20"/>
-                <w:szCs w:val="20"/>
-              </w:rPr>
-              <w:t xml:space="preserve">    </w:t>
-            </w:r>
             <w:r>
               <w:rPr>
                 <w:sz w:val="20"/>
@@ -856,7 +791,6 @@
           </w:tcPr>
           <w:p>
             <w:pPr>
-              <w:ind w:firstLineChars="200" w:firstLine="400"/>
               <w:rPr>
                 <w:sz w:val="20"/>
                 <w:szCs w:val="20"/>
@@ -927,48 +861,17 @@
           </w:tcPr>
           <w:p>
             <w:pPr>
-              <w:jc w:val="center"/>
-              <w:rPr>
-                <w:sz w:val="20"/>
-                <w:szCs w:val="20"/>
-              </w:rPr>
-            </w:pPr>
-            <w:r>
-              <w:rPr>
-                <w:rFonts w:hint="eastAsia"/>
-                <w:sz w:val="20"/>
-                <w:szCs w:val="20"/>
-              </w:rPr>
-              <w:t xml:space="preserve"> </w:t>
-            </w:r>
-            <w:r>
-              <w:rPr>
-                <w:sz w:val="20"/>
-                <w:szCs w:val="20"/>
-              </w:rPr>
-              <w:t>T</w:t>
-            </w:r>
-            <w:r>
-              <w:rPr>
-                <w:rFonts w:hint="eastAsia"/>
-                <w:sz w:val="20"/>
-                <w:szCs w:val="20"/>
-              </w:rPr>
-              <w:t>el</w:t>
-            </w:r>
-            <w:r>
-              <w:rPr>
-                <w:sz w:val="20"/>
-                <w:szCs w:val="20"/>
-              </w:rPr>
-              <w:t xml:space="preserve">e of </w:t>
-            </w:r>
-            <w:r>
-              <w:rPr>
-                <w:sz w:val="20"/>
-                <w:szCs w:val="20"/>
-              </w:rPr>
-              <w:t>Requestor</w:t>
+              <w:rPr>
+                <w:sz w:val="20"/>
+                <w:szCs w:val="20"/>
+              </w:rPr>
+            </w:pPr>
+            <w:r>
+              <w:rPr>
+                <w:sz w:val="20"/>
+                <w:szCs w:val="20"/>
+              </w:rPr>
+              <w:t>Tele of Requestor</w:t>
             </w:r>
           </w:p>
         </w:tc>
@@ -1028,7 +931,6 @@
           </w:tcPr>
           <w:p>
             <w:pPr>
-              <w:jc w:val="center"/>
               <w:rPr>
                 <w:sz w:val="20"/>
                 <w:szCs w:val="20"/>
@@ -1116,21 +1018,7 @@
                 <w:sz w:val="20"/>
                 <w:szCs w:val="20"/>
               </w:rPr>
-              <w:t xml:space="preserve">    </w:t>
-            </w:r>
-            <w:r>
-              <w:rPr>
-                <w:sz w:val="20"/>
-                <w:szCs w:val="20"/>
-              </w:rPr>
-              <w:t>Request</w:t>
-            </w:r>
-            <w:r>
-              <w:rPr>
-                <w:sz w:val="20"/>
-                <w:szCs w:val="20"/>
-              </w:rPr>
-              <w:t xml:space="preserve"> Status</w:t>
+              <w:t>Request Status</w:t>
             </w:r>
           </w:p>
         </w:tc>
@@ -1190,7 +1078,6 @@
           </w:tcPr>
           <w:p>
             <w:pPr>
-              <w:jc w:val="center"/>
               <w:rPr>
                 <w:sz w:val="20"/>
                 <w:szCs w:val="20"/>
@@ -1267,7 +1154,7 @@
       <w:pPr>
         <w:jc w:val="center"/>
         <w:rPr>
-          <w:rFonts w:ascii="Microsoft YaHei" w:eastAsia="Microsoft YaHei" w:hAnsi="Microsoft YaHei"/>
+          <w:rFonts w:ascii="微软雅黑" w:eastAsia="微软雅黑" w:hAnsi="微软雅黑"/>
           <w:b/>
           <w:sz w:val="24"/>
           <w:szCs w:val="24"/>
@@ -1275,79 +1162,54 @@
       </w:pPr>
       <w:r>
         <w:rPr>
-          <w:rFonts w:ascii="Microsoft YaHei" w:eastAsia="Microsoft YaHei" w:hAnsi="Microsoft YaHei"/>
+          <w:rFonts w:ascii="微软雅黑" w:eastAsia="微软雅黑" w:hAnsi="微软雅黑"/>
           <w:b/>
-          <w:sz w:val="24"/>
-          <w:szCs w:val="24"/>
+          <w:sz w:val="20"/>
+          <w:szCs w:val="20"/>
         </w:rPr>
-        <w:t>Maintenance</w:t>
-      </w:r>
-      <w:r>
-        <w:rPr>
-          <w:rFonts w:ascii="Microsoft YaHei" w:eastAsia="Microsoft YaHei" w:hAnsi="Microsoft YaHei"/>
-          <w:b/>
-          <w:sz w:val="24"/>
-          <w:szCs w:val="24"/>
-        </w:rPr>
-        <w:t xml:space="preserve"> info</w:t>
+        <w:t>Maintenance info</w:t>
       </w:r>
     </w:p>
     <w:tbl>
       <w:tblPr>
         <w:tblStyle w:val="TableGrid"/>
-        <w:tblW w:w="10795" w:type="dxa"/>
+        <w:tblW w:w="10910" w:type="dxa"/>
         <w:tblLook w:val="04A0" w:firstRow="1" w:lastRow="0" w:firstColumn="1" w:lastColumn="0" w:noHBand="0" w:noVBand="1"/>
       </w:tblPr>
       <w:tblGrid>
-        <w:gridCol w:w="1212"/>
-        <w:gridCol w:w="1360"/>
+        <w:gridCol w:w="1515"/>
+        <w:gridCol w:w="1284"/>
         <w:gridCol w:w="1607"/>
-        <w:gridCol w:w="1544"/>
-        <w:gridCol w:w="1567"/>
-        <w:gridCol w:w="1562"/>
-        <w:gridCol w:w="1943"/>
+        <w:gridCol w:w="1702"/>
+        <w:gridCol w:w="1438"/>
+        <w:gridCol w:w="1521"/>
+        <w:gridCol w:w="1843"/>
       </w:tblGrid>
       <w:tr>
         <w:tc>
           <w:tcPr>
-            <w:tcW w:w="1315" w:type="dxa"/>
-          </w:tcPr>
-          <w:p>
-            <w:pPr>
-              <w:jc w:val="center"/>
-              <w:rPr>
-                <w:sz w:val="20"/>
-                <w:szCs w:val="20"/>
-              </w:rPr>
-            </w:pPr>
-            <w:r>
-              <w:rPr>
-                <w:sz w:val="20"/>
-                <w:szCs w:val="20"/>
-              </w:rPr>
-              <w:t>Current</w:t>
-            </w:r>
-          </w:p>
-          <w:p>
-            <w:pPr>
-              <w:jc w:val="center"/>
-              <w:rPr>
-                <w:sz w:val="20"/>
-                <w:szCs w:val="20"/>
-              </w:rPr>
-            </w:pPr>
-            <w:r>
-              <w:rPr>
-                <w:sz w:val="20"/>
-                <w:szCs w:val="20"/>
-              </w:rPr>
-              <w:t>Status</w:t>
-            </w:r>
-          </w:p>
-        </w:tc>
-        <w:tc>
-          <w:tcPr>
-            <w:tcW w:w="2460" w:type="dxa"/>
+            <w:tcW w:w="1515" w:type="dxa"/>
+          </w:tcPr>
+          <w:p>
+            <w:pPr>
+              <w:jc w:val="center"/>
+              <w:rPr>
+                <w:sz w:val="20"/>
+                <w:szCs w:val="20"/>
+              </w:rPr>
+            </w:pPr>
+            <w:r>
+              <w:rPr>
+                <w:sz w:val="20"/>
+                <w:szCs w:val="20"/>
+              </w:rPr>
+              <w:t>Current Status</w:t>
+            </w:r>
+          </w:p>
+        </w:tc>
+        <w:tc>
+          <w:tcPr>
+            <w:tcW w:w="2891" w:type="dxa"/>
             <w:gridSpan w:val="2"/>
           </w:tcPr>
           <w:p>
@@ -1401,7 +1263,7 @@
         </w:tc>
         <w:tc>
           <w:tcPr>
-            <w:tcW w:w="1620" w:type="dxa"/>
+            <w:tcW w:w="1702" w:type="dxa"/>
           </w:tcPr>
           <w:p>
             <w:pPr>
@@ -1422,29 +1284,22 @@
         </w:tc>
         <w:tc>
           <w:tcPr>
-            <w:tcW w:w="1620" w:type="dxa"/>
-          </w:tcPr>
-          <w:p>
-            <w:pPr>
-              <w:jc w:val="center"/>
-              <w:rPr>
-                <w:sz w:val="20"/>
-                <w:szCs w:val="20"/>
-              </w:rPr>
-            </w:pPr>
-            <w:r>
-              <w:rPr>
-                <w:sz w:val="20"/>
-                <w:szCs w:val="20"/>
-              </w:rPr>
-              <w:t>{</w:t>
-            </w:r>
-            <w:r>
-              <w:rPr>
-                <w:sz w:val="20"/>
-                <w:szCs w:val="20"/>
-              </w:rPr>
-              <w:t>{</w:t>
+            <w:tcW w:w="1438" w:type="dxa"/>
+          </w:tcPr>
+          <w:p>
+            <w:pPr>
+              <w:jc w:val="center"/>
+              <w:rPr>
+                <w:sz w:val="20"/>
+                <w:szCs w:val="20"/>
+              </w:rPr>
+            </w:pPr>
+            <w:r>
+              <w:rPr>
+                <w:sz w:val="20"/>
+                <w:szCs w:val="20"/>
+              </w:rPr>
+              <w:t>{{</w:t>
             </w:r>
             <w:proofErr w:type="spellStart"/>
             <w:r>
@@ -1474,73 +1329,43 @@
         </w:tc>
         <w:tc>
           <w:tcPr>
-            <w:tcW w:w="1710" w:type="dxa"/>
-          </w:tcPr>
-          <w:p>
-            <w:pPr>
-              <w:jc w:val="center"/>
-              <w:rPr>
-                <w:sz w:val="20"/>
-                <w:szCs w:val="20"/>
-              </w:rPr>
-            </w:pPr>
-            <w:r>
-              <w:rPr>
-                <w:rFonts w:ascii="Arial" w:hAnsi="Arial" w:cs="Arial"/>
-                <w:color w:val="333333"/>
-                <w:sz w:val="27"/>
-                <w:szCs w:val="27"/>
-                <w:shd w:val="clear" w:color="auto" w:fill="FFFFFF"/>
-              </w:rPr>
-              <w:t>Total cost (</w:t>
-            </w:r>
-            <w:r>
-              <w:rPr>
-                <w:rFonts w:ascii="Arial" w:hAnsi="Arial" w:cs="Arial"/>
-                <w:color w:val="333333"/>
-                <w:sz w:val="27"/>
-                <w:szCs w:val="27"/>
-                <w:shd w:val="clear" w:color="auto" w:fill="FFFFFF"/>
-              </w:rPr>
-              <w:t>RMB</w:t>
-            </w:r>
-            <w:r>
-              <w:rPr>
-                <w:rFonts w:ascii="Arial" w:hAnsi="Arial" w:cs="Arial"/>
-                <w:color w:val="333333"/>
-                <w:sz w:val="27"/>
-                <w:szCs w:val="27"/>
-                <w:shd w:val="clear" w:color="auto" w:fill="FFFFFF"/>
-              </w:rPr>
-              <w:t>)</w:t>
-            </w:r>
-          </w:p>
-        </w:tc>
-        <w:tc>
-          <w:tcPr>
-            <w:tcW w:w="2070" w:type="dxa"/>
-          </w:tcPr>
-          <w:p>
-            <w:pPr>
-              <w:jc w:val="center"/>
-              <w:rPr>
-                <w:sz w:val="20"/>
-                <w:szCs w:val="20"/>
-              </w:rPr>
-            </w:pPr>
-            <w:r>
-              <w:rPr>
-                <w:sz w:val="20"/>
-                <w:szCs w:val="20"/>
-              </w:rPr>
-              <w:t>{</w:t>
-            </w:r>
-            <w:r>
-              <w:rPr>
-                <w:sz w:val="20"/>
-                <w:szCs w:val="20"/>
-              </w:rPr>
-              <w:t>{</w:t>
+            <w:tcW w:w="1521" w:type="dxa"/>
+          </w:tcPr>
+          <w:p>
+            <w:pPr>
+              <w:jc w:val="center"/>
+              <w:rPr>
+                <w:sz w:val="20"/>
+                <w:szCs w:val="20"/>
+              </w:rPr>
+            </w:pPr>
+            <w:r>
+              <w:rPr>
+                <w:sz w:val="20"/>
+                <w:szCs w:val="20"/>
+              </w:rPr>
+              <w:t>Total cost</w:t>
+            </w:r>
+          </w:p>
+        </w:tc>
+        <w:tc>
+          <w:tcPr>
+            <w:tcW w:w="1843" w:type="dxa"/>
+          </w:tcPr>
+          <w:p>
+            <w:pPr>
+              <w:jc w:val="center"/>
+              <w:rPr>
+                <w:sz w:val="20"/>
+                <w:szCs w:val="20"/>
+              </w:rPr>
+            </w:pPr>
+            <w:r>
+              <w:rPr>
+                <w:sz w:val="20"/>
+                <w:szCs w:val="20"/>
+              </w:rPr>
+              <w:t>{{</w:t>
             </w:r>
             <w:proofErr w:type="spellStart"/>
             <w:r>
@@ -1572,32 +1397,28 @@
       <w:tr>
         <w:tc>
           <w:tcPr>
-            <w:tcW w:w="1315" w:type="dxa"/>
-          </w:tcPr>
-          <w:p>
-            <w:pPr>
-              <w:jc w:val="center"/>
-              <w:rPr>
-                <w:sz w:val="20"/>
-                <w:szCs w:val="20"/>
-              </w:rPr>
-            </w:pPr>
-            <w:hyperlink r:id="rId7" w:tgtFrame="_blank" w:history="1">
-              <w:r>
-                <w:rPr>
-                  <w:rStyle w:val="Hyperlink"/>
-                  <w:color w:val="333333"/>
-                  <w:sz w:val="20"/>
-                  <w:szCs w:val="20"/>
-                </w:rPr>
-                <w:t>Other Expenses</w:t>
-              </w:r>
-            </w:hyperlink>
-          </w:p>
-        </w:tc>
-        <w:tc>
-          <w:tcPr>
-            <w:tcW w:w="2460" w:type="dxa"/>
+            <w:tcW w:w="1515" w:type="dxa"/>
+          </w:tcPr>
+          <w:p>
+            <w:pPr>
+              <w:jc w:val="center"/>
+              <w:rPr>
+                <w:sz w:val="20"/>
+                <w:szCs w:val="20"/>
+              </w:rPr>
+            </w:pPr>
+            <w:r>
+              <w:rPr>
+                <w:sz w:val="20"/>
+                <w:szCs w:val="20"/>
+              </w:rPr>
+              <w:t>Other Expenses</w:t>
+            </w:r>
+          </w:p>
+        </w:tc>
+        <w:tc>
+          <w:tcPr>
+            <w:tcW w:w="2891" w:type="dxa"/>
             <w:gridSpan w:val="2"/>
           </w:tcPr>
           <w:p>
@@ -1657,34 +1478,28 @@
         </w:tc>
         <w:tc>
           <w:tcPr>
-            <w:tcW w:w="1620" w:type="dxa"/>
-          </w:tcPr>
-          <w:p>
-            <w:pPr>
-              <w:jc w:val="center"/>
-              <w:rPr>
-                <w:sz w:val="20"/>
-                <w:szCs w:val="20"/>
-              </w:rPr>
-            </w:pPr>
-            <w:hyperlink r:id="rId8" w:tgtFrame="_blank" w:history="1">
-              <w:r>
-                <w:rPr>
-                  <w:rStyle w:val="Hyperlink"/>
-                  <w:rFonts w:ascii="Arial" w:hAnsi="Arial" w:cs="Arial"/>
-                  <w:color w:val="333333"/>
-                  <w:sz w:val="20"/>
-                  <w:szCs w:val="20"/>
-                  <w:shd w:val="clear" w:color="auto" w:fill="FFFFFF"/>
-                </w:rPr>
-                <w:t>Maintenance cost</w:t>
-              </w:r>
-            </w:hyperlink>
-          </w:p>
-        </w:tc>
-        <w:tc>
-          <w:tcPr>
-            <w:tcW w:w="1620" w:type="dxa"/>
+            <w:tcW w:w="1702" w:type="dxa"/>
+          </w:tcPr>
+          <w:p>
+            <w:pPr>
+              <w:jc w:val="center"/>
+              <w:rPr>
+                <w:sz w:val="20"/>
+                <w:szCs w:val="20"/>
+              </w:rPr>
+            </w:pPr>
+            <w:r>
+              <w:rPr>
+                <w:sz w:val="20"/>
+                <w:szCs w:val="20"/>
+              </w:rPr>
+              <w:t>Maintenance cost</w:t>
+            </w:r>
+          </w:p>
+        </w:tc>
+        <w:tc>
+          <w:tcPr>
+            <w:tcW w:w="1438" w:type="dxa"/>
           </w:tcPr>
           <w:p>
             <w:pPr>
@@ -1721,21 +1536,21 @@
         </w:tc>
         <w:tc>
           <w:tcPr>
-            <w:tcW w:w="1710" w:type="dxa"/>
-          </w:tcPr>
-          <w:p>
-            <w:pPr>
-              <w:jc w:val="center"/>
-              <w:rPr>
-                <w:sz w:val="20"/>
-                <w:szCs w:val="20"/>
-              </w:rPr>
-            </w:pPr>
-          </w:p>
-        </w:tc>
-        <w:tc>
-          <w:tcPr>
-            <w:tcW w:w="2070" w:type="dxa"/>
+            <w:tcW w:w="1521" w:type="dxa"/>
+          </w:tcPr>
+          <w:p>
+            <w:pPr>
+              <w:jc w:val="center"/>
+              <w:rPr>
+                <w:sz w:val="20"/>
+                <w:szCs w:val="20"/>
+              </w:rPr>
+            </w:pPr>
+          </w:p>
+        </w:tc>
+        <w:tc>
+          <w:tcPr>
+            <w:tcW w:w="1843" w:type="dxa"/>
           </w:tcPr>
           <w:p>
             <w:pPr>
@@ -1751,7 +1566,7 @@
       <w:tr>
         <w:tc>
           <w:tcPr>
-            <w:tcW w:w="1315" w:type="dxa"/>
+            <w:tcW w:w="1515" w:type="dxa"/>
           </w:tcPr>
           <w:p>
             <w:pPr>
@@ -1772,7 +1587,7 @@
         </w:tc>
         <w:tc>
           <w:tcPr>
-            <w:tcW w:w="2460" w:type="dxa"/>
+            <w:tcW w:w="2891" w:type="dxa"/>
             <w:gridSpan w:val="2"/>
           </w:tcPr>
           <w:p>
@@ -1804,21 +1619,7 @@
                 <w:sz w:val="20"/>
                 <w:szCs w:val="20"/>
               </w:rPr>
-              <w:t>fix_</w:t>
-            </w:r>
-            <w:r>
-              <w:rPr>
-                <w:sz w:val="20"/>
-                <w:szCs w:val="20"/>
-              </w:rPr>
-              <w:t>sign_</w:t>
-            </w:r>
-            <w:r>
-              <w:rPr>
-                <w:sz w:val="20"/>
-                <w:szCs w:val="20"/>
-              </w:rPr>
-              <w:t>time</w:t>
+              <w:t>fix_sign_time</w:t>
             </w:r>
             <w:proofErr w:type="spellEnd"/>
             <w:r>
@@ -1827,11 +1628,69 @@
                 <w:sz w:val="20"/>
                 <w:szCs w:val="20"/>
               </w:rPr>
+              <w:t>}}</w:t>
+            </w:r>
+          </w:p>
+        </w:tc>
+        <w:tc>
+          <w:tcPr>
+            <w:tcW w:w="1702" w:type="dxa"/>
+          </w:tcPr>
+          <w:p>
+            <w:pPr>
+              <w:jc w:val="center"/>
+              <w:rPr>
+                <w:sz w:val="20"/>
+                <w:szCs w:val="20"/>
+              </w:rPr>
+            </w:pPr>
+            <w:r>
+              <w:rPr>
+                <w:sz w:val="20"/>
+                <w:szCs w:val="20"/>
+              </w:rPr>
+              <w:t>Workorder Type</w:t>
+            </w:r>
+          </w:p>
+        </w:tc>
+        <w:tc>
+          <w:tcPr>
+            <w:tcW w:w="1438" w:type="dxa"/>
+          </w:tcPr>
+          <w:p>
+            <w:pPr>
+              <w:jc w:val="center"/>
+              <w:rPr>
+                <w:sz w:val="20"/>
+                <w:szCs w:val="20"/>
+              </w:rPr>
+            </w:pPr>
+            <w:r>
+              <w:rPr>
+                <w:sz w:val="20"/>
+                <w:szCs w:val="20"/>
+              </w:rPr>
+              <w:t>{{</w:t>
+            </w:r>
+            <w:proofErr w:type="spellStart"/>
+            <w:r>
+              <w:rPr>
+                <w:sz w:val="20"/>
+                <w:szCs w:val="20"/>
+              </w:rPr>
+              <w:t>fix_type</w:t>
+            </w:r>
+            <w:proofErr w:type="spellEnd"/>
+            <w:r>
+              <w:rPr>
+                <w:rFonts w:hint="eastAsia"/>
+                <w:sz w:val="20"/>
+                <w:szCs w:val="20"/>
+              </w:rPr>
               <w:t>}</w:t>
             </w:r>
             <w:r>
               <w:rPr>
-                <w:rFonts w:hint="eastAsia"/>
                 <w:sz w:val="20"/>
                 <w:szCs w:val="20"/>
               </w:rPr>
@@ -1841,80 +1700,7 @@
         </w:tc>
         <w:tc>
           <w:tcPr>
-            <w:tcW w:w="1620" w:type="dxa"/>
-          </w:tcPr>
-          <w:p>
-            <w:pPr>
-              <w:jc w:val="center"/>
-              <w:rPr>
-                <w:sz w:val="20"/>
-                <w:szCs w:val="20"/>
-              </w:rPr>
-            </w:pPr>
-            <w:r>
-              <w:rPr>
-                <w:sz w:val="20"/>
-                <w:szCs w:val="20"/>
-              </w:rPr>
-              <w:t>Workorder Type</w:t>
-            </w:r>
-          </w:p>
-        </w:tc>
-        <w:tc>
-          <w:tcPr>
-            <w:tcW w:w="1620" w:type="dxa"/>
-          </w:tcPr>
-          <w:p>
-            <w:pPr>
-              <w:jc w:val="center"/>
-              <w:rPr>
-                <w:sz w:val="20"/>
-                <w:szCs w:val="20"/>
-              </w:rPr>
-            </w:pPr>
-            <w:r>
-              <w:rPr>
-                <w:sz w:val="20"/>
-                <w:szCs w:val="20"/>
-              </w:rPr>
-              <w:t>{</w:t>
-            </w:r>
-            <w:r>
-              <w:rPr>
-                <w:sz w:val="20"/>
-                <w:szCs w:val="20"/>
-              </w:rPr>
-              <w:t>{</w:t>
-            </w:r>
-            <w:proofErr w:type="spellStart"/>
-            <w:r>
-              <w:rPr>
-                <w:sz w:val="20"/>
-                <w:szCs w:val="20"/>
-              </w:rPr>
-              <w:t>fix_type</w:t>
-            </w:r>
-            <w:proofErr w:type="spellEnd"/>
-            <w:r>
-              <w:rPr>
-                <w:rFonts w:hint="eastAsia"/>
-                <w:sz w:val="20"/>
-                <w:szCs w:val="20"/>
-              </w:rPr>
-              <w:t>}</w:t>
-            </w:r>
-            <w:r>
-              <w:rPr>
-                <w:sz w:val="20"/>
-                <w:szCs w:val="20"/>
-              </w:rPr>
-              <w:t>}</w:t>
-            </w:r>
-          </w:p>
-        </w:tc>
-        <w:tc>
-          <w:tcPr>
-            <w:tcW w:w="1710" w:type="dxa"/>
+            <w:tcW w:w="1521" w:type="dxa"/>
           </w:tcPr>
           <w:p>
             <w:pPr>
@@ -1935,29 +1721,22 @@
         </w:tc>
         <w:tc>
           <w:tcPr>
-            <w:tcW w:w="2070" w:type="dxa"/>
-          </w:tcPr>
-          <w:p>
-            <w:pPr>
-              <w:jc w:val="center"/>
-              <w:rPr>
-                <w:sz w:val="20"/>
-                <w:szCs w:val="20"/>
-              </w:rPr>
-            </w:pPr>
-            <w:r>
-              <w:rPr>
-                <w:sz w:val="20"/>
-                <w:szCs w:val="20"/>
-              </w:rPr>
-              <w:t>{</w:t>
-            </w:r>
-            <w:r>
-              <w:rPr>
-                <w:sz w:val="20"/>
-                <w:szCs w:val="20"/>
-              </w:rPr>
-              <w:t>{</w:t>
+            <w:tcW w:w="1843" w:type="dxa"/>
+          </w:tcPr>
+          <w:p>
+            <w:pPr>
+              <w:jc w:val="center"/>
+              <w:rPr>
+                <w:sz w:val="20"/>
+                <w:szCs w:val="20"/>
+              </w:rPr>
+            </w:pPr>
+            <w:r>
+              <w:rPr>
+                <w:sz w:val="20"/>
+                <w:szCs w:val="20"/>
+              </w:rPr>
+              <w:t>{{</w:t>
             </w:r>
             <w:proofErr w:type="spellStart"/>
             <w:r>
@@ -1989,7 +1768,7 @@
       <w:tr>
         <w:tc>
           <w:tcPr>
-            <w:tcW w:w="1315" w:type="dxa"/>
+            <w:tcW w:w="1515" w:type="dxa"/>
           </w:tcPr>
           <w:p>
             <w:pPr>
@@ -2010,7 +1789,7 @@
         </w:tc>
         <w:tc>
           <w:tcPr>
-            <w:tcW w:w="1391" w:type="dxa"/>
+            <w:tcW w:w="1284" w:type="dxa"/>
           </w:tcPr>
           <w:p>
             <w:pPr>
@@ -2050,6 +1829,59 @@
                 <w:sz w:val="20"/>
                 <w:szCs w:val="20"/>
               </w:rPr>
+              <w:t>}}</w:t>
+            </w:r>
+          </w:p>
+        </w:tc>
+        <w:tc>
+          <w:tcPr>
+            <w:tcW w:w="1607" w:type="dxa"/>
+          </w:tcPr>
+          <w:p>
+            <w:pPr>
+              <w:jc w:val="center"/>
+              <w:rPr>
+                <w:sz w:val="20"/>
+                <w:szCs w:val="20"/>
+              </w:rPr>
+            </w:pPr>
+            <w:r>
+              <w:rPr>
+                <w:sz w:val="20"/>
+                <w:szCs w:val="20"/>
+              </w:rPr>
+              <w:t>man-hour</w:t>
+            </w:r>
+            <w:r>
+              <w:rPr>
+                <w:rFonts w:hint="eastAsia"/>
+                <w:sz w:val="20"/>
+                <w:szCs w:val="20"/>
+              </w:rPr>
+              <w:t>：</w:t>
+            </w:r>
+            <w:r>
+              <w:rPr>
+                <w:rFonts w:hint="eastAsia"/>
+                <w:sz w:val="20"/>
+                <w:szCs w:val="20"/>
+              </w:rPr>
+              <w:t>{{</w:t>
+            </w:r>
+            <w:proofErr w:type="spellStart"/>
+            <w:r>
+              <w:rPr>
+                <w:sz w:val="20"/>
+                <w:szCs w:val="20"/>
+              </w:rPr>
+              <w:t>fix_man_hour</w:t>
+            </w:r>
+            <w:proofErr w:type="spellEnd"/>
+            <w:r>
+              <w:rPr>
+                <w:sz w:val="20"/>
+                <w:szCs w:val="20"/>
+              </w:rPr>
               <w:t>}</w:t>
             </w:r>
             <w:r>
@@ -2064,39 +1896,31 @@
         </w:tc>
         <w:tc>
           <w:tcPr>
-            <w:tcW w:w="1069" w:type="dxa"/>
-          </w:tcPr>
-          <w:p>
-            <w:pPr>
-              <w:jc w:val="center"/>
-              <w:rPr>
-                <w:rFonts w:ascii="Arial" w:hAnsi="Arial" w:cs="Arial"/>
-                <w:color w:val="333333"/>
-                <w:sz w:val="20"/>
-                <w:szCs w:val="20"/>
-              </w:rPr>
-            </w:pPr>
-            <w:hyperlink r:id="rId9" w:tgtFrame="_blank" w:history="1">
-              <w:r>
-                <w:rPr>
-                  <w:rStyle w:val="Hyperlink"/>
-                  <w:rFonts w:ascii="Arial" w:hAnsi="Arial" w:cs="Arial"/>
-                  <w:color w:val="333333"/>
-                  <w:sz w:val="20"/>
-                  <w:szCs w:val="20"/>
-                </w:rPr>
-                <w:t>man-hour</w:t>
-              </w:r>
-            </w:hyperlink>
-          </w:p>
-          <w:p>
-            <w:pPr>
-              <w:jc w:val="center"/>
-              <w:rPr>
-                <w:sz w:val="20"/>
-                <w:szCs w:val="20"/>
-              </w:rPr>
-            </w:pPr>
+            <w:tcW w:w="1702" w:type="dxa"/>
+          </w:tcPr>
+          <w:p>
+            <w:pPr>
+              <w:jc w:val="center"/>
+              <w:rPr>
+                <w:sz w:val="20"/>
+                <w:szCs w:val="20"/>
+              </w:rPr>
+            </w:pPr>
+            <w:r>
+              <w:rPr>
+                <w:sz w:val="20"/>
+                <w:szCs w:val="20"/>
+              </w:rPr>
+              <w:t>Coworker</w:t>
+            </w:r>
+            <w:r>
+              <w:rPr>
+                <w:rFonts w:hint="eastAsia"/>
+                <w:sz w:val="20"/>
+                <w:szCs w:val="20"/>
+              </w:rPr>
+              <w:t>：</w:t>
+            </w:r>
             <w:r>
               <w:rPr>
                 <w:rFonts w:hint="eastAsia"/>
@@ -2107,28 +1931,107 @@
             </w:r>
             <w:r>
               <w:rPr>
+                <w:sz w:val="20"/>
+                <w:szCs w:val="20"/>
+              </w:rPr>
+              <w:t>{fix_co1}}</w:t>
+            </w:r>
+          </w:p>
+        </w:tc>
+        <w:tc>
+          <w:tcPr>
+            <w:tcW w:w="1438" w:type="dxa"/>
+          </w:tcPr>
+          <w:p>
+            <w:pPr>
+              <w:jc w:val="center"/>
+              <w:rPr>
+                <w:sz w:val="20"/>
+                <w:szCs w:val="20"/>
+              </w:rPr>
+            </w:pPr>
+            <w:r>
+              <w:rPr>
+                <w:sz w:val="20"/>
+                <w:szCs w:val="20"/>
+              </w:rPr>
+              <w:t>man-hour</w:t>
+            </w:r>
+            <w:r>
+              <w:rPr>
+                <w:rFonts w:hint="eastAsia"/>
+                <w:sz w:val="20"/>
+                <w:szCs w:val="20"/>
+              </w:rPr>
+              <w:t>：</w:t>
+            </w:r>
+            <w:r>
+              <w:rPr>
                 <w:rFonts w:hint="eastAsia"/>
                 <w:sz w:val="20"/>
                 <w:szCs w:val="20"/>
               </w:rPr>
               <w:t>{</w:t>
             </w:r>
-            <w:proofErr w:type="spellStart"/>
-            <w:r>
-              <w:rPr>
-                <w:sz w:val="20"/>
-                <w:szCs w:val="20"/>
-              </w:rPr>
-              <w:t>fix_man_hour</w:t>
-            </w:r>
-            <w:proofErr w:type="spellEnd"/>
-            <w:r>
-              <w:rPr>
+            <w:r>
+              <w:rPr>
+                <w:sz w:val="20"/>
+                <w:szCs w:val="20"/>
+              </w:rPr>
+              <w:t>{fix_cohour1}</w:t>
+            </w:r>
+            <w:r>
+              <w:rPr>
+                <w:rFonts w:hint="eastAsia"/>
                 <w:sz w:val="20"/>
                 <w:szCs w:val="20"/>
               </w:rPr>
               <w:t>}</w:t>
             </w:r>
+          </w:p>
+        </w:tc>
+        <w:tc>
+          <w:tcPr>
+            <w:tcW w:w="1521" w:type="dxa"/>
+          </w:tcPr>
+          <w:p>
+            <w:pPr>
+              <w:jc w:val="center"/>
+              <w:rPr>
+                <w:sz w:val="20"/>
+                <w:szCs w:val="20"/>
+              </w:rPr>
+            </w:pPr>
+            <w:r>
+              <w:rPr>
+                <w:sz w:val="20"/>
+                <w:szCs w:val="20"/>
+              </w:rPr>
+              <w:t>Coworker</w:t>
+            </w:r>
+            <w:r>
+              <w:rPr>
+                <w:rFonts w:hint="eastAsia"/>
+                <w:sz w:val="20"/>
+                <w:szCs w:val="20"/>
+              </w:rPr>
+              <w:t>：</w:t>
+            </w:r>
+            <w:r>
+              <w:rPr>
+                <w:rFonts w:hint="eastAsia"/>
+                <w:sz w:val="20"/>
+                <w:szCs w:val="20"/>
+              </w:rPr>
+              <w:t>{</w:t>
+            </w:r>
+            <w:r>
+              <w:rPr>
+                <w:sz w:val="20"/>
+                <w:szCs w:val="20"/>
+              </w:rPr>
+              <w:t>{fix_co2}</w:t>
+            </w:r>
             <w:r>
               <w:rPr>
                 <w:rFonts w:hint="eastAsia"/>
@@ -2141,22 +2044,22 @@
         </w:tc>
         <w:tc>
           <w:tcPr>
-            <w:tcW w:w="1620" w:type="dxa"/>
-          </w:tcPr>
-          <w:p>
-            <w:pPr>
-              <w:jc w:val="center"/>
-              <w:rPr>
-                <w:sz w:val="20"/>
-                <w:szCs w:val="20"/>
-              </w:rPr>
-            </w:pPr>
-            <w:r>
-              <w:rPr>
-                <w:sz w:val="20"/>
-                <w:szCs w:val="20"/>
-              </w:rPr>
-              <w:t>Coworker</w:t>
+            <w:tcW w:w="1843" w:type="dxa"/>
+          </w:tcPr>
+          <w:p>
+            <w:pPr>
+              <w:jc w:val="center"/>
+              <w:rPr>
+                <w:sz w:val="20"/>
+                <w:szCs w:val="20"/>
+              </w:rPr>
+            </w:pPr>
+            <w:r>
+              <w:rPr>
+                <w:sz w:val="20"/>
+                <w:szCs w:val="20"/>
+              </w:rPr>
+              <w:t>man-hour</w:t>
             </w:r>
             <w:r>
               <w:rPr>
@@ -2166,221 +2069,6 @@
               </w:rPr>
               <w:t>：</w:t>
             </w:r>
-            <w:r>
-              <w:rPr>
-                <w:rFonts w:hint="eastAsia"/>
-                <w:sz w:val="20"/>
-                <w:szCs w:val="20"/>
-              </w:rPr>
-              <w:t>{</w:t>
-            </w:r>
-            <w:r>
-              <w:rPr>
-                <w:sz w:val="20"/>
-                <w:szCs w:val="20"/>
-              </w:rPr>
-              <w:t>{</w:t>
-            </w:r>
-            <w:r>
-              <w:rPr>
-                <w:sz w:val="20"/>
-                <w:szCs w:val="20"/>
-              </w:rPr>
-              <w:t>fix_co1</w:t>
-            </w:r>
-            <w:r>
-              <w:rPr>
-                <w:sz w:val="20"/>
-                <w:szCs w:val="20"/>
-              </w:rPr>
-              <w:t>}}</w:t>
-            </w:r>
-          </w:p>
-        </w:tc>
-        <w:tc>
-          <w:tcPr>
-            <w:tcW w:w="1620" w:type="dxa"/>
-          </w:tcPr>
-          <w:p>
-            <w:pPr>
-              <w:jc w:val="center"/>
-              <w:rPr>
-                <w:rFonts w:ascii="Arial" w:hAnsi="Arial" w:cs="Arial"/>
-                <w:color w:val="333333"/>
-                <w:sz w:val="20"/>
-                <w:szCs w:val="20"/>
-              </w:rPr>
-            </w:pPr>
-            <w:hyperlink r:id="rId10" w:tgtFrame="_blank" w:history="1">
-              <w:r>
-                <w:rPr>
-                  <w:rStyle w:val="Hyperlink"/>
-                  <w:rFonts w:ascii="Arial" w:hAnsi="Arial" w:cs="Arial"/>
-                  <w:color w:val="333333"/>
-                  <w:sz w:val="20"/>
-                  <w:szCs w:val="20"/>
-                </w:rPr>
-                <w:t>man-hour</w:t>
-              </w:r>
-            </w:hyperlink>
-            <w:r>
-              <w:rPr>
-                <w:rFonts w:hint="eastAsia"/>
-                <w:sz w:val="20"/>
-                <w:szCs w:val="20"/>
-              </w:rPr>
-              <w:t>：</w:t>
-            </w:r>
-            <w:r>
-              <w:rPr>
-                <w:rFonts w:hint="eastAsia"/>
-                <w:sz w:val="20"/>
-                <w:szCs w:val="20"/>
-              </w:rPr>
-              <w:t>{</w:t>
-            </w:r>
-            <w:r>
-              <w:rPr>
-                <w:sz w:val="20"/>
-                <w:szCs w:val="20"/>
-              </w:rPr>
-              <w:t>{</w:t>
-            </w:r>
-            <w:r>
-              <w:rPr>
-                <w:sz w:val="20"/>
-                <w:szCs w:val="20"/>
-              </w:rPr>
-              <w:t>fix_cohour1</w:t>
-            </w:r>
-            <w:r>
-              <w:rPr>
-                <w:sz w:val="20"/>
-                <w:szCs w:val="20"/>
-              </w:rPr>
-              <w:t>}</w:t>
-            </w:r>
-            <w:r>
-              <w:rPr>
-                <w:rFonts w:hint="eastAsia"/>
-                <w:sz w:val="20"/>
-                <w:szCs w:val="20"/>
-              </w:rPr>
-              <w:t>}</w:t>
-            </w:r>
-          </w:p>
-        </w:tc>
-        <w:tc>
-          <w:tcPr>
-            <w:tcW w:w="1710" w:type="dxa"/>
-          </w:tcPr>
-          <w:p>
-            <w:pPr>
-              <w:jc w:val="center"/>
-              <w:rPr>
-                <w:sz w:val="20"/>
-                <w:szCs w:val="20"/>
-              </w:rPr>
-            </w:pPr>
-            <w:r>
-              <w:rPr>
-                <w:sz w:val="20"/>
-                <w:szCs w:val="20"/>
-              </w:rPr>
-              <w:t>Coworker</w:t>
-            </w:r>
-            <w:r>
-              <w:rPr>
-                <w:rFonts w:hint="eastAsia"/>
-                <w:sz w:val="20"/>
-                <w:szCs w:val="20"/>
-              </w:rPr>
-              <w:t>：</w:t>
-            </w:r>
-            <w:r>
-              <w:rPr>
-                <w:rFonts w:hint="eastAsia"/>
-                <w:sz w:val="20"/>
-                <w:szCs w:val="20"/>
-              </w:rPr>
-              <w:t>{</w:t>
-            </w:r>
-            <w:r>
-              <w:rPr>
-                <w:sz w:val="20"/>
-                <w:szCs w:val="20"/>
-              </w:rPr>
-              <w:t>{</w:t>
-            </w:r>
-            <w:r>
-              <w:rPr>
-                <w:sz w:val="20"/>
-                <w:szCs w:val="20"/>
-              </w:rPr>
-              <w:t>fix_co2</w:t>
-            </w:r>
-            <w:r>
-              <w:rPr>
-                <w:sz w:val="20"/>
-                <w:szCs w:val="20"/>
-              </w:rPr>
-              <w:t>}</w:t>
-            </w:r>
-            <w:r>
-              <w:rPr>
-                <w:rFonts w:hint="eastAsia"/>
-                <w:sz w:val="20"/>
-                <w:szCs w:val="20"/>
-              </w:rPr>
-              <w:t>}</w:t>
-            </w:r>
-          </w:p>
-        </w:tc>
-        <w:tc>
-          <w:tcPr>
-            <w:tcW w:w="2070" w:type="dxa"/>
-          </w:tcPr>
-          <w:p>
-            <w:pPr>
-              <w:jc w:val="center"/>
-              <w:rPr>
-                <w:rFonts w:ascii="Arial" w:hAnsi="Arial" w:cs="Arial"/>
-                <w:color w:val="333333"/>
-                <w:sz w:val="20"/>
-                <w:szCs w:val="20"/>
-              </w:rPr>
-            </w:pPr>
-            <w:hyperlink r:id="rId11" w:tgtFrame="_blank" w:history="1">
-              <w:r>
-                <w:rPr>
-                  <w:rStyle w:val="Hyperlink"/>
-                  <w:rFonts w:ascii="Arial" w:hAnsi="Arial" w:cs="Arial"/>
-                  <w:color w:val="333333"/>
-                  <w:sz w:val="20"/>
-                  <w:szCs w:val="20"/>
-                </w:rPr>
-                <w:t>man-hour</w:t>
-              </w:r>
-            </w:hyperlink>
-            <w:r>
-              <w:rPr>
-                <w:rStyle w:val="opdicttext2"/>
-                <w:rFonts w:ascii="Arial" w:hAnsi="Arial" w:cs="Arial"/>
-                <w:color w:val="333333"/>
-                <w:sz w:val="20"/>
-                <w:szCs w:val="20"/>
-              </w:rPr>
-              <w:t>:</w:t>
-            </w:r>
-          </w:p>
-          <w:p>
-            <w:pPr>
-              <w:jc w:val="center"/>
-              <w:rPr>
-                <w:sz w:val="20"/>
-                <w:szCs w:val="20"/>
-              </w:rPr>
-            </w:pPr>
             <w:r>
               <w:rPr>
                 <w:rFonts w:hint="eastAsia"/>
@@ -2410,7 +2098,7 @@
       <w:tr>
         <w:tc>
           <w:tcPr>
-            <w:tcW w:w="3775" w:type="dxa"/>
+            <w:tcW w:w="4406" w:type="dxa"/>
             <w:gridSpan w:val="3"/>
           </w:tcPr>
           <w:p>
@@ -2423,19 +2111,30 @@
             </w:pPr>
             <w:r>
               <w:rPr>
-                <w:rFonts w:ascii="Arial" w:hAnsi="Arial" w:cs="Arial"/>
-                <w:color w:val="333333"/>
-                <w:sz w:val="20"/>
-                <w:szCs w:val="20"/>
-                <w:shd w:val="clear" w:color="auto" w:fill="FFFFFF"/>
-              </w:rPr>
-              <w:t>Fault cause description</w:t>
-            </w:r>
-          </w:p>
-        </w:tc>
-        <w:tc>
-          <w:tcPr>
-            <w:tcW w:w="3240" w:type="dxa"/>
+                <w:sz w:val="20"/>
+                <w:szCs w:val="20"/>
+              </w:rPr>
+              <w:t>Fault cause</w:t>
+            </w:r>
+            <w:r>
+              <w:rPr>
+                <w:sz w:val="20"/>
+                <w:szCs w:val="20"/>
+              </w:rPr>
+              <w:t xml:space="preserve"> </w:t>
+            </w:r>
+            <w:r>
+              <w:rPr>
+                <w:sz w:val="20"/>
+                <w:szCs w:val="20"/>
+              </w:rPr>
+              <w:t>description</w:t>
+            </w:r>
+          </w:p>
+        </w:tc>
+        <w:tc>
+          <w:tcPr>
+            <w:tcW w:w="3140" w:type="dxa"/>
             <w:gridSpan w:val="2"/>
           </w:tcPr>
           <w:p>
@@ -2457,7 +2156,7 @@
         </w:tc>
         <w:tc>
           <w:tcPr>
-            <w:tcW w:w="3780" w:type="dxa"/>
+            <w:tcW w:w="3364" w:type="dxa"/>
             <w:gridSpan w:val="2"/>
           </w:tcPr>
           <w:p>
@@ -2481,7 +2180,7 @@
       <w:tr>
         <w:tc>
           <w:tcPr>
-            <w:tcW w:w="3775" w:type="dxa"/>
+            <w:tcW w:w="4406" w:type="dxa"/>
             <w:gridSpan w:val="3"/>
           </w:tcPr>
           <w:p>
@@ -2535,7 +2234,7 @@
         </w:tc>
         <w:tc>
           <w:tcPr>
-            <w:tcW w:w="3240" w:type="dxa"/>
+            <w:tcW w:w="3140" w:type="dxa"/>
             <w:gridSpan w:val="2"/>
           </w:tcPr>
           <w:p>
@@ -2575,7 +2274,7 @@
         </w:tc>
         <w:tc>
           <w:tcPr>
-            <w:tcW w:w="3780" w:type="dxa"/>
+            <w:tcW w:w="3364" w:type="dxa"/>
             <w:gridSpan w:val="2"/>
           </w:tcPr>
           <w:p>
@@ -2638,7 +2337,7 @@
       <w:pPr>
         <w:jc w:val="center"/>
         <w:rPr>
-          <w:rFonts w:ascii="Microsoft YaHei" w:eastAsia="Microsoft YaHei" w:hAnsi="Microsoft YaHei"/>
+          <w:rFonts w:ascii="微软雅黑" w:eastAsia="微软雅黑" w:hAnsi="微软雅黑"/>
           <w:b/>
           <w:sz w:val="24"/>
           <w:szCs w:val="24"/>
@@ -2646,10 +2345,10 @@
       </w:pPr>
       <w:r>
         <w:rPr>
-          <w:rFonts w:ascii="Microsoft YaHei" w:eastAsia="Microsoft YaHei" w:hAnsi="Microsoft YaHei"/>
+          <w:rFonts w:ascii="微软雅黑" w:eastAsia="微软雅黑" w:hAnsi="微软雅黑"/>
           <w:b/>
-          <w:sz w:val="24"/>
-          <w:szCs w:val="24"/>
+          <w:sz w:val="20"/>
+          <w:szCs w:val="20"/>
         </w:rPr>
         <w:t>Part info</w:t>
       </w:r>
@@ -2657,7 +2356,7 @@
     <w:tbl>
       <w:tblPr>
         <w:tblStyle w:val="TableGrid"/>
-        <w:tblW w:w="0" w:type="auto"/>
+        <w:tblW w:w="10910" w:type="dxa"/>
         <w:tblLook w:val="04A0" w:firstRow="1" w:lastRow="0" w:firstColumn="1" w:lastColumn="0" w:noHBand="0" w:noVBand="1"/>
       </w:tblPr>
       <w:tblGrid>
@@ -2666,8 +2365,8 @@
         <w:gridCol w:w="1793"/>
         <w:gridCol w:w="1541"/>
         <w:gridCol w:w="1542"/>
-        <w:gridCol w:w="1542"/>
-        <w:gridCol w:w="1542"/>
+        <w:gridCol w:w="1645"/>
+        <w:gridCol w:w="1559"/>
       </w:tblGrid>
       <w:tr>
         <w:tc>
@@ -2721,33 +2420,10 @@
             </w:pPr>
             <w:r>
               <w:rPr>
-                <w:rFonts w:ascii="Arial" w:hAnsi="Arial" w:cs="Arial"/>
-                <w:color w:val="333333"/>
-                <w:sz w:val="27"/>
-                <w:szCs w:val="27"/>
-                <w:shd w:val="clear" w:color="auto" w:fill="FFFFFF"/>
-              </w:rPr>
-              <w:t>Contract price (</w:t>
-            </w:r>
-            <w:r>
-              <w:rPr>
-                <w:rFonts w:ascii="Arial" w:hAnsi="Arial" w:cs="Arial"/>
-                <w:color w:val="333333"/>
-                <w:sz w:val="27"/>
-                <w:szCs w:val="27"/>
-                <w:shd w:val="clear" w:color="auto" w:fill="FFFFFF"/>
-              </w:rPr>
-              <w:t>RMB</w:t>
-            </w:r>
-            <w:r>
-              <w:rPr>
-                <w:rFonts w:ascii="Arial" w:hAnsi="Arial" w:cs="Arial"/>
-                <w:color w:val="333333"/>
-                <w:sz w:val="27"/>
-                <w:szCs w:val="27"/>
-                <w:shd w:val="clear" w:color="auto" w:fill="FFFFFF"/>
-              </w:rPr>
-              <w:t>)</w:t>
+                <w:rFonts w:ascii="宋体" w:eastAsia="宋体" w:hAnsi="宋体" w:cs="宋体"/>
+                <w:b/>
+              </w:rPr>
+              <w:t>Contract price</w:t>
             </w:r>
           </w:p>
         </w:tc>
@@ -2762,14 +2438,12 @@
                 <w:b/>
               </w:rPr>
             </w:pPr>
-            <w:proofErr w:type="spellStart"/>
             <w:r>
               <w:rPr>
                 <w:b/>
               </w:rPr>
-              <w:t>Tpye</w:t>
-            </w:r>
-            <w:proofErr w:type="spellEnd"/>
+              <w:t>Type</w:t>
+            </w:r>
           </w:p>
         </w:tc>
         <w:tc>
@@ -2793,7 +2467,7 @@
         </w:tc>
         <w:tc>
           <w:tcPr>
-            <w:tcW w:w="1542" w:type="dxa"/>
+            <w:tcW w:w="1645" w:type="dxa"/>
           </w:tcPr>
           <w:p>
             <w:pPr>
@@ -2812,7 +2486,7 @@
         </w:tc>
         <w:tc>
           <w:tcPr>
-            <w:tcW w:w="1542" w:type="dxa"/>
+            <w:tcW w:w="1559" w:type="dxa"/>
           </w:tcPr>
           <w:p>
             <w:pPr>
@@ -2833,7 +2507,7 @@
       <w:tr>
         <w:tc>
           <w:tcPr>
-            <w:tcW w:w="10790" w:type="dxa"/>
+            <w:tcW w:w="10910" w:type="dxa"/>
             <w:gridSpan w:val="7"/>
           </w:tcPr>
           <w:p>
@@ -2879,7 +2553,7 @@
       <w:pPr>
         <w:jc w:val="center"/>
         <w:rPr>
-          <w:rFonts w:ascii="Microsoft YaHei" w:eastAsia="Microsoft YaHei" w:hAnsi="Microsoft YaHei"/>
+          <w:rFonts w:ascii="微软雅黑" w:eastAsia="微软雅黑" w:hAnsi="微软雅黑"/>
           <w:b/>
           <w:sz w:val="24"/>
           <w:szCs w:val="24"/>
@@ -2887,19 +2561,19 @@
       </w:pPr>
       <w:r>
         <w:rPr>
-          <w:rFonts w:ascii="Microsoft YaHei" w:eastAsia="Microsoft YaHei" w:hAnsi="Microsoft YaHei" w:hint="eastAsia"/>
+          <w:rFonts w:ascii="微软雅黑" w:eastAsia="微软雅黑" w:hAnsi="微软雅黑" w:hint="eastAsia"/>
           <w:b/>
-          <w:sz w:val="24"/>
-          <w:szCs w:val="24"/>
+          <w:sz w:val="20"/>
+          <w:szCs w:val="20"/>
         </w:rPr>
         <w:t>R</w:t>
       </w:r>
       <w:r>
         <w:rPr>
-          <w:rFonts w:ascii="Microsoft YaHei" w:eastAsia="Microsoft YaHei" w:hAnsi="Microsoft YaHei"/>
+          <w:rFonts w:ascii="微软雅黑" w:eastAsia="微软雅黑" w:hAnsi="微软雅黑"/>
           <w:b/>
-          <w:sz w:val="24"/>
-          <w:szCs w:val="24"/>
+          <w:sz w:val="20"/>
+          <w:szCs w:val="20"/>
         </w:rPr>
         <w:t>epair Process</w:t>
       </w:r>
@@ -2907,15 +2581,15 @@
     <w:tbl>
       <w:tblPr>
         <w:tblStyle w:val="TableGrid"/>
-        <w:tblW w:w="0" w:type="auto"/>
+        <w:tblW w:w="10910" w:type="dxa"/>
         <w:tblLook w:val="04A0" w:firstRow="1" w:lastRow="0" w:firstColumn="1" w:lastColumn="0" w:noHBand="0" w:noVBand="1"/>
       </w:tblPr>
       <w:tblGrid>
         <w:gridCol w:w="2158"/>
         <w:gridCol w:w="2158"/>
         <w:gridCol w:w="2158"/>
-        <w:gridCol w:w="2158"/>
-        <w:gridCol w:w="2158"/>
+        <w:gridCol w:w="2026"/>
+        <w:gridCol w:w="2410"/>
       </w:tblGrid>
       <w:tr>
         <w:tc>
@@ -2929,17 +2603,12 @@
                 <w:b/>
               </w:rPr>
             </w:pPr>
-            <w:hyperlink r:id="rId12" w:tgtFrame="_blank" w:history="1">
-              <w:r>
-                <w:rPr>
-                  <w:rStyle w:val="Hyperlink"/>
-                  <w:rFonts w:ascii="Arial" w:hAnsi="Arial" w:cs="Arial"/>
-                  <w:color w:val="333333"/>
-                  <w:shd w:val="clear" w:color="auto" w:fill="FFFFFF"/>
-                </w:rPr>
-                <w:t>process steps</w:t>
-              </w:r>
-            </w:hyperlink>
+            <w:r>
+              <w:rPr>
+                <w:b/>
+              </w:rPr>
+              <w:t>process steps</w:t>
+            </w:r>
           </w:p>
         </w:tc>
         <w:tc>
@@ -2982,7 +2651,7 @@
         </w:tc>
         <w:tc>
           <w:tcPr>
-            <w:tcW w:w="2158" w:type="dxa"/>
+            <w:tcW w:w="2026" w:type="dxa"/>
           </w:tcPr>
           <w:p>
             <w:pPr>
@@ -3001,7 +2670,7 @@
         </w:tc>
         <w:tc>
           <w:tcPr>
-            <w:tcW w:w="2158" w:type="dxa"/>
+            <w:tcW w:w="2410" w:type="dxa"/>
           </w:tcPr>
           <w:p>
             <w:pPr>
@@ -3022,7 +2691,7 @@
       <w:tr>
         <w:tc>
           <w:tcPr>
-            <w:tcW w:w="10790" w:type="dxa"/>
+            <w:tcW w:w="10910" w:type="dxa"/>
             <w:gridSpan w:val="5"/>
           </w:tcPr>
           <w:p>
@@ -3077,7 +2746,7 @@
       <w:pPr>
         <w:jc w:val="center"/>
         <w:rPr>
-          <w:rFonts w:ascii="Microsoft YaHei" w:eastAsia="Microsoft YaHei" w:hAnsi="Microsoft YaHei"/>
+          <w:rFonts w:ascii="微软雅黑" w:eastAsia="微软雅黑" w:hAnsi="微软雅黑"/>
           <w:b/>
           <w:sz w:val="24"/>
           <w:szCs w:val="24"/>
@@ -3085,11 +2754,19 @@
       </w:pPr>
       <w:r>
         <w:rPr>
-          <w:rFonts w:ascii="Arial" w:hAnsi="Arial" w:cs="Arial"/>
-          <w:color w:val="333333"/>
-          <w:sz w:val="27"/>
-          <w:szCs w:val="27"/>
-          <w:shd w:val="clear" w:color="auto" w:fill="FFFFFF"/>
+          <w:rFonts w:ascii="微软雅黑" w:eastAsia="微软雅黑" w:hAnsi="微软雅黑"/>
+          <w:b/>
+          <w:sz w:val="20"/>
+          <w:szCs w:val="20"/>
+        </w:rPr>
+        <w:t xml:space="preserve"> </w:t>
+      </w:r>
+      <w:r>
+        <w:rPr>
+          <w:rFonts w:ascii="微软雅黑" w:eastAsia="微软雅黑" w:hAnsi="微软雅黑"/>
+          <w:b/>
+          <w:sz w:val="20"/>
+          <w:szCs w:val="20"/>
         </w:rPr>
         <w:t>Expense audit record</w:t>
       </w:r>
@@ -3119,19 +2796,29 @@
             </w:pPr>
             <w:r>
               <w:rPr>
-                <w:rFonts w:hint="eastAsia"/>
                 <w:b/>
               </w:rPr>
-              <w:t>D</w:t>
-            </w:r>
-            <w:r>
+              <w:t>Date</w:t>
+            </w:r>
+          </w:p>
+        </w:tc>
+        <w:tc>
+          <w:tcPr>
+            <w:tcW w:w="3597" w:type="dxa"/>
+          </w:tcPr>
+          <w:p>
+            <w:pPr>
+              <w:jc w:val="center"/>
               <w:rPr>
                 <w:b/>
               </w:rPr>
-              <w:t>ate</w:t>
-            </w:r>
-            <w:bookmarkStart w:id="0" w:name="_GoBack"/>
-            <w:bookmarkEnd w:id="0"/>
+            </w:pPr>
+            <w:r>
+              <w:rPr>
+                <w:b/>
+              </w:rPr>
+              <w:t>Owner</w:t>
+            </w:r>
           </w:p>
         </w:tc>
         <w:tc>
@@ -3148,29 +2835,6 @@
             <w:r>
               <w:rPr>
                 <w:b/>
-              </w:rPr>
-              <w:t>Owner</w:t>
-            </w:r>
-          </w:p>
-        </w:tc>
-        <w:tc>
-          <w:tcPr>
-            <w:tcW w:w="3597" w:type="dxa"/>
-          </w:tcPr>
-          <w:p>
-            <w:pPr>
-              <w:jc w:val="center"/>
-              <w:rPr>
-                <w:b/>
-              </w:rPr>
-            </w:pPr>
-            <w:r>
-              <w:rPr>
-                <w:rFonts w:ascii="Arial" w:hAnsi="Arial" w:cs="Arial"/>
-                <w:color w:val="333333"/>
-                <w:sz w:val="27"/>
-                <w:szCs w:val="27"/>
-                <w:shd w:val="clear" w:color="auto" w:fill="FFFFFF"/>
               </w:rPr>
               <w:t>Audit information</w:t>
             </w:r>
@@ -3188,7 +2852,6 @@
               <w:rPr>
                 <w:rFonts w:hint="eastAsia"/>
               </w:rPr>
-              <w:lastRenderedPageBreak/>
               <w:t>{</w:t>
             </w:r>
             <w:r>
@@ -3229,17 +2892,13 @@
         <w:t>signature_title</w:t>
       </w:r>
       <w:proofErr w:type="spellEnd"/>
+      <w:proofErr w:type="gramStart"/>
       <w:r>
-        <w:t>}}</w:t>
+        <w:t>}}{</w:t>
       </w:r>
+      <w:proofErr w:type="gramEnd"/>
       <w:r>
-        <w:t>{{</w:t>
-      </w:r>
-      <w:r>
-        <w:t>@</w:t>
-      </w:r>
-      <w:r>
-        <w:t>signature}}</w:t>
+        <w:t>{@signature}}</w:t>
       </w:r>
     </w:p>
     <w:p>
@@ -3259,10 +2918,7 @@
       <w:proofErr w:type="spellEnd"/>
       <w:proofErr w:type="gramStart"/>
       <w:r>
-        <w:t>}}</w:t>
-      </w:r>
-      <w:r>
-        <w:t>{</w:t>
+        <w:t>}}{</w:t>
       </w:r>
       <w:proofErr w:type="gramEnd"/>
       <w:r>
@@ -3284,9 +2940,8 @@
       </w:r>
     </w:p>
     <w:p>
-      <w:pPr>
-        <w:jc w:val="right"/>
-      </w:pPr>
+      <w:bookmarkStart w:id="0" w:name="_GoBack"/>
+      <w:bookmarkEnd w:id="0"/>
     </w:p>
     <w:sectPr>
       <w:pgSz w:w="12240" w:h="15840"/>
@@ -3699,6 +3354,7 @@
   <w:style w:type="character" w:default="1" w:styleId="DefaultParagraphFont">
     <w:name w:val="Default Paragraph Font"/>
     <w:uiPriority w:val="1"/>
+    <w:semiHidden/>
     <w:unhideWhenUsed/>
   </w:style>
   <w:style w:type="table" w:default="1" w:styleId="TableNormal">
@@ -4061,7 +3717,7 @@
 </file>
 
 <file path=customXml/itemProps1.xml><?xml version="1.0" encoding="utf-8"?>
-<ds:datastoreItem xmlns:ds="http://schemas.openxmlformats.org/officeDocument/2006/customXml" ds:itemID="{141F5264-C77C-43D8-AA70-B47E406A2EC8}">
+<ds:datastoreItem xmlns:ds="http://schemas.openxmlformats.org/officeDocument/2006/customXml" ds:itemID="{F2C33286-69C3-49A6-93E9-314AB0E3C8A2}">
   <ds:schemaRefs>
     <ds:schemaRef ds:uri="http://schemas.openxmlformats.org/officeDocument/2006/bibliography"/>
   </ds:schemaRefs>

--- a/src/src/main/webapp/portal/wo/woExportTemplate/template_en.docx
+++ b/src/src/main/webapp/portal/wo/woExportTemplate/template_en.docx
@@ -6,7 +6,7 @@
       <w:pPr>
         <w:jc w:val="center"/>
         <w:rPr>
-          <w:rFonts w:ascii="微软雅黑" w:eastAsia="微软雅黑" w:hAnsi="微软雅黑"/>
+          <w:rFonts w:ascii="Microsoft YaHei" w:eastAsia="Microsoft YaHei" w:hAnsi="Microsoft YaHei"/>
           <w:b/>
           <w:sz w:val="24"/>
           <w:szCs w:val="24"/>
@@ -14,7 +14,7 @@
       </w:pPr>
       <w:r>
         <w:rPr>
-          <w:rFonts w:ascii="微软雅黑" w:eastAsia="微软雅黑" w:hAnsi="微软雅黑"/>
+          <w:rFonts w:ascii="Microsoft YaHei" w:eastAsia="Microsoft YaHei" w:hAnsi="Microsoft YaHei"/>
           <w:b/>
           <w:noProof/>
           <w:sz w:val="24"/>
@@ -82,7 +82,7 @@
       <w:pPr>
         <w:jc w:val="center"/>
         <w:rPr>
-          <w:rFonts w:ascii="微软雅黑" w:eastAsia="微软雅黑" w:hAnsi="微软雅黑"/>
+          <w:rFonts w:ascii="Microsoft YaHei" w:eastAsia="Microsoft YaHei" w:hAnsi="Microsoft YaHei"/>
           <w:b/>
           <w:sz w:val="24"/>
           <w:szCs w:val="24"/>
@@ -90,7 +90,7 @@
       </w:pPr>
       <w:r>
         <w:rPr>
-          <w:rFonts w:ascii="微软雅黑" w:eastAsia="微软雅黑" w:hAnsi="微软雅黑"/>
+          <w:rFonts w:ascii="Microsoft YaHei" w:eastAsia="Microsoft YaHei" w:hAnsi="Microsoft YaHei"/>
           <w:b/>
           <w:sz w:val="24"/>
           <w:szCs w:val="24"/>
@@ -102,7 +102,7 @@
       <w:pPr>
         <w:jc w:val="center"/>
         <w:rPr>
-          <w:rFonts w:ascii="微软雅黑" w:eastAsia="微软雅黑" w:hAnsi="微软雅黑"/>
+          <w:rFonts w:ascii="Microsoft YaHei" w:eastAsia="Microsoft YaHei" w:hAnsi="Microsoft YaHei"/>
           <w:b/>
           <w:sz w:val="24"/>
           <w:szCs w:val="24"/>
@@ -110,7 +110,7 @@
       </w:pPr>
       <w:r>
         <w:rPr>
-          <w:rFonts w:ascii="微软雅黑" w:eastAsia="微软雅黑" w:hAnsi="微软雅黑"/>
+          <w:rFonts w:ascii="Microsoft YaHei" w:eastAsia="Microsoft YaHei" w:hAnsi="Microsoft YaHei"/>
           <w:b/>
           <w:sz w:val="20"/>
           <w:szCs w:val="20"/>
@@ -613,7 +613,7 @@
       <w:pPr>
         <w:jc w:val="center"/>
         <w:rPr>
-          <w:rFonts w:ascii="微软雅黑" w:eastAsia="微软雅黑" w:hAnsi="微软雅黑"/>
+          <w:rFonts w:ascii="Microsoft YaHei" w:eastAsia="Microsoft YaHei" w:hAnsi="Microsoft YaHei"/>
           <w:b/>
           <w:sz w:val="24"/>
           <w:szCs w:val="24"/>
@@ -621,7 +621,7 @@
       </w:pPr>
       <w:r>
         <w:rPr>
-          <w:rFonts w:ascii="微软雅黑" w:eastAsia="微软雅黑" w:hAnsi="微软雅黑"/>
+          <w:rFonts w:ascii="Microsoft YaHei" w:eastAsia="Microsoft YaHei" w:hAnsi="Microsoft YaHei"/>
           <w:b/>
           <w:sz w:val="20"/>
           <w:szCs w:val="20"/>
@@ -1154,7 +1154,7 @@
       <w:pPr>
         <w:jc w:val="center"/>
         <w:rPr>
-          <w:rFonts w:ascii="微软雅黑" w:eastAsia="微软雅黑" w:hAnsi="微软雅黑"/>
+          <w:rFonts w:ascii="Microsoft YaHei" w:eastAsia="Microsoft YaHei" w:hAnsi="Microsoft YaHei"/>
           <w:b/>
           <w:sz w:val="24"/>
           <w:szCs w:val="24"/>
@@ -1162,7 +1162,7 @@
       </w:pPr>
       <w:r>
         <w:rPr>
-          <w:rFonts w:ascii="微软雅黑" w:eastAsia="微软雅黑" w:hAnsi="微软雅黑"/>
+          <w:rFonts w:ascii="Microsoft YaHei" w:eastAsia="Microsoft YaHei" w:hAnsi="Microsoft YaHei"/>
           <w:b/>
           <w:sz w:val="20"/>
           <w:szCs w:val="20"/>
@@ -2337,7 +2337,7 @@
       <w:pPr>
         <w:jc w:val="center"/>
         <w:rPr>
-          <w:rFonts w:ascii="微软雅黑" w:eastAsia="微软雅黑" w:hAnsi="微软雅黑"/>
+          <w:rFonts w:ascii="Microsoft YaHei" w:eastAsia="Microsoft YaHei" w:hAnsi="Microsoft YaHei"/>
           <w:b/>
           <w:sz w:val="24"/>
           <w:szCs w:val="24"/>
@@ -2345,7 +2345,7 @@
       </w:pPr>
       <w:r>
         <w:rPr>
-          <w:rFonts w:ascii="微软雅黑" w:eastAsia="微软雅黑" w:hAnsi="微软雅黑"/>
+          <w:rFonts w:ascii="Microsoft YaHei" w:eastAsia="Microsoft YaHei" w:hAnsi="Microsoft YaHei"/>
           <w:b/>
           <w:sz w:val="20"/>
           <w:szCs w:val="20"/>
@@ -2420,7 +2420,6 @@
             </w:pPr>
             <w:r>
               <w:rPr>
-                <w:rFonts w:ascii="宋体" w:eastAsia="宋体" w:hAnsi="宋体" w:cs="宋体"/>
                 <w:b/>
               </w:rPr>
               <w:t>Contract price</w:t>
@@ -2553,7 +2552,7 @@
       <w:pPr>
         <w:jc w:val="center"/>
         <w:rPr>
-          <w:rFonts w:ascii="微软雅黑" w:eastAsia="微软雅黑" w:hAnsi="微软雅黑"/>
+          <w:rFonts w:ascii="Microsoft YaHei" w:eastAsia="Microsoft YaHei" w:hAnsi="Microsoft YaHei"/>
           <w:b/>
           <w:sz w:val="24"/>
           <w:szCs w:val="24"/>
@@ -2561,7 +2560,7 @@
       </w:pPr>
       <w:r>
         <w:rPr>
-          <w:rFonts w:ascii="微软雅黑" w:eastAsia="微软雅黑" w:hAnsi="微软雅黑" w:hint="eastAsia"/>
+          <w:rFonts w:ascii="Microsoft YaHei" w:eastAsia="Microsoft YaHei" w:hAnsi="Microsoft YaHei" w:hint="eastAsia"/>
           <w:b/>
           <w:sz w:val="20"/>
           <w:szCs w:val="20"/>
@@ -2570,7 +2569,7 @@
       </w:r>
       <w:r>
         <w:rPr>
-          <w:rFonts w:ascii="微软雅黑" w:eastAsia="微软雅黑" w:hAnsi="微软雅黑"/>
+          <w:rFonts w:ascii="Microsoft YaHei" w:eastAsia="Microsoft YaHei" w:hAnsi="Microsoft YaHei"/>
           <w:b/>
           <w:sz w:val="20"/>
           <w:szCs w:val="20"/>
@@ -2687,6 +2686,8 @@
             </w:r>
           </w:p>
         </w:tc>
+        <w:bookmarkStart w:id="0" w:name="_GoBack"/>
+        <w:bookmarkEnd w:id="0"/>
       </w:tr>
       <w:tr>
         <w:tc>
@@ -2746,7 +2747,7 @@
       <w:pPr>
         <w:jc w:val="center"/>
         <w:rPr>
-          <w:rFonts w:ascii="微软雅黑" w:eastAsia="微软雅黑" w:hAnsi="微软雅黑"/>
+          <w:rFonts w:ascii="Microsoft YaHei" w:eastAsia="Microsoft YaHei" w:hAnsi="Microsoft YaHei"/>
           <w:b/>
           <w:sz w:val="24"/>
           <w:szCs w:val="24"/>
@@ -2754,7 +2755,7 @@
       </w:pPr>
       <w:r>
         <w:rPr>
-          <w:rFonts w:ascii="微软雅黑" w:eastAsia="微软雅黑" w:hAnsi="微软雅黑"/>
+          <w:rFonts w:ascii="Microsoft YaHei" w:eastAsia="Microsoft YaHei" w:hAnsi="Microsoft YaHei"/>
           <w:b/>
           <w:sz w:val="20"/>
           <w:szCs w:val="20"/>
@@ -2763,7 +2764,7 @@
       </w:r>
       <w:r>
         <w:rPr>
-          <w:rFonts w:ascii="微软雅黑" w:eastAsia="微软雅黑" w:hAnsi="微软雅黑"/>
+          <w:rFonts w:ascii="Microsoft YaHei" w:eastAsia="Microsoft YaHei" w:hAnsi="Microsoft YaHei"/>
           <w:b/>
           <w:sz w:val="20"/>
           <w:szCs w:val="20"/>
@@ -2939,10 +2940,7 @@
         <w:t>}}</w:t>
       </w:r>
     </w:p>
-    <w:p>
-      <w:bookmarkStart w:id="0" w:name="_GoBack"/>
-      <w:bookmarkEnd w:id="0"/>
-    </w:p>
+    <w:p/>
     <w:sectPr>
       <w:pgSz w:w="12240" w:h="15840"/>
       <w:pgMar w:top="720" w:right="720" w:bottom="720" w:left="720" w:header="720" w:footer="720" w:gutter="0"/>
@@ -3717,7 +3715,7 @@
 </file>
 
 <file path=customXml/itemProps1.xml><?xml version="1.0" encoding="utf-8"?>
-<ds:datastoreItem xmlns:ds="http://schemas.openxmlformats.org/officeDocument/2006/customXml" ds:itemID="{F2C33286-69C3-49A6-93E9-314AB0E3C8A2}">
+<ds:datastoreItem xmlns:ds="http://schemas.openxmlformats.org/officeDocument/2006/customXml" ds:itemID="{C676C796-BE4D-4F16-953D-B89072057BF9}">
   <ds:schemaRefs>
     <ds:schemaRef ds:uri="http://schemas.openxmlformats.org/officeDocument/2006/bibliography"/>
   </ds:schemaRefs>

--- a/src/src/main/webapp/portal/wo/woExportTemplate/template_en.docx
+++ b/src/src/main/webapp/portal/wo/woExportTemplate/template_en.docx
@@ -1,6 +1,6 @@
 
 <file path=word/document.xml><?xml version="1.0" encoding="utf-8"?>
-<w:document xmlns:wpc="http://schemas.microsoft.com/office/word/2010/wordprocessingCanvas" xmlns:cx="http://schemas.microsoft.com/office/drawing/2014/chartex" xmlns:cx1="http://schemas.microsoft.com/office/drawing/2015/9/8/chartex" xmlns:cx2="http://schemas.microsoft.com/office/drawing/2015/10/21/chartex" xmlns:cx3="http://schemas.microsoft.com/office/drawing/2016/5/9/chartex" xmlns:cx4="http://schemas.microsoft.com/office/drawing/2016/5/10/chartex" xmlns:cx5="http://schemas.microsoft.com/office/drawing/2016/5/11/chartex" xmlns:cx6="http://schemas.microsoft.com/office/drawing/2016/5/12/chartex" xmlns:cx7="http://schemas.microsoft.com/office/drawing/2016/5/13/chartex" xmlns:cx8="http://schemas.microsoft.com/office/drawing/2016/5/14/chartex" xmlns:mc="http://schemas.openxmlformats.org/markup-compatibility/2006" xmlns:aink="http://schemas.microsoft.com/office/drawing/2016/ink" xmlns:am3d="http://schemas.microsoft.com/office/drawing/2017/model3d" xmlns:o="urn:schemas-microsoft-com:office:office" xmlns:r="http://schemas.openxmlformats.org/officeDocument/2006/relationships" xmlns:m="http://schemas.openxmlformats.org/officeDocument/2006/math" xmlns:v="urn:schemas-microsoft-com:vml" xmlns:wp14="http://schemas.microsoft.com/office/word/2010/wordprocessingDrawing" xmlns:wp="http://schemas.openxmlformats.org/drawingml/2006/wordprocessingDrawing" xmlns:w10="urn:schemas-microsoft-com:office:word" xmlns:w="http://schemas.openxmlformats.org/wordprocessingml/2006/main" xmlns:w14="http://schemas.microsoft.com/office/word/2010/wordml" xmlns:w15="http://schemas.microsoft.com/office/word/2012/wordml" xmlns:w16cid="http://schemas.microsoft.com/office/word/2016/wordml/cid" xmlns:w16se="http://schemas.microsoft.com/office/word/2015/wordml/symex" xmlns:wpg="http://schemas.microsoft.com/office/word/2010/wordprocessingGroup" xmlns:wpi="http://schemas.microsoft.com/office/word/2010/wordprocessingInk" xmlns:wne="http://schemas.microsoft.com/office/word/2006/wordml" xmlns:wps="http://schemas.microsoft.com/office/word/2010/wordprocessingShape" mc:Ignorable="w14 w15 w16se w16cid wp14">
+<w:document xmlns:wpc="http://schemas.microsoft.com/office/word/2010/wordprocessingCanvas" xmlns:cx="http://schemas.microsoft.com/office/drawing/2014/chartex" xmlns:cx1="http://schemas.microsoft.com/office/drawing/2015/9/8/chartex" xmlns:cx2="http://schemas.microsoft.com/office/drawing/2015/10/21/chartex" xmlns:cx3="http://schemas.microsoft.com/office/drawing/2016/5/9/chartex" xmlns:cx4="http://schemas.microsoft.com/office/drawing/2016/5/10/chartex" xmlns:cx5="http://schemas.microsoft.com/office/drawing/2016/5/11/chartex" xmlns:cx6="http://schemas.microsoft.com/office/drawing/2016/5/12/chartex" xmlns:cx7="http://schemas.microsoft.com/office/drawing/2016/5/13/chartex" xmlns:cx8="http://schemas.microsoft.com/office/drawing/2016/5/14/chartex" xmlns:mc="http://schemas.openxmlformats.org/markup-compatibility/2006" xmlns:aink="http://schemas.microsoft.com/office/drawing/2016/ink" xmlns:am3d="http://schemas.microsoft.com/office/drawing/2017/model3d" xmlns:o="urn:schemas-microsoft-com:office:office" xmlns:r="http://schemas.openxmlformats.org/officeDocument/2006/relationships" xmlns:m="http://schemas.openxmlformats.org/officeDocument/2006/math" xmlns:v="urn:schemas-microsoft-com:vml" xmlns:wp14="http://schemas.microsoft.com/office/word/2010/wordprocessingDrawing" xmlns:wp="http://schemas.openxmlformats.org/drawingml/2006/wordprocessingDrawing" xmlns:w10="urn:schemas-microsoft-com:office:word" xmlns:w="http://schemas.openxmlformats.org/wordprocessingml/2006/main" xmlns:w14="http://schemas.microsoft.com/office/word/2010/wordml" xmlns:w15="http://schemas.microsoft.com/office/word/2012/wordml" xmlns:w16cex="http://schemas.microsoft.com/office/word/2018/wordml/cex" xmlns:w16cid="http://schemas.microsoft.com/office/word/2016/wordml/cid" xmlns:w16="http://schemas.microsoft.com/office/word/2018/wordml" xmlns:w16sdtdh="http://schemas.microsoft.com/office/word/2020/wordml/sdtdatahash" xmlns:w16se="http://schemas.microsoft.com/office/word/2015/wordml/symex" xmlns:wpg="http://schemas.microsoft.com/office/word/2010/wordprocessingGroup" xmlns:wpi="http://schemas.microsoft.com/office/word/2010/wordprocessingInk" xmlns:wne="http://schemas.microsoft.com/office/word/2006/wordml" xmlns:wps="http://schemas.microsoft.com/office/word/2010/wordprocessingShape" mc:Ignorable="w14 w15 w16se w16cid w16 w16cex w16sdtdh wp14">
   <w:body>
     <w:p>
       <w:pPr>
@@ -21,7 +21,7 @@
           <w:szCs w:val="24"/>
         </w:rPr>
         <w:drawing>
-          <wp:anchor distT="0" distB="0" distL="114300" distR="114300" simplePos="0" relativeHeight="251659264" behindDoc="0" locked="0" layoutInCell="1" allowOverlap="1" wp14:anchorId="5B063DBF" wp14:editId="197BB842">
+          <wp:anchor distT="0" distB="0" distL="114300" distR="114300" simplePos="0" relativeHeight="251659264" behindDoc="0" locked="0" layoutInCell="1" allowOverlap="1" wp14:anchorId="5D549A22" wp14:editId="11AA03F7">
             <wp:simplePos x="0" y="0"/>
             <wp:positionH relativeFrom="margin">
               <wp:posOffset>-9525</wp:posOffset>
@@ -46,7 +46,7 @@
                     </pic:cNvPicPr>
                   </pic:nvPicPr>
                   <pic:blipFill>
-                    <a:blip r:embed="rId5">
+                    <a:blip r:embed="rId7">
                       <a:extLst>
                         <a:ext uri="{28A0092B-C50C-407E-A947-70E740481C1C}">
                           <a14:useLocalDpi xmlns:a14="http://schemas.microsoft.com/office/drawing/2010/main" val="0"/>
@@ -120,7 +120,7 @@
     </w:p>
     <w:tbl>
       <w:tblPr>
-        <w:tblStyle w:val="TableGrid"/>
+        <w:tblStyle w:val="a3"/>
         <w:tblW w:w="10910" w:type="dxa"/>
         <w:tblLook w:val="04A0" w:firstRow="1" w:lastRow="0" w:firstColumn="1" w:lastColumn="0" w:noHBand="0" w:noVBand="1"/>
       </w:tblPr>
@@ -631,7 +631,7 @@
     </w:p>
     <w:tbl>
       <w:tblPr>
-        <w:tblStyle w:val="TableGrid"/>
+        <w:tblStyle w:val="a3"/>
         <w:tblW w:w="0" w:type="auto"/>
         <w:tblBorders>
           <w:top w:val="none" w:sz="0" w:space="0" w:color="auto"/>
@@ -1172,7 +1172,7 @@
     </w:p>
     <w:tbl>
       <w:tblPr>
-        <w:tblStyle w:val="TableGrid"/>
+        <w:tblStyle w:val="a3"/>
         <w:tblW w:w="10910" w:type="dxa"/>
         <w:tblLook w:val="04A0" w:firstRow="1" w:lastRow="0" w:firstColumn="1" w:lastColumn="0" w:noHBand="0" w:noVBand="1"/>
       </w:tblPr>
@@ -2355,7 +2355,7 @@
     </w:p>
     <w:tbl>
       <w:tblPr>
-        <w:tblStyle w:val="TableGrid"/>
+        <w:tblStyle w:val="a3"/>
         <w:tblW w:w="10910" w:type="dxa"/>
         <w:tblLook w:val="04A0" w:firstRow="1" w:lastRow="0" w:firstColumn="1" w:lastColumn="0" w:noHBand="0" w:noVBand="1"/>
       </w:tblPr>
@@ -2579,7 +2579,7 @@
     </w:p>
     <w:tbl>
       <w:tblPr>
-        <w:tblStyle w:val="TableGrid"/>
+        <w:tblStyle w:val="a3"/>
         <w:tblW w:w="10910" w:type="dxa"/>
         <w:tblLook w:val="04A0" w:firstRow="1" w:lastRow="0" w:firstColumn="1" w:lastColumn="0" w:noHBand="0" w:noVBand="1"/>
       </w:tblPr>
@@ -2686,8 +2686,6 @@
             </w:r>
           </w:p>
         </w:tc>
-        <w:bookmarkStart w:id="0" w:name="_GoBack"/>
-        <w:bookmarkEnd w:id="0"/>
       </w:tr>
       <w:tr>
         <w:tc>
@@ -2741,6 +2739,193 @@
     <w:p>
       <w:pPr>
         <w:jc w:val="center"/>
+      </w:pPr>
+    </w:p>
+    <w:p>
+      <w:pPr>
+        <w:jc w:val="center"/>
+        <w:rPr>
+          <w:rFonts w:ascii="Microsoft YaHei" w:eastAsia="Microsoft YaHei" w:hAnsi="Microsoft YaHei"/>
+          <w:b/>
+          <w:sz w:val="24"/>
+          <w:szCs w:val="24"/>
+        </w:rPr>
+      </w:pPr>
+      <w:r>
+        <w:rPr>
+          <w:rFonts w:ascii="Microsoft YaHei" w:eastAsia="Microsoft YaHei" w:hAnsi="Microsoft YaHei"/>
+          <w:b/>
+          <w:sz w:val="24"/>
+          <w:szCs w:val="24"/>
+        </w:rPr>
+        <w:t>Maintenance work hour information</w:t>
+      </w:r>
+    </w:p>
+    <w:tbl>
+      <w:tblPr>
+        <w:tblStyle w:val="a3"/>
+        <w:tblW w:w="10910" w:type="dxa"/>
+        <w:tblLook w:val="04A0" w:firstRow="1" w:lastRow="0" w:firstColumn="1" w:lastColumn="0" w:noHBand="0" w:noVBand="1"/>
+      </w:tblPr>
+      <w:tblGrid>
+        <w:gridCol w:w="2158"/>
+        <w:gridCol w:w="2940"/>
+        <w:gridCol w:w="2977"/>
+        <w:gridCol w:w="2835"/>
+      </w:tblGrid>
+      <w:tr>
+        <w:tc>
+          <w:tcPr>
+            <w:tcW w:w="2158" w:type="dxa"/>
+            <w:tcBorders>
+              <w:top w:val="single" w:sz="4" w:space="0" w:color="auto"/>
+              <w:left w:val="single" w:sz="4" w:space="0" w:color="auto"/>
+              <w:bottom w:val="single" w:sz="4" w:space="0" w:color="auto"/>
+              <w:right w:val="single" w:sz="4" w:space="0" w:color="auto"/>
+            </w:tcBorders>
+            <w:hideMark/>
+          </w:tcPr>
+          <w:p>
+            <w:pPr>
+              <w:jc w:val="center"/>
+              <w:rPr>
+                <w:rFonts w:hint="eastAsia"/>
+                <w:b/>
+              </w:rPr>
+            </w:pPr>
+            <w:r>
+              <w:rPr>
+                <w:rFonts w:ascii="Microsoft YaHei" w:eastAsia="Microsoft YaHei" w:hAnsi="Microsoft YaHei" w:cs="Microsoft YaHei"/>
+                <w:b/>
+              </w:rPr>
+              <w:t>Start time</w:t>
+            </w:r>
+          </w:p>
+        </w:tc>
+        <w:tc>
+          <w:tcPr>
+            <w:tcW w:w="2940" w:type="dxa"/>
+            <w:tcBorders>
+              <w:top w:val="single" w:sz="4" w:space="0" w:color="auto"/>
+              <w:left w:val="single" w:sz="4" w:space="0" w:color="auto"/>
+              <w:bottom w:val="single" w:sz="4" w:space="0" w:color="auto"/>
+              <w:right w:val="single" w:sz="4" w:space="0" w:color="auto"/>
+            </w:tcBorders>
+            <w:hideMark/>
+          </w:tcPr>
+          <w:p>
+            <w:pPr>
+              <w:jc w:val="center"/>
+              <w:rPr>
+                <w:b/>
+              </w:rPr>
+            </w:pPr>
+            <w:r>
+              <w:rPr>
+                <w:rFonts w:ascii="Microsoft YaHei" w:eastAsia="Microsoft YaHei" w:hAnsi="Microsoft YaHei" w:cs="Microsoft YaHei"/>
+                <w:b/>
+              </w:rPr>
+              <w:t>End time</w:t>
+            </w:r>
+          </w:p>
+        </w:tc>
+        <w:tc>
+          <w:tcPr>
+            <w:tcW w:w="2977" w:type="dxa"/>
+            <w:tcBorders>
+              <w:top w:val="single" w:sz="4" w:space="0" w:color="auto"/>
+              <w:left w:val="single" w:sz="4" w:space="0" w:color="auto"/>
+              <w:bottom w:val="single" w:sz="4" w:space="0" w:color="auto"/>
+              <w:right w:val="single" w:sz="4" w:space="0" w:color="auto"/>
+            </w:tcBorders>
+            <w:hideMark/>
+          </w:tcPr>
+          <w:p>
+            <w:pPr>
+              <w:jc w:val="center"/>
+              <w:rPr>
+                <w:b/>
+              </w:rPr>
+            </w:pPr>
+            <w:r>
+              <w:rPr>
+                <w:rFonts w:ascii="Microsoft YaHei" w:eastAsia="Microsoft YaHei" w:hAnsi="Microsoft YaHei" w:cs="Microsoft YaHei"/>
+                <w:b/>
+              </w:rPr>
+              <w:t>Work (hours)</w:t>
+            </w:r>
+          </w:p>
+        </w:tc>
+        <w:tc>
+          <w:tcPr>
+            <w:tcW w:w="2835" w:type="dxa"/>
+            <w:tcBorders>
+              <w:top w:val="single" w:sz="4" w:space="0" w:color="auto"/>
+              <w:left w:val="single" w:sz="4" w:space="0" w:color="auto"/>
+              <w:bottom w:val="single" w:sz="4" w:space="0" w:color="auto"/>
+              <w:right w:val="single" w:sz="4" w:space="0" w:color="auto"/>
+            </w:tcBorders>
+            <w:hideMark/>
+          </w:tcPr>
+          <w:p>
+            <w:pPr>
+              <w:jc w:val="center"/>
+              <w:rPr>
+                <w:b/>
+              </w:rPr>
+            </w:pPr>
+            <w:r>
+              <w:rPr>
+                <w:rFonts w:ascii="Microsoft YaHei" w:eastAsia="Microsoft YaHei" w:hAnsi="Microsoft YaHei" w:cs="Microsoft YaHei" w:hint="eastAsia"/>
+                <w:b/>
+              </w:rPr>
+              <w:t>R</w:t>
+            </w:r>
+            <w:r>
+              <w:rPr>
+                <w:rFonts w:ascii="Microsoft YaHei" w:eastAsia="Microsoft YaHei" w:hAnsi="Microsoft YaHei" w:cs="Microsoft YaHei"/>
+                <w:b/>
+              </w:rPr>
+              <w:t>emark</w:t>
+            </w:r>
+          </w:p>
+        </w:tc>
+      </w:tr>
+      <w:tr>
+        <w:tc>
+          <w:tcPr>
+            <w:tcW w:w="10910" w:type="dxa"/>
+            <w:gridSpan w:val="4"/>
+            <w:tcBorders>
+              <w:top w:val="single" w:sz="4" w:space="0" w:color="auto"/>
+              <w:left w:val="single" w:sz="4" w:space="0" w:color="auto"/>
+              <w:bottom w:val="single" w:sz="4" w:space="0" w:color="auto"/>
+              <w:right w:val="single" w:sz="4" w:space="0" w:color="auto"/>
+            </w:tcBorders>
+            <w:hideMark/>
+          </w:tcPr>
+          <w:p>
+            <w:r>
+              <w:t>{{</w:t>
+            </w:r>
+            <w:proofErr w:type="spellStart"/>
+            <w:r>
+              <w:t>work_hours_table</w:t>
+            </w:r>
+            <w:proofErr w:type="spellEnd"/>
+            <w:r>
+              <w:t>}}</w:t>
+            </w:r>
+          </w:p>
+        </w:tc>
+      </w:tr>
+    </w:tbl>
+    <w:p>
+      <w:pPr>
+        <w:jc w:val="center"/>
+        <w:rPr>
+          <w:rFonts w:hint="eastAsia"/>
+        </w:rPr>
       </w:pPr>
     </w:p>
     <w:p>
@@ -2774,7 +2959,7 @@
     </w:p>
     <w:tbl>
       <w:tblPr>
-        <w:tblStyle w:val="TableGrid"/>
+        <w:tblStyle w:val="a3"/>
         <w:tblW w:w="0" w:type="auto"/>
         <w:tblLook w:val="04A0" w:firstRow="1" w:lastRow="0" w:firstColumn="1" w:lastColumn="0" w:noHBand="0" w:noVBand="1"/>
       </w:tblPr>
@@ -2925,7 +3110,6 @@
       <w:r>
         <w:t>{@</w:t>
       </w:r>
-      <w:proofErr w:type="spellStart"/>
       <w:r>
         <w:t>ack</w:t>
       </w:r>
@@ -2935,7 +3119,6 @@
       <w:r>
         <w:t>ignature</w:t>
       </w:r>
-      <w:proofErr w:type="spellEnd"/>
       <w:r>
         <w:t>}}</w:t>
       </w:r>
@@ -2951,8 +3134,58 @@
 </w:document>
 </file>
 
+<file path=word/endnotes.xml><?xml version="1.0" encoding="utf-8"?>
+<w:endnotes xmlns:wpc="http://schemas.microsoft.com/office/word/2010/wordprocessingCanvas" xmlns:cx="http://schemas.microsoft.com/office/drawing/2014/chartex" xmlns:cx1="http://schemas.microsoft.com/office/drawing/2015/9/8/chartex" xmlns:cx2="http://schemas.microsoft.com/office/drawing/2015/10/21/chartex" xmlns:cx3="http://schemas.microsoft.com/office/drawing/2016/5/9/chartex" xmlns:cx4="http://schemas.microsoft.com/office/drawing/2016/5/10/chartex" xmlns:cx5="http://schemas.microsoft.com/office/drawing/2016/5/11/chartex" xmlns:cx6="http://schemas.microsoft.com/office/drawing/2016/5/12/chartex" xmlns:cx7="http://schemas.microsoft.com/office/drawing/2016/5/13/chartex" xmlns:cx8="http://schemas.microsoft.com/office/drawing/2016/5/14/chartex" xmlns:mc="http://schemas.openxmlformats.org/markup-compatibility/2006" xmlns:aink="http://schemas.microsoft.com/office/drawing/2016/ink" xmlns:am3d="http://schemas.microsoft.com/office/drawing/2017/model3d" xmlns:o="urn:schemas-microsoft-com:office:office" xmlns:r="http://schemas.openxmlformats.org/officeDocument/2006/relationships" xmlns:m="http://schemas.openxmlformats.org/officeDocument/2006/math" xmlns:v="urn:schemas-microsoft-com:vml" xmlns:wp14="http://schemas.microsoft.com/office/word/2010/wordprocessingDrawing" xmlns:wp="http://schemas.openxmlformats.org/drawingml/2006/wordprocessingDrawing" xmlns:w10="urn:schemas-microsoft-com:office:word" xmlns:w="http://schemas.openxmlformats.org/wordprocessingml/2006/main" xmlns:w14="http://schemas.microsoft.com/office/word/2010/wordml" xmlns:w15="http://schemas.microsoft.com/office/word/2012/wordml" xmlns:w16cex="http://schemas.microsoft.com/office/word/2018/wordml/cex" xmlns:w16cid="http://schemas.microsoft.com/office/word/2016/wordml/cid" xmlns:w16="http://schemas.microsoft.com/office/word/2018/wordml" xmlns:w16sdtdh="http://schemas.microsoft.com/office/word/2020/wordml/sdtdatahash" xmlns:w16se="http://schemas.microsoft.com/office/word/2015/wordml/symex" xmlns:wpg="http://schemas.microsoft.com/office/word/2010/wordprocessingGroup" xmlns:wpi="http://schemas.microsoft.com/office/word/2010/wordprocessingInk" xmlns:wne="http://schemas.microsoft.com/office/word/2006/wordml" xmlns:wps="http://schemas.microsoft.com/office/word/2010/wordprocessingShape" mc:Ignorable="w14 w15 w16se w16cid w16 w16cex w16sdtdh wp14">
+  <w:endnote w:type="separator" w:id="-1">
+    <w:p>
+      <w:pPr>
+        <w:spacing w:after="0" w:line="240" w:lineRule="auto"/>
+      </w:pPr>
+      <w:r>
+        <w:separator/>
+      </w:r>
+    </w:p>
+  </w:endnote>
+  <w:endnote w:type="continuationSeparator" w:id="0">
+    <w:p>
+      <w:pPr>
+        <w:spacing w:after="0" w:line="240" w:lineRule="auto"/>
+      </w:pPr>
+      <w:r>
+        <w:continuationSeparator/>
+      </w:r>
+    </w:p>
+  </w:endnote>
+</w:endnotes>
+</file>
+
+<file path=word/footnotes.xml><?xml version="1.0" encoding="utf-8"?>
+<w:footnotes xmlns:wpc="http://schemas.microsoft.com/office/word/2010/wordprocessingCanvas" xmlns:cx="http://schemas.microsoft.com/office/drawing/2014/chartex" xmlns:cx1="http://schemas.microsoft.com/office/drawing/2015/9/8/chartex" xmlns:cx2="http://schemas.microsoft.com/office/drawing/2015/10/21/chartex" xmlns:cx3="http://schemas.microsoft.com/office/drawing/2016/5/9/chartex" xmlns:cx4="http://schemas.microsoft.com/office/drawing/2016/5/10/chartex" xmlns:cx5="http://schemas.microsoft.com/office/drawing/2016/5/11/chartex" xmlns:cx6="http://schemas.microsoft.com/office/drawing/2016/5/12/chartex" xmlns:cx7="http://schemas.microsoft.com/office/drawing/2016/5/13/chartex" xmlns:cx8="http://schemas.microsoft.com/office/drawing/2016/5/14/chartex" xmlns:mc="http://schemas.openxmlformats.org/markup-compatibility/2006" xmlns:aink="http://schemas.microsoft.com/office/drawing/2016/ink" xmlns:am3d="http://schemas.microsoft.com/office/drawing/2017/model3d" xmlns:o="urn:schemas-microsoft-com:office:office" xmlns:r="http://schemas.openxmlformats.org/officeDocument/2006/relationships" xmlns:m="http://schemas.openxmlformats.org/officeDocument/2006/math" xmlns:v="urn:schemas-microsoft-com:vml" xmlns:wp14="http://schemas.microsoft.com/office/word/2010/wordprocessingDrawing" xmlns:wp="http://schemas.openxmlformats.org/drawingml/2006/wordprocessingDrawing" xmlns:w10="urn:schemas-microsoft-com:office:word" xmlns:w="http://schemas.openxmlformats.org/wordprocessingml/2006/main" xmlns:w14="http://schemas.microsoft.com/office/word/2010/wordml" xmlns:w15="http://schemas.microsoft.com/office/word/2012/wordml" xmlns:w16cex="http://schemas.microsoft.com/office/word/2018/wordml/cex" xmlns:w16cid="http://schemas.microsoft.com/office/word/2016/wordml/cid" xmlns:w16="http://schemas.microsoft.com/office/word/2018/wordml" xmlns:w16sdtdh="http://schemas.microsoft.com/office/word/2020/wordml/sdtdatahash" xmlns:w16se="http://schemas.microsoft.com/office/word/2015/wordml/symex" xmlns:wpg="http://schemas.microsoft.com/office/word/2010/wordprocessingGroup" xmlns:wpi="http://schemas.microsoft.com/office/word/2010/wordprocessingInk" xmlns:wne="http://schemas.microsoft.com/office/word/2006/wordml" xmlns:wps="http://schemas.microsoft.com/office/word/2010/wordprocessingShape" mc:Ignorable="w14 w15 w16se w16cid w16 w16cex w16sdtdh wp14">
+  <w:footnote w:type="separator" w:id="-1">
+    <w:p>
+      <w:pPr>
+        <w:spacing w:after="0" w:line="240" w:lineRule="auto"/>
+      </w:pPr>
+      <w:r>
+        <w:separator/>
+      </w:r>
+    </w:p>
+  </w:footnote>
+  <w:footnote w:type="continuationSeparator" w:id="0">
+    <w:p>
+      <w:pPr>
+        <w:spacing w:after="0" w:line="240" w:lineRule="auto"/>
+      </w:pPr>
+      <w:r>
+        <w:continuationSeparator/>
+      </w:r>
+    </w:p>
+  </w:footnote>
+</w:footnotes>
+</file>
+
 <file path=word/styles.xml><?xml version="1.0" encoding="utf-8"?>
-<w:styles xmlns:mc="http://schemas.openxmlformats.org/markup-compatibility/2006" xmlns:r="http://schemas.openxmlformats.org/officeDocument/2006/relationships" xmlns:w="http://schemas.openxmlformats.org/wordprocessingml/2006/main" xmlns:w14="http://schemas.microsoft.com/office/word/2010/wordml" xmlns:w15="http://schemas.microsoft.com/office/word/2012/wordml" xmlns:w16cid="http://schemas.microsoft.com/office/word/2016/wordml/cid" xmlns:w16se="http://schemas.microsoft.com/office/word/2015/wordml/symex" mc:Ignorable="w14 w15 w16se w16cid">
+<w:styles xmlns:mc="http://schemas.openxmlformats.org/markup-compatibility/2006" xmlns:r="http://schemas.openxmlformats.org/officeDocument/2006/relationships" xmlns:w="http://schemas.openxmlformats.org/wordprocessingml/2006/main" xmlns:w14="http://schemas.microsoft.com/office/word/2010/wordml" xmlns:w15="http://schemas.microsoft.com/office/word/2012/wordml" xmlns:w16cex="http://schemas.microsoft.com/office/word/2018/wordml/cex" xmlns:w16cid="http://schemas.microsoft.com/office/word/2016/wordml/cid" xmlns:w16="http://schemas.microsoft.com/office/word/2018/wordml" xmlns:w16sdtdh="http://schemas.microsoft.com/office/word/2020/wordml/sdtdatahash" xmlns:w16se="http://schemas.microsoft.com/office/word/2015/wordml/symex" mc:Ignorable="w14 w15 w16se w16cid w16 w16cex w16sdtdh">
   <w:docDefaults>
     <w:rPrDefault>
       <w:rPr>
@@ -2968,7 +3201,7 @@
       </w:pPr>
     </w:pPrDefault>
   </w:docDefaults>
-  <w:latentStyles w:defLockedState="0" w:defUIPriority="99" w:defSemiHidden="0" w:defUnhideWhenUsed="0" w:defQFormat="0" w:count="375">
+  <w:latentStyles w:defLockedState="0" w:defUIPriority="99" w:defSemiHidden="0" w:defUnhideWhenUsed="0" w:defQFormat="0" w:count="376">
     <w:lsdException w:name="Normal" w:uiPriority="0" w:qFormat="1"/>
     <w:lsdException w:name="heading 1" w:uiPriority="9" w:qFormat="1"/>
     <w:lsdException w:name="heading 2" w:semiHidden="1" w:uiPriority="9" w:unhideWhenUsed="1" w:qFormat="1"/>
@@ -3074,7 +3307,6 @@
     <w:lsdException w:name="HTML Sample" w:semiHidden="1" w:unhideWhenUsed="1"/>
     <w:lsdException w:name="HTML Typewriter" w:semiHidden="1" w:unhideWhenUsed="1"/>
     <w:lsdException w:name="HTML Variable" w:semiHidden="1" w:unhideWhenUsed="1"/>
-    <w:lsdException w:name="Normal Table" w:semiHidden="1" w:unhideWhenUsed="1"/>
     <w:lsdException w:name="annotation subject" w:semiHidden="1" w:unhideWhenUsed="1"/>
     <w:lsdException w:name="No List" w:semiHidden="1" w:unhideWhenUsed="1"/>
     <w:lsdException w:name="Outline List 1" w:semiHidden="1" w:unhideWhenUsed="1"/>
@@ -3121,10 +3353,8 @@
     <w:lsdException w:name="Table Subtle 2" w:semiHidden="1" w:unhideWhenUsed="1"/>
     <w:lsdException w:name="Table Web 1" w:semiHidden="1" w:unhideWhenUsed="1"/>
     <w:lsdException w:name="Table Web 2" w:semiHidden="1" w:unhideWhenUsed="1"/>
-    <w:lsdException w:name="Table Web 3" w:semiHidden="1" w:unhideWhenUsed="1"/>
     <w:lsdException w:name="Balloon Text" w:semiHidden="1" w:unhideWhenUsed="1"/>
     <w:lsdException w:name="Table Grid" w:uiPriority="39"/>
-    <w:lsdException w:name="Table Theme" w:semiHidden="1" w:unhideWhenUsed="1"/>
     <w:lsdException w:name="Placeholder Text" w:semiHidden="1"/>
     <w:lsdException w:name="No Spacing" w:uiPriority="1" w:qFormat="1"/>
     <w:lsdException w:name="Light Shading" w:uiPriority="60"/>
@@ -3344,18 +3574,19 @@
     <w:lsdException w:name="Smart Hyperlink" w:semiHidden="1" w:unhideWhenUsed="1"/>
     <w:lsdException w:name="Hashtag" w:semiHidden="1" w:unhideWhenUsed="1"/>
     <w:lsdException w:name="Unresolved Mention" w:semiHidden="1" w:unhideWhenUsed="1"/>
+    <w:lsdException w:name="Smart Link" w:semiHidden="1" w:unhideWhenUsed="1"/>
   </w:latentStyles>
-  <w:style w:type="paragraph" w:default="1" w:styleId="Normal">
+  <w:style w:type="paragraph" w:default="1" w:styleId="a">
     <w:name w:val="Normal"/>
     <w:qFormat/>
   </w:style>
-  <w:style w:type="character" w:default="1" w:styleId="DefaultParagraphFont">
+  <w:style w:type="character" w:default="1" w:styleId="a0">
     <w:name w:val="Default Paragraph Font"/>
     <w:uiPriority w:val="1"/>
     <w:semiHidden/>
     <w:unhideWhenUsed/>
   </w:style>
-  <w:style w:type="table" w:default="1" w:styleId="TableNormal">
+  <w:style w:type="table" w:default="1" w:styleId="a1">
     <w:name w:val="Normal Table"/>
     <w:uiPriority w:val="99"/>
     <w:semiHidden/>
@@ -3370,15 +3601,15 @@
       </w:tblCellMar>
     </w:tblPr>
   </w:style>
-  <w:style w:type="numbering" w:default="1" w:styleId="NoList">
+  <w:style w:type="numbering" w:default="1" w:styleId="a2">
     <w:name w:val="No List"/>
     <w:uiPriority w:val="99"/>
     <w:semiHidden/>
     <w:unhideWhenUsed/>
   </w:style>
-  <w:style w:type="table" w:styleId="TableGrid">
+  <w:style w:type="table" w:styleId="a3">
     <w:name w:val="Table Grid"/>
-    <w:basedOn w:val="TableNormal"/>
+    <w:basedOn w:val="a1"/>
     <w:uiPriority w:val="39"/>
     <w:rsid w:val="00347F63"/>
     <w:pPr>
@@ -3395,9 +3626,9 @@
       </w:tblBorders>
     </w:tblPr>
   </w:style>
-  <w:style w:type="character" w:styleId="Hyperlink">
+  <w:style w:type="character" w:styleId="a4">
     <w:name w:val="Hyperlink"/>
-    <w:basedOn w:val="DefaultParagraphFont"/>
+    <w:basedOn w:val="a0"/>
     <w:uiPriority w:val="99"/>
     <w:semiHidden/>
     <w:unhideWhenUsed/>
@@ -3409,8 +3640,74 @@
   </w:style>
   <w:style w:type="character" w:customStyle="1" w:styleId="opdicttext2">
     <w:name w:val="op_dict_text2"/>
-    <w:basedOn w:val="DefaultParagraphFont"/>
+    <w:basedOn w:val="a0"/>
     <w:rsid w:val="00762FB6"/>
+  </w:style>
+  <w:style w:type="paragraph" w:styleId="a5">
+    <w:name w:val="header"/>
+    <w:basedOn w:val="a"/>
+    <w:link w:val="a6"/>
+    <w:uiPriority w:val="99"/>
+    <w:unhideWhenUsed/>
+    <w:rsid w:val="00893DEE"/>
+    <w:pPr>
+      <w:pBdr>
+        <w:bottom w:val="single" w:sz="6" w:space="1" w:color="auto"/>
+      </w:pBdr>
+      <w:tabs>
+        <w:tab w:val="center" w:pos="4513"/>
+        <w:tab w:val="right" w:pos="9026"/>
+      </w:tabs>
+      <w:snapToGrid w:val="0"/>
+      <w:spacing w:line="240" w:lineRule="auto"/>
+      <w:jc w:val="center"/>
+    </w:pPr>
+    <w:rPr>
+      <w:sz w:val="18"/>
+      <w:szCs w:val="18"/>
+    </w:rPr>
+  </w:style>
+  <w:style w:type="character" w:customStyle="1" w:styleId="a6">
+    <w:name w:val="页眉 字符"/>
+    <w:basedOn w:val="a0"/>
+    <w:link w:val="a5"/>
+    <w:uiPriority w:val="99"/>
+    <w:rsid w:val="00893DEE"/>
+    <w:rPr>
+      <w:sz w:val="18"/>
+      <w:szCs w:val="18"/>
+    </w:rPr>
+  </w:style>
+  <w:style w:type="paragraph" w:styleId="a7">
+    <w:name w:val="footer"/>
+    <w:basedOn w:val="a"/>
+    <w:link w:val="a8"/>
+    <w:uiPriority w:val="99"/>
+    <w:unhideWhenUsed/>
+    <w:rsid w:val="00893DEE"/>
+    <w:pPr>
+      <w:tabs>
+        <w:tab w:val="center" w:pos="4513"/>
+        <w:tab w:val="right" w:pos="9026"/>
+      </w:tabs>
+      <w:snapToGrid w:val="0"/>
+      <w:spacing w:line="240" w:lineRule="auto"/>
+    </w:pPr>
+    <w:rPr>
+      <w:sz w:val="18"/>
+      <w:szCs w:val="18"/>
+    </w:rPr>
+  </w:style>
+  <w:style w:type="character" w:customStyle="1" w:styleId="a8">
+    <w:name w:val="页脚 字符"/>
+    <w:basedOn w:val="a0"/>
+    <w:link w:val="a7"/>
+    <w:uiPriority w:val="99"/>
+    <w:rsid w:val="00893DEE"/>
+    <w:rPr>
+      <w:sz w:val="18"/>
+      <w:szCs w:val="18"/>
+    </w:rPr>
   </w:style>
 </w:styles>
 </file>

--- a/src/src/main/webapp/portal/wo/woExportTemplate/template_en.docx
+++ b/src/src/main/webapp/portal/wo/woExportTemplate/template_en.docx
@@ -1,12 +1,12 @@
 
 <file path=word/document.xml><?xml version="1.0" encoding="utf-8"?>
-<w:document xmlns:wpc="http://schemas.microsoft.com/office/word/2010/wordprocessingCanvas" xmlns:cx="http://schemas.microsoft.com/office/drawing/2014/chartex" xmlns:cx1="http://schemas.microsoft.com/office/drawing/2015/9/8/chartex" xmlns:cx2="http://schemas.microsoft.com/office/drawing/2015/10/21/chartex" xmlns:cx3="http://schemas.microsoft.com/office/drawing/2016/5/9/chartex" xmlns:cx4="http://schemas.microsoft.com/office/drawing/2016/5/10/chartex" xmlns:cx5="http://schemas.microsoft.com/office/drawing/2016/5/11/chartex" xmlns:cx6="http://schemas.microsoft.com/office/drawing/2016/5/12/chartex" xmlns:cx7="http://schemas.microsoft.com/office/drawing/2016/5/13/chartex" xmlns:cx8="http://schemas.microsoft.com/office/drawing/2016/5/14/chartex" xmlns:mc="http://schemas.openxmlformats.org/markup-compatibility/2006" xmlns:aink="http://schemas.microsoft.com/office/drawing/2016/ink" xmlns:am3d="http://schemas.microsoft.com/office/drawing/2017/model3d" xmlns:o="urn:schemas-microsoft-com:office:office" xmlns:r="http://schemas.openxmlformats.org/officeDocument/2006/relationships" xmlns:m="http://schemas.openxmlformats.org/officeDocument/2006/math" xmlns:v="urn:schemas-microsoft-com:vml" xmlns:wp14="http://schemas.microsoft.com/office/word/2010/wordprocessingDrawing" xmlns:wp="http://schemas.openxmlformats.org/drawingml/2006/wordprocessingDrawing" xmlns:w10="urn:schemas-microsoft-com:office:word" xmlns:w="http://schemas.openxmlformats.org/wordprocessingml/2006/main" xmlns:w14="http://schemas.microsoft.com/office/word/2010/wordml" xmlns:w15="http://schemas.microsoft.com/office/word/2012/wordml" xmlns:w16cex="http://schemas.microsoft.com/office/word/2018/wordml/cex" xmlns:w16cid="http://schemas.microsoft.com/office/word/2016/wordml/cid" xmlns:w16="http://schemas.microsoft.com/office/word/2018/wordml" xmlns:w16sdtdh="http://schemas.microsoft.com/office/word/2020/wordml/sdtdatahash" xmlns:w16se="http://schemas.microsoft.com/office/word/2015/wordml/symex" xmlns:wpg="http://schemas.microsoft.com/office/word/2010/wordprocessingGroup" xmlns:wpi="http://schemas.microsoft.com/office/word/2010/wordprocessingInk" xmlns:wne="http://schemas.microsoft.com/office/word/2006/wordml" xmlns:wps="http://schemas.microsoft.com/office/word/2010/wordprocessingShape" mc:Ignorable="w14 w15 w16se w16cid w16 w16cex w16sdtdh wp14">
+<w:document xmlns:wpc="http://schemas.microsoft.com/office/word/2010/wordprocessingCanvas" xmlns:cx="http://schemas.microsoft.com/office/drawing/2014/chartex" xmlns:cx1="http://schemas.microsoft.com/office/drawing/2015/9/8/chartex" xmlns:cx2="http://schemas.microsoft.com/office/drawing/2015/10/21/chartex" xmlns:cx3="http://schemas.microsoft.com/office/drawing/2016/5/9/chartex" xmlns:cx4="http://schemas.microsoft.com/office/drawing/2016/5/10/chartex" xmlns:cx5="http://schemas.microsoft.com/office/drawing/2016/5/11/chartex" xmlns:cx6="http://schemas.microsoft.com/office/drawing/2016/5/12/chartex" xmlns:cx7="http://schemas.microsoft.com/office/drawing/2016/5/13/chartex" xmlns:cx8="http://schemas.microsoft.com/office/drawing/2016/5/14/chartex" xmlns:mc="http://schemas.openxmlformats.org/markup-compatibility/2006" xmlns:aink="http://schemas.microsoft.com/office/drawing/2016/ink" xmlns:am3d="http://schemas.microsoft.com/office/drawing/2017/model3d" xmlns:o="urn:schemas-microsoft-com:office:office" xmlns:oel="http://schemas.microsoft.com/office/2019/extlst" xmlns:r="http://schemas.openxmlformats.org/officeDocument/2006/relationships" xmlns:m="http://schemas.openxmlformats.org/officeDocument/2006/math" xmlns:v="urn:schemas-microsoft-com:vml" xmlns:wp14="http://schemas.microsoft.com/office/word/2010/wordprocessingDrawing" xmlns:wp="http://schemas.openxmlformats.org/drawingml/2006/wordprocessingDrawing" xmlns:w10="urn:schemas-microsoft-com:office:word" xmlns:w="http://schemas.openxmlformats.org/wordprocessingml/2006/main" xmlns:w14="http://schemas.microsoft.com/office/word/2010/wordml" xmlns:w15="http://schemas.microsoft.com/office/word/2012/wordml" xmlns:w16cex="http://schemas.microsoft.com/office/word/2018/wordml/cex" xmlns:w16cid="http://schemas.microsoft.com/office/word/2016/wordml/cid" xmlns:w16="http://schemas.microsoft.com/office/word/2018/wordml" xmlns:w16sdtdh="http://schemas.microsoft.com/office/word/2020/wordml/sdtdatahash" xmlns:w16se="http://schemas.microsoft.com/office/word/2015/wordml/symex" xmlns:wpg="http://schemas.microsoft.com/office/word/2010/wordprocessingGroup" xmlns:wpi="http://schemas.microsoft.com/office/word/2010/wordprocessingInk" xmlns:wne="http://schemas.microsoft.com/office/word/2006/wordml" xmlns:wps="http://schemas.microsoft.com/office/word/2010/wordprocessingShape" mc:Ignorable="w14 w15 w16se w16cid w16 w16cex w16sdtdh wp14">
   <w:body>
     <w:p>
       <w:pPr>
         <w:jc w:val="center"/>
         <w:rPr>
-          <w:rFonts w:ascii="Microsoft YaHei" w:eastAsia="Microsoft YaHei" w:hAnsi="Microsoft YaHei"/>
+          <w:rFonts w:ascii="微软雅黑" w:eastAsia="微软雅黑" w:hAnsi="微软雅黑"/>
           <w:b/>
           <w:sz w:val="24"/>
           <w:szCs w:val="24"/>
@@ -14,7 +14,7 @@
       </w:pPr>
       <w:r>
         <w:rPr>
-          <w:rFonts w:ascii="Microsoft YaHei" w:eastAsia="Microsoft YaHei" w:hAnsi="Microsoft YaHei"/>
+          <w:rFonts w:ascii="微软雅黑" w:eastAsia="微软雅黑" w:hAnsi="微软雅黑"/>
           <w:b/>
           <w:noProof/>
           <w:sz w:val="24"/>
@@ -82,7 +82,7 @@
       <w:pPr>
         <w:jc w:val="center"/>
         <w:rPr>
-          <w:rFonts w:ascii="Microsoft YaHei" w:eastAsia="Microsoft YaHei" w:hAnsi="Microsoft YaHei"/>
+          <w:rFonts w:ascii="微软雅黑" w:eastAsia="微软雅黑" w:hAnsi="微软雅黑"/>
           <w:b/>
           <w:sz w:val="24"/>
           <w:szCs w:val="24"/>
@@ -90,7 +90,7 @@
       </w:pPr>
       <w:r>
         <w:rPr>
-          <w:rFonts w:ascii="Microsoft YaHei" w:eastAsia="Microsoft YaHei" w:hAnsi="Microsoft YaHei"/>
+          <w:rFonts w:ascii="微软雅黑" w:eastAsia="微软雅黑" w:hAnsi="微软雅黑"/>
           <w:b/>
           <w:sz w:val="24"/>
           <w:szCs w:val="24"/>
@@ -102,7 +102,7 @@
       <w:pPr>
         <w:jc w:val="center"/>
         <w:rPr>
-          <w:rFonts w:ascii="Microsoft YaHei" w:eastAsia="Microsoft YaHei" w:hAnsi="Microsoft YaHei"/>
+          <w:rFonts w:ascii="微软雅黑" w:eastAsia="微软雅黑" w:hAnsi="微软雅黑"/>
           <w:b/>
           <w:sz w:val="24"/>
           <w:szCs w:val="24"/>
@@ -110,7 +110,7 @@
       </w:pPr>
       <w:r>
         <w:rPr>
-          <w:rFonts w:ascii="Microsoft YaHei" w:eastAsia="Microsoft YaHei" w:hAnsi="Microsoft YaHei"/>
+          <w:rFonts w:ascii="微软雅黑" w:eastAsia="微软雅黑" w:hAnsi="微软雅黑"/>
           <w:b/>
           <w:sz w:val="20"/>
           <w:szCs w:val="20"/>
@@ -171,7 +171,6 @@
               </w:rPr>
               <w:t>{{</w:t>
             </w:r>
-            <w:proofErr w:type="spellStart"/>
             <w:r>
               <w:rPr>
                 <w:rFonts w:hint="eastAsia"/>
@@ -180,7 +179,6 @@
               </w:rPr>
               <w:t>device_name</w:t>
             </w:r>
-            <w:proofErr w:type="spellEnd"/>
             <w:r>
               <w:rPr>
                 <w:sz w:val="20"/>
@@ -228,23 +226,7 @@
                 <w:sz w:val="20"/>
                 <w:szCs w:val="20"/>
               </w:rPr>
-              <w:t>{{</w:t>
-            </w:r>
-            <w:proofErr w:type="spellStart"/>
-            <w:r>
-              <w:rPr>
-                <w:sz w:val="20"/>
-                <w:szCs w:val="20"/>
-              </w:rPr>
-              <w:t>device_department</w:t>
-            </w:r>
-            <w:proofErr w:type="spellEnd"/>
-            <w:r>
-              <w:rPr>
-                <w:sz w:val="20"/>
-                <w:szCs w:val="20"/>
-              </w:rPr>
-              <w:t>}}</w:t>
+              <w:t>{{device_department}}</w:t>
             </w:r>
           </w:p>
         </w:tc>
@@ -288,23 +270,7 @@
                 <w:sz w:val="20"/>
                 <w:szCs w:val="20"/>
               </w:rPr>
-              <w:t>{{</w:t>
-            </w:r>
-            <w:proofErr w:type="spellStart"/>
-            <w:r>
-              <w:rPr>
-                <w:sz w:val="20"/>
-                <w:szCs w:val="20"/>
-              </w:rPr>
-              <w:t>device_type</w:t>
-            </w:r>
-            <w:proofErr w:type="spellEnd"/>
-            <w:r>
-              <w:rPr>
-                <w:sz w:val="20"/>
-                <w:szCs w:val="20"/>
-              </w:rPr>
-              <w:t>}}</w:t>
+              <w:t>{{device_type}}</w:t>
             </w:r>
           </w:p>
         </w:tc>
@@ -346,23 +312,7 @@
                 <w:sz w:val="20"/>
                 <w:szCs w:val="20"/>
               </w:rPr>
-              <w:t>{{</w:t>
-            </w:r>
-            <w:proofErr w:type="spellStart"/>
-            <w:r>
-              <w:rPr>
-                <w:sz w:val="20"/>
-                <w:szCs w:val="20"/>
-              </w:rPr>
-              <w:t>device_oem</w:t>
-            </w:r>
-            <w:proofErr w:type="spellEnd"/>
-            <w:r>
-              <w:rPr>
-                <w:sz w:val="20"/>
-                <w:szCs w:val="20"/>
-              </w:rPr>
-              <w:t>}}</w:t>
+              <w:t>{{device_oem}}</w:t>
             </w:r>
           </w:p>
         </w:tc>
@@ -406,23 +356,7 @@
                 <w:sz w:val="20"/>
                 <w:szCs w:val="20"/>
               </w:rPr>
-              <w:t>{{</w:t>
-            </w:r>
-            <w:proofErr w:type="spellStart"/>
-            <w:r>
-              <w:rPr>
-                <w:sz w:val="20"/>
-                <w:szCs w:val="20"/>
-              </w:rPr>
-              <w:t>device_serial</w:t>
-            </w:r>
-            <w:proofErr w:type="spellEnd"/>
-            <w:r>
-              <w:rPr>
-                <w:sz w:val="20"/>
-                <w:szCs w:val="20"/>
-              </w:rPr>
-              <w:t>}}</w:t>
+              <w:t>{{device_serial}}</w:t>
             </w:r>
           </w:p>
         </w:tc>
@@ -464,23 +398,7 @@
                 <w:sz w:val="20"/>
                 <w:szCs w:val="20"/>
               </w:rPr>
-              <w:t>{{</w:t>
-            </w:r>
-            <w:proofErr w:type="spellStart"/>
-            <w:r>
-              <w:rPr>
-                <w:sz w:val="20"/>
-                <w:szCs w:val="20"/>
-              </w:rPr>
-              <w:t>device_number</w:t>
-            </w:r>
-            <w:proofErr w:type="spellEnd"/>
-            <w:r>
-              <w:rPr>
-                <w:sz w:val="20"/>
-                <w:szCs w:val="20"/>
-              </w:rPr>
-              <w:t>}}</w:t>
+              <w:t>{{device_number}}</w:t>
             </w:r>
           </w:p>
         </w:tc>
@@ -524,23 +442,234 @@
                 <w:sz w:val="20"/>
                 <w:szCs w:val="20"/>
               </w:rPr>
+              <w:t>{{device_qr}}</w:t>
+            </w:r>
+          </w:p>
+        </w:tc>
+        <w:tc>
+          <w:tcPr>
+            <w:tcW w:w="1918" w:type="dxa"/>
+          </w:tcPr>
+          <w:p>
+            <w:pPr>
+              <w:jc w:val="center"/>
+              <w:rPr>
+                <w:sz w:val="20"/>
+                <w:szCs w:val="20"/>
+              </w:rPr>
+            </w:pPr>
+            <w:r>
+              <w:rPr>
+                <w:sz w:val="20"/>
+                <w:szCs w:val="20"/>
+              </w:rPr>
+              <w:t>Current Location</w:t>
+            </w:r>
+          </w:p>
+        </w:tc>
+        <w:tc>
+          <w:tcPr>
+            <w:tcW w:w="4678" w:type="dxa"/>
+          </w:tcPr>
+          <w:p>
+            <w:pPr>
+              <w:jc w:val="center"/>
+              <w:rPr>
+                <w:sz w:val="20"/>
+                <w:szCs w:val="20"/>
+              </w:rPr>
+            </w:pPr>
+            <w:r>
+              <w:rPr>
+                <w:sz w:val="20"/>
+                <w:szCs w:val="20"/>
+              </w:rPr>
+              <w:t>{{device_location}}</w:t>
+            </w:r>
+          </w:p>
+        </w:tc>
+      </w:tr>
+      <w:tr>
+        <w:tc>
+          <w:tcPr>
+            <w:tcW w:w="1705" w:type="dxa"/>
+          </w:tcPr>
+          <w:p>
+            <w:pPr>
+              <w:jc w:val="center"/>
+              <w:rPr>
+                <w:rFonts w:hint="eastAsia"/>
+                <w:sz w:val="20"/>
+                <w:szCs w:val="20"/>
+              </w:rPr>
+            </w:pPr>
+            <w:r>
+              <w:rPr>
+                <w:sz w:val="20"/>
+                <w:szCs w:val="20"/>
+              </w:rPr>
+              <w:t>Equipment</w:t>
+            </w:r>
+            <w:r>
+              <w:rPr>
+                <w:rFonts w:hint="eastAsia"/>
+                <w:sz w:val="20"/>
+                <w:szCs w:val="20"/>
+              </w:rPr>
+              <w:t xml:space="preserve"> P</w:t>
+            </w:r>
+            <w:r>
+              <w:rPr>
+                <w:sz w:val="20"/>
+                <w:szCs w:val="20"/>
+              </w:rPr>
+              <w:t>rice</w:t>
+            </w:r>
+          </w:p>
+        </w:tc>
+        <w:tc>
+          <w:tcPr>
+            <w:tcW w:w="2609" w:type="dxa"/>
+          </w:tcPr>
+          <w:p>
+            <w:pPr>
+              <w:jc w:val="center"/>
+              <w:rPr>
+                <w:sz w:val="20"/>
+                <w:szCs w:val="20"/>
+              </w:rPr>
+            </w:pPr>
+            <w:r>
+              <w:rPr>
+                <w:sz w:val="20"/>
+                <w:szCs w:val="20"/>
+              </w:rPr>
+              <w:t>{{device_purchasePrice}}</w:t>
+            </w:r>
+          </w:p>
+        </w:tc>
+        <w:tc>
+          <w:tcPr>
+            <w:tcW w:w="1918" w:type="dxa"/>
+          </w:tcPr>
+          <w:p>
+            <w:pPr>
+              <w:jc w:val="center"/>
+              <w:rPr>
+                <w:sz w:val="20"/>
+                <w:szCs w:val="20"/>
+              </w:rPr>
+            </w:pPr>
+            <w:r>
+              <w:rPr>
+                <w:rFonts w:hint="eastAsia"/>
+                <w:sz w:val="20"/>
+                <w:szCs w:val="20"/>
+              </w:rPr>
+              <w:t>P</w:t>
+            </w:r>
+            <w:r>
+              <w:rPr>
+                <w:sz w:val="20"/>
+                <w:szCs w:val="20"/>
+              </w:rPr>
+              <w:t xml:space="preserve">urchase </w:t>
+            </w:r>
+            <w:r>
+              <w:rPr>
+                <w:rFonts w:hint="eastAsia"/>
+                <w:sz w:val="20"/>
+                <w:szCs w:val="20"/>
+              </w:rPr>
+              <w:t>D</w:t>
+            </w:r>
+            <w:r>
+              <w:rPr>
+                <w:sz w:val="20"/>
+                <w:szCs w:val="20"/>
+              </w:rPr>
+              <w:t>ate</w:t>
+            </w:r>
+          </w:p>
+        </w:tc>
+        <w:tc>
+          <w:tcPr>
+            <w:tcW w:w="4678" w:type="dxa"/>
+          </w:tcPr>
+          <w:p>
+            <w:pPr>
+              <w:jc w:val="center"/>
+              <w:rPr>
+                <w:sz w:val="20"/>
+                <w:szCs w:val="20"/>
+              </w:rPr>
+            </w:pPr>
+            <w:r>
+              <w:rPr>
+                <w:sz w:val="20"/>
+                <w:szCs w:val="20"/>
+              </w:rPr>
+              <w:t>{{device_purchaseDate}}</w:t>
+            </w:r>
+          </w:p>
+        </w:tc>
+      </w:tr>
+      <w:tr>
+        <w:tc>
+          <w:tcPr>
+            <w:tcW w:w="1705" w:type="dxa"/>
+          </w:tcPr>
+          <w:p>
+            <w:pPr>
+              <w:jc w:val="center"/>
+              <w:rPr>
+                <w:sz w:val="20"/>
+                <w:szCs w:val="20"/>
+              </w:rPr>
+            </w:pPr>
+            <w:r>
+              <w:rPr>
+                <w:sz w:val="20"/>
+                <w:szCs w:val="20"/>
+              </w:rPr>
+              <w:t>Hospital District</w:t>
+            </w:r>
+          </w:p>
+        </w:tc>
+        <w:tc>
+          <w:tcPr>
+            <w:tcW w:w="2609" w:type="dxa"/>
+          </w:tcPr>
+          <w:p>
+            <w:pPr>
+              <w:jc w:val="center"/>
+              <w:rPr>
+                <w:sz w:val="20"/>
+                <w:szCs w:val="20"/>
+              </w:rPr>
+            </w:pPr>
+            <w:r>
+              <w:rPr>
+                <w:sz w:val="20"/>
+                <w:szCs w:val="20"/>
+              </w:rPr>
               <w:t>{{</w:t>
             </w:r>
-            <w:proofErr w:type="spellStart"/>
-            <w:r>
-              <w:rPr>
-                <w:sz w:val="20"/>
-                <w:szCs w:val="20"/>
-              </w:rPr>
-              <w:t>device_qr</w:t>
-            </w:r>
-            <w:proofErr w:type="spellEnd"/>
-            <w:r>
-              <w:rPr>
-                <w:sz w:val="20"/>
-                <w:szCs w:val="20"/>
-              </w:rPr>
-              <w:t>}}</w:t>
+            <w:bookmarkStart w:id="0" w:name="OLE_LINK16"/>
+            <w:r>
+              <w:rPr>
+                <w:sz w:val="20"/>
+                <w:szCs w:val="20"/>
+              </w:rPr>
+              <w:t>device_</w:t>
+            </w:r>
+            <w:bookmarkEnd w:id="0"/>
+            <w:r>
+              <w:rPr>
+                <w:sz w:val="20"/>
+                <w:szCs w:val="20"/>
+              </w:rPr>
+              <w:t>site}}</w:t>
             </w:r>
           </w:p>
         </w:tc>
@@ -552,16 +681,18 @@
             <w:pPr>
               <w:jc w:val="center"/>
               <w:rPr>
-                <w:sz w:val="20"/>
-                <w:szCs w:val="20"/>
-              </w:rPr>
-            </w:pPr>
-            <w:r>
-              <w:rPr>
-                <w:sz w:val="20"/>
-                <w:szCs w:val="20"/>
-              </w:rPr>
-              <w:t>Current Location</w:t>
+                <w:rFonts w:hint="eastAsia"/>
+                <w:sz w:val="20"/>
+                <w:szCs w:val="20"/>
+              </w:rPr>
+            </w:pPr>
+            <w:r>
+              <w:rPr>
+                <w:rFonts w:hint="eastAsia"/>
+                <w:sz w:val="20"/>
+                <w:szCs w:val="20"/>
+              </w:rPr>
+              <w:t>Remark</w:t>
             </w:r>
           </w:p>
         </w:tc>
@@ -584,15 +715,29 @@
               </w:rPr>
               <w:t>{{</w:t>
             </w:r>
-            <w:proofErr w:type="spellStart"/>
-            <w:r>
-              <w:rPr>
-                <w:sz w:val="20"/>
-                <w:szCs w:val="20"/>
-              </w:rPr>
-              <w:t>device_location</w:t>
-            </w:r>
-            <w:proofErr w:type="spellEnd"/>
+            <w:r>
+              <w:rPr>
+                <w:rFonts w:hint="eastAsia"/>
+                <w:sz w:val="20"/>
+                <w:szCs w:val="20"/>
+              </w:rPr>
+              <w:t>order</w:t>
+            </w:r>
+            <w:r>
+              <w:rPr>
+                <w:sz w:val="20"/>
+                <w:szCs w:val="20"/>
+              </w:rPr>
+              <w:t>_</w:t>
+            </w:r>
+            <w:r>
+              <w:rPr>
+                <w:rFonts w:hint="eastAsia"/>
+                <w:sz w:val="20"/>
+                <w:szCs w:val="20"/>
+              </w:rPr>
+              <w:t>comment</w:t>
+            </w:r>
             <w:r>
               <w:rPr>
                 <w:sz w:val="20"/>
@@ -613,7 +758,7 @@
       <w:pPr>
         <w:jc w:val="center"/>
         <w:rPr>
-          <w:rFonts w:ascii="Microsoft YaHei" w:eastAsia="Microsoft YaHei" w:hAnsi="Microsoft YaHei"/>
+          <w:rFonts w:ascii="微软雅黑" w:eastAsia="微软雅黑" w:hAnsi="微软雅黑"/>
           <w:b/>
           <w:sz w:val="24"/>
           <w:szCs w:val="24"/>
@@ -621,7 +766,7 @@
       </w:pPr>
       <w:r>
         <w:rPr>
-          <w:rFonts w:ascii="Microsoft YaHei" w:eastAsia="Microsoft YaHei" w:hAnsi="Microsoft YaHei"/>
+          <w:rFonts w:ascii="微软雅黑" w:eastAsia="微软雅黑" w:hAnsi="微软雅黑"/>
           <w:b/>
           <w:sz w:val="20"/>
           <w:szCs w:val="20"/>
@@ -661,7 +806,6 @@
                 <w:szCs w:val="20"/>
               </w:rPr>
             </w:pPr>
-            <w:proofErr w:type="spellStart"/>
             <w:r>
               <w:rPr>
                 <w:sz w:val="20"/>
@@ -669,7 +813,6 @@
               </w:rPr>
               <w:t>RequestWorkorderNumber</w:t>
             </w:r>
-            <w:proofErr w:type="spellEnd"/>
           </w:p>
         </w:tc>
         <w:tc>
@@ -689,23 +832,7 @@
                 <w:sz w:val="20"/>
                 <w:szCs w:val="20"/>
               </w:rPr>
-              <w:t>{{</w:t>
-            </w:r>
-            <w:proofErr w:type="spellStart"/>
-            <w:r>
-              <w:rPr>
-                <w:sz w:val="20"/>
-                <w:szCs w:val="20"/>
-              </w:rPr>
-              <w:t>issue_number</w:t>
-            </w:r>
-            <w:proofErr w:type="spellEnd"/>
-            <w:r>
-              <w:rPr>
-                <w:sz w:val="20"/>
-                <w:szCs w:val="20"/>
-              </w:rPr>
-              <w:t>}}</w:t>
+              <w:t>{{issue_number}}</w:t>
             </w:r>
           </w:p>
         </w:tc>
@@ -748,23 +875,7 @@
                 <w:sz w:val="20"/>
                 <w:szCs w:val="20"/>
               </w:rPr>
-              <w:t>{</w:t>
-            </w:r>
-            <w:proofErr w:type="spellStart"/>
-            <w:r>
-              <w:rPr>
-                <w:sz w:val="20"/>
-                <w:szCs w:val="20"/>
-              </w:rPr>
-              <w:t>issue_desc</w:t>
-            </w:r>
-            <w:proofErr w:type="spellEnd"/>
-            <w:r>
-              <w:rPr>
-                <w:sz w:val="20"/>
-                <w:szCs w:val="20"/>
-              </w:rPr>
-              <w:t>}</w:t>
+              <w:t>{issue_desc}</w:t>
             </w:r>
             <w:r>
               <w:rPr>
@@ -822,23 +933,7 @@
                 <w:sz w:val="20"/>
                 <w:szCs w:val="20"/>
               </w:rPr>
-              <w:t>{{</w:t>
-            </w:r>
-            <w:proofErr w:type="spellStart"/>
-            <w:r>
-              <w:rPr>
-                <w:sz w:val="20"/>
-                <w:szCs w:val="20"/>
-              </w:rPr>
-              <w:t>issue_reporter</w:t>
-            </w:r>
-            <w:proofErr w:type="spellEnd"/>
-            <w:r>
-              <w:rPr>
-                <w:sz w:val="20"/>
-                <w:szCs w:val="20"/>
-              </w:rPr>
-              <w:t>}}</w:t>
+              <w:t>{{issue_reporter}}</w:t>
             </w:r>
           </w:p>
         </w:tc>
@@ -892,23 +987,7 @@
                 <w:sz w:val="20"/>
                 <w:szCs w:val="20"/>
               </w:rPr>
-              <w:t>{{</w:t>
-            </w:r>
-            <w:proofErr w:type="spellStart"/>
-            <w:r>
-              <w:rPr>
-                <w:sz w:val="20"/>
-                <w:szCs w:val="20"/>
-              </w:rPr>
-              <w:t>issue_reporter_phone</w:t>
-            </w:r>
-            <w:proofErr w:type="spellEnd"/>
-            <w:r>
-              <w:rPr>
-                <w:sz w:val="20"/>
-                <w:szCs w:val="20"/>
-              </w:rPr>
-              <w:t>}}</w:t>
+              <w:t>{{issue_reporter_phone}}</w:t>
             </w:r>
           </w:p>
         </w:tc>
@@ -962,30 +1041,14 @@
                 <w:sz w:val="20"/>
                 <w:szCs w:val="20"/>
               </w:rPr>
-              <w:t>{{</w:t>
-            </w:r>
-            <w:proofErr w:type="spellStart"/>
-            <w:r>
-              <w:rPr>
-                <w:sz w:val="20"/>
-                <w:szCs w:val="20"/>
-              </w:rPr>
-              <w:t>issue_report</w:t>
-            </w:r>
-            <w:r>
-              <w:rPr>
-                <w:sz w:val="20"/>
-                <w:szCs w:val="20"/>
-              </w:rPr>
-              <w:t>_time</w:t>
-            </w:r>
-            <w:proofErr w:type="spellEnd"/>
-            <w:r>
-              <w:rPr>
-                <w:sz w:val="20"/>
-                <w:szCs w:val="20"/>
-              </w:rPr>
-              <w:t>}}</w:t>
+              <w:t>{{issue_report</w:t>
+            </w:r>
+            <w:r>
+              <w:rPr>
+                <w:sz w:val="20"/>
+                <w:szCs w:val="20"/>
+              </w:rPr>
+              <w:t>_time}}</w:t>
             </w:r>
           </w:p>
         </w:tc>
@@ -1039,23 +1102,7 @@
                 <w:sz w:val="20"/>
                 <w:szCs w:val="20"/>
               </w:rPr>
-              <w:t>{{</w:t>
-            </w:r>
-            <w:proofErr w:type="spellStart"/>
-            <w:r>
-              <w:rPr>
-                <w:sz w:val="20"/>
-                <w:szCs w:val="20"/>
-              </w:rPr>
-              <w:t>issue_report_status</w:t>
-            </w:r>
-            <w:proofErr w:type="spellEnd"/>
-            <w:r>
-              <w:rPr>
-                <w:sz w:val="20"/>
-                <w:szCs w:val="20"/>
-              </w:rPr>
-              <w:t>}}</w:t>
+              <w:t>{{issue_report_status}}</w:t>
             </w:r>
           </w:p>
         </w:tc>
@@ -1109,23 +1156,7 @@
                 <w:sz w:val="20"/>
                 <w:szCs w:val="20"/>
               </w:rPr>
-              <w:t>{{</w:t>
-            </w:r>
-            <w:proofErr w:type="spellStart"/>
-            <w:r>
-              <w:rPr>
-                <w:sz w:val="20"/>
-                <w:szCs w:val="20"/>
-              </w:rPr>
-              <w:t>issue_device_stop_time</w:t>
-            </w:r>
-            <w:proofErr w:type="spellEnd"/>
-            <w:r>
-              <w:rPr>
-                <w:sz w:val="20"/>
-                <w:szCs w:val="20"/>
-              </w:rPr>
-              <w:t>}}</w:t>
+              <w:t>{{issue_device_stop_time}}</w:t>
             </w:r>
           </w:p>
         </w:tc>
@@ -1154,7 +1185,7 @@
       <w:pPr>
         <w:jc w:val="center"/>
         <w:rPr>
-          <w:rFonts w:ascii="Microsoft YaHei" w:eastAsia="Microsoft YaHei" w:hAnsi="Microsoft YaHei"/>
+          <w:rFonts w:ascii="微软雅黑" w:eastAsia="微软雅黑" w:hAnsi="微软雅黑"/>
           <w:b/>
           <w:sz w:val="24"/>
           <w:szCs w:val="24"/>
@@ -1162,7 +1193,7 @@
       </w:pPr>
       <w:r>
         <w:rPr>
-          <w:rFonts w:ascii="Microsoft YaHei" w:eastAsia="Microsoft YaHei" w:hAnsi="Microsoft YaHei"/>
+          <w:rFonts w:ascii="微软雅黑" w:eastAsia="微软雅黑" w:hAnsi="微软雅黑"/>
           <w:b/>
           <w:sz w:val="20"/>
           <w:szCs w:val="20"/>
@@ -1182,8 +1213,8 @@
         <w:gridCol w:w="1607"/>
         <w:gridCol w:w="1702"/>
         <w:gridCol w:w="1438"/>
-        <w:gridCol w:w="1521"/>
-        <w:gridCol w:w="1843"/>
+        <w:gridCol w:w="1663"/>
+        <w:gridCol w:w="1701"/>
       </w:tblGrid>
       <w:tr>
         <w:tc>
@@ -1233,24 +1264,58 @@
                 <w:sz w:val="20"/>
                 <w:szCs w:val="20"/>
               </w:rPr>
-              <w:t>{</w:t>
-            </w:r>
-            <w:proofErr w:type="spellStart"/>
-            <w:r>
-              <w:rPr>
-                <w:sz w:val="20"/>
-                <w:szCs w:val="20"/>
-              </w:rPr>
-              <w:t>fix_status</w:t>
-            </w:r>
-            <w:proofErr w:type="spellEnd"/>
-            <w:r>
-              <w:rPr>
+              <w:t>{fix_status}</w:t>
+            </w:r>
+            <w:r>
+              <w:rPr>
+                <w:rFonts w:hint="eastAsia"/>
                 <w:sz w:val="20"/>
                 <w:szCs w:val="20"/>
               </w:rPr>
               <w:t>}</w:t>
             </w:r>
+          </w:p>
+        </w:tc>
+        <w:tc>
+          <w:tcPr>
+            <w:tcW w:w="1702" w:type="dxa"/>
+          </w:tcPr>
+          <w:p>
+            <w:pPr>
+              <w:jc w:val="center"/>
+              <w:rPr>
+                <w:sz w:val="20"/>
+                <w:szCs w:val="20"/>
+              </w:rPr>
+            </w:pPr>
+            <w:r>
+              <w:rPr>
+                <w:sz w:val="20"/>
+                <w:szCs w:val="20"/>
+              </w:rPr>
+              <w:t>Total Manhours</w:t>
+            </w:r>
+          </w:p>
+        </w:tc>
+        <w:tc>
+          <w:tcPr>
+            <w:tcW w:w="1438" w:type="dxa"/>
+          </w:tcPr>
+          <w:p>
+            <w:pPr>
+              <w:jc w:val="center"/>
+              <w:rPr>
+                <w:sz w:val="20"/>
+                <w:szCs w:val="20"/>
+              </w:rPr>
+            </w:pPr>
+            <w:r>
+              <w:rPr>
+                <w:sz w:val="20"/>
+                <w:szCs w:val="20"/>
+              </w:rPr>
+              <w:t>{{fix_hours</w:t>
+            </w:r>
             <w:r>
               <w:rPr>
                 <w:rFonts w:hint="eastAsia"/>
@@ -1259,77 +1324,18 @@
               </w:rPr>
               <w:t>}</w:t>
             </w:r>
-          </w:p>
-        </w:tc>
-        <w:tc>
-          <w:tcPr>
-            <w:tcW w:w="1702" w:type="dxa"/>
-          </w:tcPr>
-          <w:p>
-            <w:pPr>
-              <w:jc w:val="center"/>
-              <w:rPr>
-                <w:sz w:val="20"/>
-                <w:szCs w:val="20"/>
-              </w:rPr>
-            </w:pPr>
-            <w:r>
-              <w:rPr>
-                <w:sz w:val="20"/>
-                <w:szCs w:val="20"/>
-              </w:rPr>
-              <w:t>Total Manhours</w:t>
-            </w:r>
-          </w:p>
-        </w:tc>
-        <w:tc>
-          <w:tcPr>
-            <w:tcW w:w="1438" w:type="dxa"/>
-          </w:tcPr>
-          <w:p>
-            <w:pPr>
-              <w:jc w:val="center"/>
-              <w:rPr>
-                <w:sz w:val="20"/>
-                <w:szCs w:val="20"/>
-              </w:rPr>
-            </w:pPr>
-            <w:r>
-              <w:rPr>
-                <w:sz w:val="20"/>
-                <w:szCs w:val="20"/>
-              </w:rPr>
-              <w:t>{{</w:t>
-            </w:r>
-            <w:proofErr w:type="spellStart"/>
-            <w:r>
-              <w:rPr>
-                <w:sz w:val="20"/>
-                <w:szCs w:val="20"/>
-              </w:rPr>
-              <w:t>fix_hours</w:t>
-            </w:r>
-            <w:proofErr w:type="spellEnd"/>
-            <w:r>
-              <w:rPr>
-                <w:rFonts w:hint="eastAsia"/>
+            <w:r>
+              <w:rPr>
                 <w:sz w:val="20"/>
                 <w:szCs w:val="20"/>
               </w:rPr>
               <w:t>}</w:t>
             </w:r>
-            <w:r>
-              <w:rPr>
-                <w:sz w:val="20"/>
-                <w:szCs w:val="20"/>
-              </w:rPr>
-              <w:t>}</w:t>
-            </w:r>
-          </w:p>
-        </w:tc>
-        <w:tc>
-          <w:tcPr>
-            <w:tcW w:w="1521" w:type="dxa"/>
+          </w:p>
+        </w:tc>
+        <w:tc>
+          <w:tcPr>
+            <w:tcW w:w="1663" w:type="dxa"/>
           </w:tcPr>
           <w:p>
             <w:pPr>
@@ -1350,32 +1356,23 @@
         </w:tc>
         <w:tc>
           <w:tcPr>
-            <w:tcW w:w="1843" w:type="dxa"/>
-          </w:tcPr>
-          <w:p>
-            <w:pPr>
-              <w:jc w:val="center"/>
-              <w:rPr>
-                <w:sz w:val="20"/>
-                <w:szCs w:val="20"/>
-              </w:rPr>
-            </w:pPr>
-            <w:r>
-              <w:rPr>
-                <w:sz w:val="20"/>
-                <w:szCs w:val="20"/>
-              </w:rPr>
-              <w:t>{{</w:t>
-            </w:r>
-            <w:proofErr w:type="spellStart"/>
-            <w:r>
-              <w:rPr>
-                <w:sz w:val="20"/>
-                <w:szCs w:val="20"/>
-              </w:rPr>
-              <w:t>fix_fee</w:t>
-            </w:r>
-            <w:proofErr w:type="spellEnd"/>
+            <w:tcW w:w="1701" w:type="dxa"/>
+          </w:tcPr>
+          <w:p>
+            <w:pPr>
+              <w:jc w:val="center"/>
+              <w:rPr>
+                <w:sz w:val="20"/>
+                <w:szCs w:val="20"/>
+              </w:rPr>
+            </w:pPr>
+            <w:r>
+              <w:rPr>
+                <w:sz w:val="20"/>
+                <w:szCs w:val="20"/>
+              </w:rPr>
+              <w:t>{{fix_fee</w:t>
+            </w:r>
             <w:r>
               <w:rPr>
                 <w:rFonts w:hint="eastAsia"/>
@@ -1434,72 +1431,129 @@
                 <w:sz w:val="20"/>
                 <w:szCs w:val="20"/>
               </w:rPr>
+              <w:t>{{fix_</w:t>
+            </w:r>
+            <w:r>
+              <w:rPr>
+                <w:sz w:val="20"/>
+                <w:szCs w:val="20"/>
+              </w:rPr>
+              <w:t>other_</w:t>
+            </w:r>
+            <w:r>
+              <w:rPr>
+                <w:sz w:val="20"/>
+                <w:szCs w:val="20"/>
+              </w:rPr>
+              <w:t>fee</w:t>
+            </w:r>
+            <w:r>
+              <w:rPr>
+                <w:rFonts w:hint="eastAsia"/>
+                <w:sz w:val="20"/>
+                <w:szCs w:val="20"/>
+              </w:rPr>
+              <w:t>}</w:t>
+            </w:r>
+            <w:r>
+              <w:rPr>
+                <w:sz w:val="20"/>
+                <w:szCs w:val="20"/>
+              </w:rPr>
+              <w:t>}</w:t>
+            </w:r>
+          </w:p>
+        </w:tc>
+        <w:tc>
+          <w:tcPr>
+            <w:tcW w:w="1702" w:type="dxa"/>
+          </w:tcPr>
+          <w:p>
+            <w:pPr>
+              <w:jc w:val="center"/>
+              <w:rPr>
+                <w:sz w:val="20"/>
+                <w:szCs w:val="20"/>
+              </w:rPr>
+            </w:pPr>
+            <w:r>
+              <w:rPr>
+                <w:sz w:val="20"/>
+                <w:szCs w:val="20"/>
+              </w:rPr>
+              <w:t>Maintenance cost</w:t>
+            </w:r>
+          </w:p>
+        </w:tc>
+        <w:tc>
+          <w:tcPr>
+            <w:tcW w:w="1438" w:type="dxa"/>
+          </w:tcPr>
+          <w:p>
+            <w:pPr>
+              <w:jc w:val="center"/>
+              <w:rPr>
+                <w:sz w:val="20"/>
+                <w:szCs w:val="20"/>
+              </w:rPr>
+            </w:pPr>
+            <w:r>
+              <w:rPr>
+                <w:sz w:val="20"/>
+                <w:szCs w:val="20"/>
+              </w:rPr>
               <w:t>{{</w:t>
             </w:r>
-            <w:proofErr w:type="spellStart"/>
-            <w:r>
-              <w:rPr>
-                <w:sz w:val="20"/>
-                <w:szCs w:val="20"/>
-              </w:rPr>
-              <w:t>fix_</w:t>
-            </w:r>
-            <w:r>
-              <w:rPr>
-                <w:sz w:val="20"/>
-                <w:szCs w:val="20"/>
-              </w:rPr>
-              <w:t>other_</w:t>
-            </w:r>
-            <w:r>
-              <w:rPr>
-                <w:sz w:val="20"/>
-                <w:szCs w:val="20"/>
-              </w:rPr>
-              <w:t>fee</w:t>
-            </w:r>
-            <w:proofErr w:type="spellEnd"/>
-            <w:r>
-              <w:rPr>
-                <w:rFonts w:hint="eastAsia"/>
-                <w:sz w:val="20"/>
-                <w:szCs w:val="20"/>
-              </w:rPr>
-              <w:t>}</w:t>
-            </w:r>
-            <w:r>
-              <w:rPr>
-                <w:sz w:val="20"/>
-                <w:szCs w:val="20"/>
-              </w:rPr>
-              <w:t>}</w:t>
-            </w:r>
-          </w:p>
-        </w:tc>
-        <w:tc>
-          <w:tcPr>
-            <w:tcW w:w="1702" w:type="dxa"/>
-          </w:tcPr>
-          <w:p>
-            <w:pPr>
-              <w:jc w:val="center"/>
-              <w:rPr>
-                <w:sz w:val="20"/>
-                <w:szCs w:val="20"/>
-              </w:rPr>
-            </w:pPr>
-            <w:r>
-              <w:rPr>
-                <w:sz w:val="20"/>
-                <w:szCs w:val="20"/>
-              </w:rPr>
-              <w:t>Maintenance cost</w:t>
-            </w:r>
-          </w:p>
-        </w:tc>
-        <w:tc>
-          <w:tcPr>
-            <w:tcW w:w="1438" w:type="dxa"/>
+            <w:r>
+              <w:rPr>
+                <w:sz w:val="20"/>
+                <w:szCs w:val="20"/>
+              </w:rPr>
+              <w:t>fix_ext_fee</w:t>
+            </w:r>
+            <w:r>
+              <w:rPr>
+                <w:sz w:val="20"/>
+                <w:szCs w:val="20"/>
+              </w:rPr>
+              <w:t>}}</w:t>
+            </w:r>
+          </w:p>
+        </w:tc>
+        <w:tc>
+          <w:tcPr>
+            <w:tcW w:w="1663" w:type="dxa"/>
+          </w:tcPr>
+          <w:p>
+            <w:pPr>
+              <w:jc w:val="center"/>
+              <w:rPr>
+                <w:rFonts w:hint="eastAsia"/>
+                <w:sz w:val="20"/>
+                <w:szCs w:val="20"/>
+              </w:rPr>
+            </w:pPr>
+            <w:r>
+              <w:rPr>
+                <w:rFonts w:hint="eastAsia"/>
+                <w:sz w:val="20"/>
+                <w:szCs w:val="20"/>
+              </w:rPr>
+              <w:t>Org</w:t>
+            </w:r>
+            <w:r>
+              <w:rPr>
+                <w:rFonts w:hint="eastAsia"/>
+                <w:sz w:val="20"/>
+                <w:szCs w:val="20"/>
+              </w:rPr>
+              <w:t xml:space="preserve"> Name</w:t>
+            </w:r>
+          </w:p>
+        </w:tc>
+        <w:tc>
+          <w:tcPr>
+            <w:tcW w:w="1701" w:type="dxa"/>
           </w:tcPr>
           <w:p>
             <w:pPr>
@@ -1516,15 +1570,14 @@
               </w:rPr>
               <w:t>{{</w:t>
             </w:r>
-            <w:proofErr w:type="spellStart"/>
-            <w:r>
-              <w:rPr>
-                <w:sz w:val="20"/>
-                <w:szCs w:val="20"/>
-              </w:rPr>
-              <w:t>fix_ext_fee</w:t>
-            </w:r>
-            <w:proofErr w:type="spellEnd"/>
+            <w:r>
+              <w:rPr>
+                <w:rFonts w:hint="eastAsia"/>
+                <w:sz w:val="20"/>
+                <w:szCs w:val="20"/>
+              </w:rPr>
+              <w:t>fix_org_name</w:t>
+            </w:r>
             <w:r>
               <w:rPr>
                 <w:sz w:val="20"/>
@@ -1532,34 +1585,6 @@
               </w:rPr>
               <w:t>}}</w:t>
             </w:r>
-          </w:p>
-        </w:tc>
-        <w:tc>
-          <w:tcPr>
-            <w:tcW w:w="1521" w:type="dxa"/>
-          </w:tcPr>
-          <w:p>
-            <w:pPr>
-              <w:jc w:val="center"/>
-              <w:rPr>
-                <w:sz w:val="20"/>
-                <w:szCs w:val="20"/>
-              </w:rPr>
-            </w:pPr>
-          </w:p>
-        </w:tc>
-        <w:tc>
-          <w:tcPr>
-            <w:tcW w:w="1843" w:type="dxa"/>
-          </w:tcPr>
-          <w:p>
-            <w:pPr>
-              <w:jc w:val="center"/>
-              <w:rPr>
-                <w:sz w:val="20"/>
-                <w:szCs w:val="20"/>
-              </w:rPr>
-            </w:pPr>
           </w:p>
         </w:tc>
       </w:tr>
@@ -1613,7 +1638,6 @@
               </w:rPr>
               <w:t>{</w:t>
             </w:r>
-            <w:proofErr w:type="spellStart"/>
             <w:r>
               <w:rPr>
                 <w:sz w:val="20"/>
@@ -1621,7 +1645,6 @@
               </w:rPr>
               <w:t>fix_sign_time</w:t>
             </w:r>
-            <w:proofErr w:type="spellEnd"/>
             <w:r>
               <w:rPr>
                 <w:rFonts w:hint="eastAsia"/>
@@ -1670,17 +1693,8 @@
                 <w:sz w:val="20"/>
                 <w:szCs w:val="20"/>
               </w:rPr>
-              <w:t>{{</w:t>
-            </w:r>
-            <w:proofErr w:type="spellStart"/>
-            <w:r>
-              <w:rPr>
-                <w:sz w:val="20"/>
-                <w:szCs w:val="20"/>
-              </w:rPr>
-              <w:t>fix_type</w:t>
-            </w:r>
-            <w:proofErr w:type="spellEnd"/>
+              <w:t>{{fix_type</w:t>
+            </w:r>
             <w:r>
               <w:rPr>
                 <w:rFonts w:hint="eastAsia"/>
@@ -1700,7 +1714,7 @@
         </w:tc>
         <w:tc>
           <w:tcPr>
-            <w:tcW w:w="1521" w:type="dxa"/>
+            <w:tcW w:w="1663" w:type="dxa"/>
           </w:tcPr>
           <w:p>
             <w:pPr>
@@ -1721,38 +1735,22 @@
         </w:tc>
         <w:tc>
           <w:tcPr>
-            <w:tcW w:w="1843" w:type="dxa"/>
-          </w:tcPr>
-          <w:p>
-            <w:pPr>
-              <w:jc w:val="center"/>
-              <w:rPr>
-                <w:sz w:val="20"/>
-                <w:szCs w:val="20"/>
-              </w:rPr>
-            </w:pPr>
-            <w:r>
-              <w:rPr>
-                <w:sz w:val="20"/>
-                <w:szCs w:val="20"/>
-              </w:rPr>
-              <w:t>{{</w:t>
-            </w:r>
-            <w:proofErr w:type="spellStart"/>
-            <w:r>
-              <w:rPr>
-                <w:sz w:val="20"/>
-                <w:szCs w:val="20"/>
-              </w:rPr>
-              <w:t>fix_error_type</w:t>
-            </w:r>
-            <w:proofErr w:type="spellEnd"/>
-            <w:r>
-              <w:rPr>
-                <w:sz w:val="20"/>
-                <w:szCs w:val="20"/>
-              </w:rPr>
-              <w:t>}</w:t>
+            <w:tcW w:w="1701" w:type="dxa"/>
+          </w:tcPr>
+          <w:p>
+            <w:pPr>
+              <w:jc w:val="center"/>
+              <w:rPr>
+                <w:sz w:val="20"/>
+                <w:szCs w:val="20"/>
+              </w:rPr>
+            </w:pPr>
+            <w:r>
+              <w:rPr>
+                <w:sz w:val="20"/>
+                <w:szCs w:val="20"/>
+              </w:rPr>
+              <w:t>{{fix_error_type}</w:t>
             </w:r>
             <w:r>
               <w:rPr>
@@ -1814,7 +1812,6 @@
               </w:rPr>
               <w:t>{</w:t>
             </w:r>
-            <w:proofErr w:type="spellStart"/>
             <w:r>
               <w:rPr>
                 <w:sz w:val="20"/>
@@ -1822,7 +1819,6 @@
               </w:rPr>
               <w:t>fix_owner</w:t>
             </w:r>
-            <w:proofErr w:type="spellEnd"/>
             <w:r>
               <w:rPr>
                 <w:rFonts w:hint="eastAsia"/>
@@ -1868,22 +1864,109 @@
               </w:rPr>
               <w:t>{{</w:t>
             </w:r>
-            <w:proofErr w:type="spellStart"/>
-            <w:r>
-              <w:rPr>
-                <w:sz w:val="20"/>
-                <w:szCs w:val="20"/>
-              </w:rPr>
-              <w:t>fix_man_hour</w:t>
-            </w:r>
-            <w:proofErr w:type="spellEnd"/>
-            <w:r>
-              <w:rPr>
+            <w:r>
+              <w:rPr>
+                <w:sz w:val="20"/>
+                <w:szCs w:val="20"/>
+              </w:rPr>
+              <w:t>fix_man_hour}</w:t>
+            </w:r>
+            <w:r>
+              <w:rPr>
+                <w:rFonts w:hint="eastAsia"/>
                 <w:sz w:val="20"/>
                 <w:szCs w:val="20"/>
               </w:rPr>
               <w:t>}</w:t>
             </w:r>
+          </w:p>
+        </w:tc>
+        <w:tc>
+          <w:tcPr>
+            <w:tcW w:w="1702" w:type="dxa"/>
+          </w:tcPr>
+          <w:p>
+            <w:pPr>
+              <w:jc w:val="center"/>
+              <w:rPr>
+                <w:sz w:val="20"/>
+                <w:szCs w:val="20"/>
+              </w:rPr>
+            </w:pPr>
+            <w:r>
+              <w:rPr>
+                <w:sz w:val="20"/>
+                <w:szCs w:val="20"/>
+              </w:rPr>
+              <w:t>Coworker</w:t>
+            </w:r>
+            <w:r>
+              <w:rPr>
+                <w:rFonts w:hint="eastAsia"/>
+                <w:sz w:val="20"/>
+                <w:szCs w:val="20"/>
+              </w:rPr>
+              <w:t>：</w:t>
+            </w:r>
+            <w:r>
+              <w:rPr>
+                <w:rFonts w:hint="eastAsia"/>
+                <w:sz w:val="20"/>
+                <w:szCs w:val="20"/>
+              </w:rPr>
+              <w:t>{</w:t>
+            </w:r>
+            <w:r>
+              <w:rPr>
+                <w:sz w:val="20"/>
+                <w:szCs w:val="20"/>
+              </w:rPr>
+              <w:t>{fix_co1}}</w:t>
+            </w:r>
+          </w:p>
+        </w:tc>
+        <w:tc>
+          <w:tcPr>
+            <w:tcW w:w="1438" w:type="dxa"/>
+          </w:tcPr>
+          <w:p>
+            <w:pPr>
+              <w:jc w:val="center"/>
+              <w:rPr>
+                <w:sz w:val="20"/>
+                <w:szCs w:val="20"/>
+              </w:rPr>
+            </w:pPr>
+            <w:r>
+              <w:rPr>
+                <w:sz w:val="20"/>
+                <w:szCs w:val="20"/>
+              </w:rPr>
+              <w:t>man-hour</w:t>
+            </w:r>
+            <w:r>
+              <w:rPr>
+                <w:rFonts w:hint="eastAsia"/>
+                <w:sz w:val="20"/>
+                <w:szCs w:val="20"/>
+              </w:rPr>
+              <w:t>：</w:t>
+            </w:r>
+            <w:r>
+              <w:rPr>
+                <w:rFonts w:hint="eastAsia"/>
+                <w:sz w:val="20"/>
+                <w:szCs w:val="20"/>
+              </w:rPr>
+              <w:t>{</w:t>
+            </w:r>
+            <w:r>
+              <w:rPr>
+                <w:sz w:val="20"/>
+                <w:szCs w:val="20"/>
+              </w:rPr>
+              <w:t>{fix_cohour1}</w:t>
+            </w:r>
             <w:r>
               <w:rPr>
                 <w:rFonts w:hint="eastAsia"/>
@@ -1896,7 +1979,7 @@
         </w:tc>
         <w:tc>
           <w:tcPr>
-            <w:tcW w:w="1702" w:type="dxa"/>
+            <w:tcW w:w="1663" w:type="dxa"/>
           </w:tcPr>
           <w:p>
             <w:pPr>
@@ -1934,51 +2017,7 @@
                 <w:sz w:val="20"/>
                 <w:szCs w:val="20"/>
               </w:rPr>
-              <w:t>{fix_co1}}</w:t>
-            </w:r>
-          </w:p>
-        </w:tc>
-        <w:tc>
-          <w:tcPr>
-            <w:tcW w:w="1438" w:type="dxa"/>
-          </w:tcPr>
-          <w:p>
-            <w:pPr>
-              <w:jc w:val="center"/>
-              <w:rPr>
-                <w:sz w:val="20"/>
-                <w:szCs w:val="20"/>
-              </w:rPr>
-            </w:pPr>
-            <w:r>
-              <w:rPr>
-                <w:sz w:val="20"/>
-                <w:szCs w:val="20"/>
-              </w:rPr>
-              <w:t>man-hour</w:t>
-            </w:r>
-            <w:r>
-              <w:rPr>
-                <w:rFonts w:hint="eastAsia"/>
-                <w:sz w:val="20"/>
-                <w:szCs w:val="20"/>
-              </w:rPr>
-              <w:t>：</w:t>
-            </w:r>
-            <w:r>
-              <w:rPr>
-                <w:rFonts w:hint="eastAsia"/>
-                <w:sz w:val="20"/>
-                <w:szCs w:val="20"/>
-              </w:rPr>
-              <w:t>{</w:t>
-            </w:r>
-            <w:r>
-              <w:rPr>
-                <w:sz w:val="20"/>
-                <w:szCs w:val="20"/>
-              </w:rPr>
-              <w:t>{fix_cohour1}</w:t>
+              <w:t>{fix_co2}</w:t>
             </w:r>
             <w:r>
               <w:rPr>
@@ -1992,59 +2031,7 @@
         </w:tc>
         <w:tc>
           <w:tcPr>
-            <w:tcW w:w="1521" w:type="dxa"/>
-          </w:tcPr>
-          <w:p>
-            <w:pPr>
-              <w:jc w:val="center"/>
-              <w:rPr>
-                <w:sz w:val="20"/>
-                <w:szCs w:val="20"/>
-              </w:rPr>
-            </w:pPr>
-            <w:r>
-              <w:rPr>
-                <w:sz w:val="20"/>
-                <w:szCs w:val="20"/>
-              </w:rPr>
-              <w:t>Coworker</w:t>
-            </w:r>
-            <w:r>
-              <w:rPr>
-                <w:rFonts w:hint="eastAsia"/>
-                <w:sz w:val="20"/>
-                <w:szCs w:val="20"/>
-              </w:rPr>
-              <w:t>：</w:t>
-            </w:r>
-            <w:r>
-              <w:rPr>
-                <w:rFonts w:hint="eastAsia"/>
-                <w:sz w:val="20"/>
-                <w:szCs w:val="20"/>
-              </w:rPr>
-              <w:t>{</w:t>
-            </w:r>
-            <w:r>
-              <w:rPr>
-                <w:sz w:val="20"/>
-                <w:szCs w:val="20"/>
-              </w:rPr>
-              <w:t>{fix_co2}</w:t>
-            </w:r>
-            <w:r>
-              <w:rPr>
-                <w:rFonts w:hint="eastAsia"/>
-                <w:sz w:val="20"/>
-                <w:szCs w:val="20"/>
-              </w:rPr>
-              <w:t>}</w:t>
-            </w:r>
-          </w:p>
-        </w:tc>
-        <w:tc>
-          <w:tcPr>
-            <w:tcW w:w="1843" w:type="dxa"/>
+            <w:tcW w:w="1701" w:type="dxa"/>
           </w:tcPr>
           <w:p>
             <w:pPr>
@@ -2204,23 +2191,7 @@
                 <w:sz w:val="20"/>
                 <w:szCs w:val="20"/>
               </w:rPr>
-              <w:t>{</w:t>
-            </w:r>
-            <w:proofErr w:type="spellStart"/>
-            <w:r>
-              <w:rPr>
-                <w:sz w:val="20"/>
-                <w:szCs w:val="20"/>
-              </w:rPr>
-              <w:t>fix_reason</w:t>
-            </w:r>
-            <w:proofErr w:type="spellEnd"/>
-            <w:r>
-              <w:rPr>
-                <w:sz w:val="20"/>
-                <w:szCs w:val="20"/>
-              </w:rPr>
-              <w:t>}</w:t>
+              <w:t>{fix_reason}</w:t>
             </w:r>
             <w:r>
               <w:rPr>
@@ -2253,7 +2224,6 @@
               </w:rPr>
               <w:t>{{</w:t>
             </w:r>
-            <w:proofErr w:type="spellStart"/>
             <w:r>
               <w:rPr>
                 <w:sz w:val="20"/>
@@ -2261,7 +2231,6 @@
               </w:rPr>
               <w:t>fix_solution</w:t>
             </w:r>
-            <w:proofErr w:type="spellEnd"/>
             <w:r>
               <w:rPr>
                 <w:rFonts w:hint="eastAsia"/>
@@ -2298,23 +2267,7 @@
                 <w:sz w:val="20"/>
                 <w:szCs w:val="20"/>
               </w:rPr>
-              <w:t>{</w:t>
-            </w:r>
-            <w:proofErr w:type="spellStart"/>
-            <w:r>
-              <w:rPr>
-                <w:sz w:val="20"/>
-                <w:szCs w:val="20"/>
-              </w:rPr>
-              <w:t>fix_validation</w:t>
-            </w:r>
-            <w:proofErr w:type="spellEnd"/>
-            <w:r>
-              <w:rPr>
-                <w:sz w:val="20"/>
-                <w:szCs w:val="20"/>
-              </w:rPr>
-              <w:t>}</w:t>
+              <w:t>{fix_validation}</w:t>
             </w:r>
             <w:r>
               <w:rPr>
@@ -2337,7 +2290,7 @@
       <w:pPr>
         <w:jc w:val="center"/>
         <w:rPr>
-          <w:rFonts w:ascii="Microsoft YaHei" w:eastAsia="Microsoft YaHei" w:hAnsi="Microsoft YaHei"/>
+          <w:rFonts w:ascii="微软雅黑" w:eastAsia="微软雅黑" w:hAnsi="微软雅黑"/>
           <w:b/>
           <w:sz w:val="24"/>
           <w:szCs w:val="24"/>
@@ -2345,7 +2298,7 @@
       </w:pPr>
       <w:r>
         <w:rPr>
-          <w:rFonts w:ascii="Microsoft YaHei" w:eastAsia="Microsoft YaHei" w:hAnsi="Microsoft YaHei"/>
+          <w:rFonts w:ascii="微软雅黑" w:eastAsia="微软雅黑" w:hAnsi="微软雅黑"/>
           <w:b/>
           <w:sz w:val="20"/>
           <w:szCs w:val="20"/>
@@ -2377,6 +2330,7 @@
             <w:pPr>
               <w:jc w:val="center"/>
               <w:rPr>
+                <w:rFonts w:hint="eastAsia"/>
                 <w:b/>
               </w:rPr>
             </w:pPr>
@@ -2386,119 +2340,63 @@
               </w:rPr>
               <w:t>Part</w:t>
             </w:r>
-          </w:p>
-        </w:tc>
-        <w:tc>
-          <w:tcPr>
-            <w:tcW w:w="1289" w:type="dxa"/>
-          </w:tcPr>
-          <w:p>
-            <w:pPr>
-              <w:jc w:val="center"/>
-              <w:rPr>
-                <w:b/>
-              </w:rPr>
-            </w:pPr>
-            <w:r>
-              <w:rPr>
-                <w:b/>
-              </w:rPr>
-              <w:t>Quantity</w:t>
-            </w:r>
-          </w:p>
-        </w:tc>
-        <w:tc>
-          <w:tcPr>
-            <w:tcW w:w="1793" w:type="dxa"/>
-          </w:tcPr>
-          <w:p>
-            <w:pPr>
-              <w:jc w:val="center"/>
-              <w:rPr>
-                <w:b/>
-              </w:rPr>
-            </w:pPr>
-            <w:r>
-              <w:rPr>
-                <w:b/>
-              </w:rPr>
-              <w:t>Contract price</w:t>
-            </w:r>
-          </w:p>
-        </w:tc>
-        <w:tc>
-          <w:tcPr>
-            <w:tcW w:w="1541" w:type="dxa"/>
-          </w:tcPr>
-          <w:p>
-            <w:pPr>
-              <w:jc w:val="center"/>
-              <w:rPr>
-                <w:b/>
-              </w:rPr>
-            </w:pPr>
-            <w:r>
-              <w:rPr>
-                <w:b/>
-              </w:rPr>
-              <w:t>Type</w:t>
-            </w:r>
-          </w:p>
-        </w:tc>
-        <w:tc>
-          <w:tcPr>
-            <w:tcW w:w="1542" w:type="dxa"/>
-          </w:tcPr>
-          <w:p>
-            <w:pPr>
-              <w:jc w:val="center"/>
-              <w:rPr>
-                <w:b/>
-              </w:rPr>
-            </w:pPr>
-            <w:r>
-              <w:rPr>
-                <w:b/>
-              </w:rPr>
-              <w:t>Serial Number</w:t>
-            </w:r>
-          </w:p>
-        </w:tc>
-        <w:tc>
-          <w:tcPr>
-            <w:tcW w:w="1645" w:type="dxa"/>
-          </w:tcPr>
-          <w:p>
-            <w:pPr>
-              <w:jc w:val="center"/>
-              <w:rPr>
-                <w:b/>
-              </w:rPr>
-            </w:pPr>
-            <w:r>
-              <w:rPr>
-                <w:b/>
-              </w:rPr>
-              <w:t>Warranty Date</w:t>
-            </w:r>
-          </w:p>
-        </w:tc>
-        <w:tc>
-          <w:tcPr>
-            <w:tcW w:w="1559" w:type="dxa"/>
-          </w:tcPr>
-          <w:p>
-            <w:pPr>
-              <w:jc w:val="center"/>
-              <w:rPr>
-                <w:b/>
-              </w:rPr>
-            </w:pPr>
-            <w:r>
-              <w:rPr>
-                <w:b/>
-              </w:rPr>
-              <w:t>Arrival</w:t>
+            <w:r>
+              <w:rPr>
+                <w:rFonts w:hint="eastAsia"/>
+                <w:b/>
+              </w:rPr>
+              <w:t xml:space="preserve"> Name</w:t>
+            </w:r>
+          </w:p>
+        </w:tc>
+        <w:tc>
+          <w:tcPr>
+            <w:tcW w:w="9369" w:type="dxa"/>
+            <w:gridSpan w:val="6"/>
+          </w:tcPr>
+          <w:p>
+            <w:pPr>
+              <w:jc w:val="center"/>
+              <w:rPr>
+                <w:b/>
+              </w:rPr>
+            </w:pPr>
+            <w:r>
+              <w:rPr>
+                <w:sz w:val="20"/>
+                <w:szCs w:val="20"/>
+              </w:rPr>
+              <w:t>{{</w:t>
+            </w:r>
+            <w:r>
+              <w:rPr>
+                <w:rFonts w:hint="eastAsia"/>
+                <w:sz w:val="20"/>
+                <w:szCs w:val="20"/>
+              </w:rPr>
+              <w:t>order</w:t>
+            </w:r>
+            <w:r>
+              <w:rPr>
+                <w:sz w:val="20"/>
+                <w:szCs w:val="20"/>
+              </w:rPr>
+              <w:t>_</w:t>
+            </w:r>
+            <w:r>
+              <w:rPr>
+                <w:rFonts w:hint="eastAsia"/>
+                <w:sz w:val="20"/>
+                <w:szCs w:val="20"/>
+              </w:rPr>
+              <w:t>usedPart</w:t>
+            </w:r>
+            <w:r>
+              <w:rPr>
+                <w:sz w:val="20"/>
+                <w:szCs w:val="20"/>
+              </w:rPr>
+              <w:t>}}</w:t>
             </w:r>
           </w:p>
         </w:tc>
@@ -2506,6 +2404,141 @@
       <w:tr>
         <w:tc>
           <w:tcPr>
+            <w:tcW w:w="1541" w:type="dxa"/>
+          </w:tcPr>
+          <w:p>
+            <w:pPr>
+              <w:jc w:val="center"/>
+              <w:rPr>
+                <w:b/>
+              </w:rPr>
+            </w:pPr>
+            <w:r>
+              <w:rPr>
+                <w:b/>
+              </w:rPr>
+              <w:t>Part</w:t>
+            </w:r>
+          </w:p>
+        </w:tc>
+        <w:tc>
+          <w:tcPr>
+            <w:tcW w:w="1289" w:type="dxa"/>
+          </w:tcPr>
+          <w:p>
+            <w:pPr>
+              <w:jc w:val="center"/>
+              <w:rPr>
+                <w:b/>
+              </w:rPr>
+            </w:pPr>
+            <w:r>
+              <w:rPr>
+                <w:b/>
+              </w:rPr>
+              <w:t>Quantity</w:t>
+            </w:r>
+          </w:p>
+        </w:tc>
+        <w:tc>
+          <w:tcPr>
+            <w:tcW w:w="1793" w:type="dxa"/>
+          </w:tcPr>
+          <w:p>
+            <w:pPr>
+              <w:jc w:val="center"/>
+              <w:rPr>
+                <w:b/>
+              </w:rPr>
+            </w:pPr>
+            <w:r>
+              <w:rPr>
+                <w:b/>
+              </w:rPr>
+              <w:t>Contract price</w:t>
+            </w:r>
+          </w:p>
+        </w:tc>
+        <w:tc>
+          <w:tcPr>
+            <w:tcW w:w="1541" w:type="dxa"/>
+          </w:tcPr>
+          <w:p>
+            <w:pPr>
+              <w:jc w:val="center"/>
+              <w:rPr>
+                <w:b/>
+              </w:rPr>
+            </w:pPr>
+            <w:r>
+              <w:rPr>
+                <w:b/>
+              </w:rPr>
+              <w:t>Type</w:t>
+            </w:r>
+          </w:p>
+        </w:tc>
+        <w:tc>
+          <w:tcPr>
+            <w:tcW w:w="1542" w:type="dxa"/>
+          </w:tcPr>
+          <w:p>
+            <w:pPr>
+              <w:jc w:val="center"/>
+              <w:rPr>
+                <w:b/>
+              </w:rPr>
+            </w:pPr>
+            <w:r>
+              <w:rPr>
+                <w:b/>
+              </w:rPr>
+              <w:t>Serial Number</w:t>
+            </w:r>
+          </w:p>
+        </w:tc>
+        <w:tc>
+          <w:tcPr>
+            <w:tcW w:w="1645" w:type="dxa"/>
+          </w:tcPr>
+          <w:p>
+            <w:pPr>
+              <w:jc w:val="center"/>
+              <w:rPr>
+                <w:b/>
+              </w:rPr>
+            </w:pPr>
+            <w:r>
+              <w:rPr>
+                <w:b/>
+              </w:rPr>
+              <w:t>Warranty Date</w:t>
+            </w:r>
+          </w:p>
+        </w:tc>
+        <w:tc>
+          <w:tcPr>
+            <w:tcW w:w="1559" w:type="dxa"/>
+          </w:tcPr>
+          <w:p>
+            <w:pPr>
+              <w:jc w:val="center"/>
+              <w:rPr>
+                <w:b/>
+              </w:rPr>
+            </w:pPr>
+            <w:r>
+              <w:rPr>
+                <w:b/>
+              </w:rPr>
+              <w:t>Arrival</w:t>
+            </w:r>
+          </w:p>
+        </w:tc>
+      </w:tr>
+      <w:tr>
+        <w:tc>
+          <w:tcPr>
             <w:tcW w:w="10910" w:type="dxa"/>
             <w:gridSpan w:val="7"/>
           </w:tcPr>
@@ -2519,7 +2552,6 @@
             <w:r>
               <w:t>{</w:t>
             </w:r>
-            <w:proofErr w:type="spellStart"/>
             <w:r>
               <w:rPr>
                 <w:rFonts w:hint="eastAsia"/>
@@ -2527,11 +2559,7 @@
               <w:t>part</w:t>
             </w:r>
             <w:r>
-              <w:t>_table</w:t>
-            </w:r>
-            <w:proofErr w:type="spellEnd"/>
-            <w:r>
-              <w:t>}</w:t>
+              <w:t>_table}</w:t>
             </w:r>
             <w:r>
               <w:rPr>
@@ -2552,7 +2580,7 @@
       <w:pPr>
         <w:jc w:val="center"/>
         <w:rPr>
-          <w:rFonts w:ascii="Microsoft YaHei" w:eastAsia="Microsoft YaHei" w:hAnsi="Microsoft YaHei"/>
+          <w:rFonts w:ascii="微软雅黑" w:eastAsia="微软雅黑" w:hAnsi="微软雅黑"/>
           <w:b/>
           <w:sz w:val="24"/>
           <w:szCs w:val="24"/>
@@ -2560,7 +2588,7 @@
       </w:pPr>
       <w:r>
         <w:rPr>
-          <w:rFonts w:ascii="Microsoft YaHei" w:eastAsia="Microsoft YaHei" w:hAnsi="Microsoft YaHei" w:hint="eastAsia"/>
+          <w:rFonts w:ascii="微软雅黑" w:eastAsia="微软雅黑" w:hAnsi="微软雅黑" w:hint="eastAsia"/>
           <w:b/>
           <w:sz w:val="20"/>
           <w:szCs w:val="20"/>
@@ -2569,7 +2597,7 @@
       </w:r>
       <w:r>
         <w:rPr>
-          <w:rFonts w:ascii="Microsoft YaHei" w:eastAsia="Microsoft YaHei" w:hAnsi="Microsoft YaHei"/>
+          <w:rFonts w:ascii="微软雅黑" w:eastAsia="微软雅黑" w:hAnsi="微软雅黑"/>
           <w:b/>
           <w:sz w:val="20"/>
           <w:szCs w:val="20"/>
@@ -2703,7 +2731,6 @@
             <w:r>
               <w:t>{</w:t>
             </w:r>
-            <w:proofErr w:type="spellStart"/>
             <w:r>
               <w:rPr>
                 <w:rFonts w:hint="eastAsia"/>
@@ -2720,11 +2747,7 @@
               <w:t>d</w:t>
             </w:r>
             <w:r>
-              <w:t>_table</w:t>
-            </w:r>
-            <w:proofErr w:type="spellEnd"/>
-            <w:r>
-              <w:t>}</w:t>
+              <w:t>_table}</w:t>
             </w:r>
             <w:r>
               <w:rPr>
@@ -2745,7 +2768,7 @@
       <w:pPr>
         <w:jc w:val="center"/>
         <w:rPr>
-          <w:rFonts w:ascii="Microsoft YaHei" w:eastAsia="Microsoft YaHei" w:hAnsi="Microsoft YaHei"/>
+          <w:rFonts w:ascii="微软雅黑" w:eastAsia="微软雅黑" w:hAnsi="微软雅黑"/>
           <w:b/>
           <w:sz w:val="24"/>
           <w:szCs w:val="24"/>
@@ -2753,7 +2776,7 @@
       </w:pPr>
       <w:r>
         <w:rPr>
-          <w:rFonts w:ascii="Microsoft YaHei" w:eastAsia="Microsoft YaHei" w:hAnsi="Microsoft YaHei"/>
+          <w:rFonts w:ascii="微软雅黑" w:eastAsia="微软雅黑" w:hAnsi="微软雅黑"/>
           <w:b/>
           <w:sz w:val="24"/>
           <w:szCs w:val="24"/>
@@ -2789,13 +2812,12 @@
             <w:pPr>
               <w:jc w:val="center"/>
               <w:rPr>
-                <w:rFonts w:hint="eastAsia"/>
-                <w:b/>
-              </w:rPr>
-            </w:pPr>
-            <w:r>
-              <w:rPr>
-                <w:rFonts w:ascii="Microsoft YaHei" w:eastAsia="Microsoft YaHei" w:hAnsi="Microsoft YaHei" w:cs="Microsoft YaHei"/>
+                <w:b/>
+              </w:rPr>
+            </w:pPr>
+            <w:r>
+              <w:rPr>
+                <w:rFonts w:ascii="微软雅黑" w:eastAsia="微软雅黑" w:hAnsi="微软雅黑" w:cs="微软雅黑"/>
                 <w:b/>
               </w:rPr>
               <w:t>Start time</w:t>
@@ -2822,7 +2844,7 @@
             </w:pPr>
             <w:r>
               <w:rPr>
-                <w:rFonts w:ascii="Microsoft YaHei" w:eastAsia="Microsoft YaHei" w:hAnsi="Microsoft YaHei" w:cs="Microsoft YaHei"/>
+                <w:rFonts w:ascii="微软雅黑" w:eastAsia="微软雅黑" w:hAnsi="微软雅黑" w:cs="微软雅黑"/>
                 <w:b/>
               </w:rPr>
               <w:t>End time</w:t>
@@ -2849,7 +2871,7 @@
             </w:pPr>
             <w:r>
               <w:rPr>
-                <w:rFonts w:ascii="Microsoft YaHei" w:eastAsia="Microsoft YaHei" w:hAnsi="Microsoft YaHei" w:cs="Microsoft YaHei"/>
+                <w:rFonts w:ascii="微软雅黑" w:eastAsia="微软雅黑" w:hAnsi="微软雅黑" w:cs="微软雅黑"/>
                 <w:b/>
               </w:rPr>
               <w:t>Work (hours)</w:t>
@@ -2876,14 +2898,14 @@
             </w:pPr>
             <w:r>
               <w:rPr>
-                <w:rFonts w:ascii="Microsoft YaHei" w:eastAsia="Microsoft YaHei" w:hAnsi="Microsoft YaHei" w:cs="Microsoft YaHei" w:hint="eastAsia"/>
+                <w:rFonts w:ascii="微软雅黑" w:eastAsia="微软雅黑" w:hAnsi="微软雅黑" w:cs="微软雅黑" w:hint="eastAsia"/>
                 <w:b/>
               </w:rPr>
               <w:t>R</w:t>
             </w:r>
             <w:r>
               <w:rPr>
-                <w:rFonts w:ascii="Microsoft YaHei" w:eastAsia="Microsoft YaHei" w:hAnsi="Microsoft YaHei" w:cs="Microsoft YaHei"/>
+                <w:rFonts w:ascii="微软雅黑" w:eastAsia="微软雅黑" w:hAnsi="微软雅黑" w:cs="微软雅黑"/>
                 <w:b/>
               </w:rPr>
               <w:t>emark</w:t>
@@ -2906,15 +2928,7 @@
           </w:tcPr>
           <w:p>
             <w:r>
-              <w:t>{{</w:t>
-            </w:r>
-            <w:proofErr w:type="spellStart"/>
-            <w:r>
-              <w:t>work_hours_table</w:t>
-            </w:r>
-            <w:proofErr w:type="spellEnd"/>
-            <w:r>
-              <w:t>}}</w:t>
+              <w:t>{{work_hours_table}}</w:t>
             </w:r>
           </w:p>
         </w:tc>
@@ -2923,16 +2937,13 @@
     <w:p>
       <w:pPr>
         <w:jc w:val="center"/>
-        <w:rPr>
-          <w:rFonts w:hint="eastAsia"/>
-        </w:rPr>
       </w:pPr>
     </w:p>
     <w:p>
       <w:pPr>
         <w:jc w:val="center"/>
         <w:rPr>
-          <w:rFonts w:ascii="Microsoft YaHei" w:eastAsia="Microsoft YaHei" w:hAnsi="Microsoft YaHei"/>
+          <w:rFonts w:ascii="微软雅黑" w:eastAsia="微软雅黑" w:hAnsi="微软雅黑"/>
           <w:b/>
           <w:sz w:val="24"/>
           <w:szCs w:val="24"/>
@@ -2940,16 +2951,17 @@
       </w:pPr>
       <w:r>
         <w:rPr>
-          <w:rFonts w:ascii="Microsoft YaHei" w:eastAsia="Microsoft YaHei" w:hAnsi="Microsoft YaHei"/>
+          <w:rFonts w:ascii="微软雅黑" w:eastAsia="微软雅黑" w:hAnsi="微软雅黑"/>
           <w:b/>
           <w:sz w:val="20"/>
           <w:szCs w:val="20"/>
         </w:rPr>
+        <w:lastRenderedPageBreak/>
         <w:t xml:space="preserve"> </w:t>
       </w:r>
       <w:r>
         <w:rPr>
-          <w:rFonts w:ascii="Microsoft YaHei" w:eastAsia="Microsoft YaHei" w:hAnsi="Microsoft YaHei"/>
+          <w:rFonts w:ascii="微软雅黑" w:eastAsia="微软雅黑" w:hAnsi="微软雅黑"/>
           <w:b/>
           <w:sz w:val="20"/>
           <w:szCs w:val="20"/>
@@ -3041,15 +3053,7 @@
               <w:t>{</w:t>
             </w:r>
             <w:r>
-              <w:t>{</w:t>
-            </w:r>
-            <w:proofErr w:type="spellStart"/>
-            <w:r>
-              <w:t>audit_table</w:t>
-            </w:r>
-            <w:proofErr w:type="spellEnd"/>
-            <w:r>
-              <w:t>}</w:t>
+              <w:t>{audit_table}</w:t>
             </w:r>
             <w:r>
               <w:rPr>
@@ -3073,18 +3077,11 @@
       <w:r>
         <w:t>{{</w:t>
       </w:r>
-      <w:proofErr w:type="spellStart"/>
       <w:r>
         <w:t>signature_title</w:t>
       </w:r>
-      <w:proofErr w:type="spellEnd"/>
-      <w:proofErr w:type="gramStart"/>
       <w:r>
-        <w:t>}}{</w:t>
-      </w:r>
-      <w:proofErr w:type="gramEnd"/>
-      <w:r>
-        <w:t>{@signature}}</w:t>
+        <w:t>}}{{@signature}}</w:t>
       </w:r>
     </w:p>
     <w:p>
@@ -3092,23 +3089,13 @@
         <w:jc w:val="right"/>
       </w:pPr>
       <w:r>
-        <w:t>{{</w:t>
-      </w:r>
-      <w:proofErr w:type="spellStart"/>
-      <w:r>
-        <w:t>ack_</w:t>
+        <w:t>{{ack_</w:t>
       </w:r>
       <w:r>
         <w:t>signature_title</w:t>
       </w:r>
-      <w:proofErr w:type="spellEnd"/>
-      <w:proofErr w:type="gramStart"/>
       <w:r>
-        <w:t>}}{</w:t>
-      </w:r>
-      <w:proofErr w:type="gramEnd"/>
-      <w:r>
-        <w:t>{@</w:t>
+        <w:t>}}{{@</w:t>
       </w:r>
       <w:r>
         <w:t>ack</w:t>
@@ -3135,7 +3122,7 @@
 </file>
 
 <file path=word/endnotes.xml><?xml version="1.0" encoding="utf-8"?>
-<w:endnotes xmlns:wpc="http://schemas.microsoft.com/office/word/2010/wordprocessingCanvas" xmlns:cx="http://schemas.microsoft.com/office/drawing/2014/chartex" xmlns:cx1="http://schemas.microsoft.com/office/drawing/2015/9/8/chartex" xmlns:cx2="http://schemas.microsoft.com/office/drawing/2015/10/21/chartex" xmlns:cx3="http://schemas.microsoft.com/office/drawing/2016/5/9/chartex" xmlns:cx4="http://schemas.microsoft.com/office/drawing/2016/5/10/chartex" xmlns:cx5="http://schemas.microsoft.com/office/drawing/2016/5/11/chartex" xmlns:cx6="http://schemas.microsoft.com/office/drawing/2016/5/12/chartex" xmlns:cx7="http://schemas.microsoft.com/office/drawing/2016/5/13/chartex" xmlns:cx8="http://schemas.microsoft.com/office/drawing/2016/5/14/chartex" xmlns:mc="http://schemas.openxmlformats.org/markup-compatibility/2006" xmlns:aink="http://schemas.microsoft.com/office/drawing/2016/ink" xmlns:am3d="http://schemas.microsoft.com/office/drawing/2017/model3d" xmlns:o="urn:schemas-microsoft-com:office:office" xmlns:r="http://schemas.openxmlformats.org/officeDocument/2006/relationships" xmlns:m="http://schemas.openxmlformats.org/officeDocument/2006/math" xmlns:v="urn:schemas-microsoft-com:vml" xmlns:wp14="http://schemas.microsoft.com/office/word/2010/wordprocessingDrawing" xmlns:wp="http://schemas.openxmlformats.org/drawingml/2006/wordprocessingDrawing" xmlns:w10="urn:schemas-microsoft-com:office:word" xmlns:w="http://schemas.openxmlformats.org/wordprocessingml/2006/main" xmlns:w14="http://schemas.microsoft.com/office/word/2010/wordml" xmlns:w15="http://schemas.microsoft.com/office/word/2012/wordml" xmlns:w16cex="http://schemas.microsoft.com/office/word/2018/wordml/cex" xmlns:w16cid="http://schemas.microsoft.com/office/word/2016/wordml/cid" xmlns:w16="http://schemas.microsoft.com/office/word/2018/wordml" xmlns:w16sdtdh="http://schemas.microsoft.com/office/word/2020/wordml/sdtdatahash" xmlns:w16se="http://schemas.microsoft.com/office/word/2015/wordml/symex" xmlns:wpg="http://schemas.microsoft.com/office/word/2010/wordprocessingGroup" xmlns:wpi="http://schemas.microsoft.com/office/word/2010/wordprocessingInk" xmlns:wne="http://schemas.microsoft.com/office/word/2006/wordml" xmlns:wps="http://schemas.microsoft.com/office/word/2010/wordprocessingShape" mc:Ignorable="w14 w15 w16se w16cid w16 w16cex w16sdtdh wp14">
+<w:endnotes xmlns:wpc="http://schemas.microsoft.com/office/word/2010/wordprocessingCanvas" xmlns:cx="http://schemas.microsoft.com/office/drawing/2014/chartex" xmlns:cx1="http://schemas.microsoft.com/office/drawing/2015/9/8/chartex" xmlns:cx2="http://schemas.microsoft.com/office/drawing/2015/10/21/chartex" xmlns:cx3="http://schemas.microsoft.com/office/drawing/2016/5/9/chartex" xmlns:cx4="http://schemas.microsoft.com/office/drawing/2016/5/10/chartex" xmlns:cx5="http://schemas.microsoft.com/office/drawing/2016/5/11/chartex" xmlns:cx6="http://schemas.microsoft.com/office/drawing/2016/5/12/chartex" xmlns:cx7="http://schemas.microsoft.com/office/drawing/2016/5/13/chartex" xmlns:cx8="http://schemas.microsoft.com/office/drawing/2016/5/14/chartex" xmlns:mc="http://schemas.openxmlformats.org/markup-compatibility/2006" xmlns:aink="http://schemas.microsoft.com/office/drawing/2016/ink" xmlns:am3d="http://schemas.microsoft.com/office/drawing/2017/model3d" xmlns:o="urn:schemas-microsoft-com:office:office" xmlns:oel="http://schemas.microsoft.com/office/2019/extlst" xmlns:r="http://schemas.openxmlformats.org/officeDocument/2006/relationships" xmlns:m="http://schemas.openxmlformats.org/officeDocument/2006/math" xmlns:v="urn:schemas-microsoft-com:vml" xmlns:wp14="http://schemas.microsoft.com/office/word/2010/wordprocessingDrawing" xmlns:wp="http://schemas.openxmlformats.org/drawingml/2006/wordprocessingDrawing" xmlns:w10="urn:schemas-microsoft-com:office:word" xmlns:w="http://schemas.openxmlformats.org/wordprocessingml/2006/main" xmlns:w14="http://schemas.microsoft.com/office/word/2010/wordml" xmlns:w15="http://schemas.microsoft.com/office/word/2012/wordml" xmlns:w16cex="http://schemas.microsoft.com/office/word/2018/wordml/cex" xmlns:w16cid="http://schemas.microsoft.com/office/word/2016/wordml/cid" xmlns:w16="http://schemas.microsoft.com/office/word/2018/wordml" xmlns:w16sdtdh="http://schemas.microsoft.com/office/word/2020/wordml/sdtdatahash" xmlns:w16se="http://schemas.microsoft.com/office/word/2015/wordml/symex" xmlns:wpg="http://schemas.microsoft.com/office/word/2010/wordprocessingGroup" xmlns:wpi="http://schemas.microsoft.com/office/word/2010/wordprocessingInk" xmlns:wne="http://schemas.microsoft.com/office/word/2006/wordml" xmlns:wps="http://schemas.microsoft.com/office/word/2010/wordprocessingShape" mc:Ignorable="w14 w15 w16se w16cid w16 w16cex w16sdtdh wp14">
   <w:endnote w:type="separator" w:id="-1">
     <w:p>
       <w:pPr>
@@ -3160,7 +3147,7 @@
 </file>
 
 <file path=word/footnotes.xml><?xml version="1.0" encoding="utf-8"?>
-<w:footnotes xmlns:wpc="http://schemas.microsoft.com/office/word/2010/wordprocessingCanvas" xmlns:cx="http://schemas.microsoft.com/office/drawing/2014/chartex" xmlns:cx1="http://schemas.microsoft.com/office/drawing/2015/9/8/chartex" xmlns:cx2="http://schemas.microsoft.com/office/drawing/2015/10/21/chartex" xmlns:cx3="http://schemas.microsoft.com/office/drawing/2016/5/9/chartex" xmlns:cx4="http://schemas.microsoft.com/office/drawing/2016/5/10/chartex" xmlns:cx5="http://schemas.microsoft.com/office/drawing/2016/5/11/chartex" xmlns:cx6="http://schemas.microsoft.com/office/drawing/2016/5/12/chartex" xmlns:cx7="http://schemas.microsoft.com/office/drawing/2016/5/13/chartex" xmlns:cx8="http://schemas.microsoft.com/office/drawing/2016/5/14/chartex" xmlns:mc="http://schemas.openxmlformats.org/markup-compatibility/2006" xmlns:aink="http://schemas.microsoft.com/office/drawing/2016/ink" xmlns:am3d="http://schemas.microsoft.com/office/drawing/2017/model3d" xmlns:o="urn:schemas-microsoft-com:office:office" xmlns:r="http://schemas.openxmlformats.org/officeDocument/2006/relationships" xmlns:m="http://schemas.openxmlformats.org/officeDocument/2006/math" xmlns:v="urn:schemas-microsoft-com:vml" xmlns:wp14="http://schemas.microsoft.com/office/word/2010/wordprocessingDrawing" xmlns:wp="http://schemas.openxmlformats.org/drawingml/2006/wordprocessingDrawing" xmlns:w10="urn:schemas-microsoft-com:office:word" xmlns:w="http://schemas.openxmlformats.org/wordprocessingml/2006/main" xmlns:w14="http://schemas.microsoft.com/office/word/2010/wordml" xmlns:w15="http://schemas.microsoft.com/office/word/2012/wordml" xmlns:w16cex="http://schemas.microsoft.com/office/word/2018/wordml/cex" xmlns:w16cid="http://schemas.microsoft.com/office/word/2016/wordml/cid" xmlns:w16="http://schemas.microsoft.com/office/word/2018/wordml" xmlns:w16sdtdh="http://schemas.microsoft.com/office/word/2020/wordml/sdtdatahash" xmlns:w16se="http://schemas.microsoft.com/office/word/2015/wordml/symex" xmlns:wpg="http://schemas.microsoft.com/office/word/2010/wordprocessingGroup" xmlns:wpi="http://schemas.microsoft.com/office/word/2010/wordprocessingInk" xmlns:wne="http://schemas.microsoft.com/office/word/2006/wordml" xmlns:wps="http://schemas.microsoft.com/office/word/2010/wordprocessingShape" mc:Ignorable="w14 w15 w16se w16cid w16 w16cex w16sdtdh wp14">
+<w:footnotes xmlns:wpc="http://schemas.microsoft.com/office/word/2010/wordprocessingCanvas" xmlns:cx="http://schemas.microsoft.com/office/drawing/2014/chartex" xmlns:cx1="http://schemas.microsoft.com/office/drawing/2015/9/8/chartex" xmlns:cx2="http://schemas.microsoft.com/office/drawing/2015/10/21/chartex" xmlns:cx3="http://schemas.microsoft.com/office/drawing/2016/5/9/chartex" xmlns:cx4="http://schemas.microsoft.com/office/drawing/2016/5/10/chartex" xmlns:cx5="http://schemas.microsoft.com/office/drawing/2016/5/11/chartex" xmlns:cx6="http://schemas.microsoft.com/office/drawing/2016/5/12/chartex" xmlns:cx7="http://schemas.microsoft.com/office/drawing/2016/5/13/chartex" xmlns:cx8="http://schemas.microsoft.com/office/drawing/2016/5/14/chartex" xmlns:mc="http://schemas.openxmlformats.org/markup-compatibility/2006" xmlns:aink="http://schemas.microsoft.com/office/drawing/2016/ink" xmlns:am3d="http://schemas.microsoft.com/office/drawing/2017/model3d" xmlns:o="urn:schemas-microsoft-com:office:office" xmlns:oel="http://schemas.microsoft.com/office/2019/extlst" xmlns:r="http://schemas.openxmlformats.org/officeDocument/2006/relationships" xmlns:m="http://schemas.openxmlformats.org/officeDocument/2006/math" xmlns:v="urn:schemas-microsoft-com:vml" xmlns:wp14="http://schemas.microsoft.com/office/word/2010/wordprocessingDrawing" xmlns:wp="http://schemas.openxmlformats.org/drawingml/2006/wordprocessingDrawing" xmlns:w10="urn:schemas-microsoft-com:office:word" xmlns:w="http://schemas.openxmlformats.org/wordprocessingml/2006/main" xmlns:w14="http://schemas.microsoft.com/office/word/2010/wordml" xmlns:w15="http://schemas.microsoft.com/office/word/2012/wordml" xmlns:w16cex="http://schemas.microsoft.com/office/word/2018/wordml/cex" xmlns:w16cid="http://schemas.microsoft.com/office/word/2016/wordml/cid" xmlns:w16="http://schemas.microsoft.com/office/word/2018/wordml" xmlns:w16sdtdh="http://schemas.microsoft.com/office/word/2020/wordml/sdtdatahash" xmlns:w16se="http://schemas.microsoft.com/office/word/2015/wordml/symex" xmlns:wpg="http://schemas.microsoft.com/office/word/2010/wordprocessingGroup" xmlns:wpi="http://schemas.microsoft.com/office/word/2010/wordprocessingInk" xmlns:wne="http://schemas.microsoft.com/office/word/2006/wordml" xmlns:wps="http://schemas.microsoft.com/office/word/2010/wordprocessingShape" mc:Ignorable="w14 w15 w16se w16cid w16 w16cex w16sdtdh wp14">
   <w:footnote w:type="separator" w:id="-1">
     <w:p>
       <w:pPr>
@@ -3307,6 +3294,7 @@
     <w:lsdException w:name="HTML Sample" w:semiHidden="1" w:unhideWhenUsed="1"/>
     <w:lsdException w:name="HTML Typewriter" w:semiHidden="1" w:unhideWhenUsed="1"/>
     <w:lsdException w:name="HTML Variable" w:semiHidden="1" w:unhideWhenUsed="1"/>
+    <w:lsdException w:name="Normal Table" w:semiHidden="1" w:unhideWhenUsed="1"/>
     <w:lsdException w:name="annotation subject" w:semiHidden="1" w:unhideWhenUsed="1"/>
     <w:lsdException w:name="No List" w:semiHidden="1" w:unhideWhenUsed="1"/>
     <w:lsdException w:name="Outline List 1" w:semiHidden="1" w:unhideWhenUsed="1"/>
@@ -3353,8 +3341,10 @@
     <w:lsdException w:name="Table Subtle 2" w:semiHidden="1" w:unhideWhenUsed="1"/>
     <w:lsdException w:name="Table Web 1" w:semiHidden="1" w:unhideWhenUsed="1"/>
     <w:lsdException w:name="Table Web 2" w:semiHidden="1" w:unhideWhenUsed="1"/>
+    <w:lsdException w:name="Table Web 3" w:semiHidden="1" w:unhideWhenUsed="1"/>
     <w:lsdException w:name="Balloon Text" w:semiHidden="1" w:unhideWhenUsed="1"/>
     <w:lsdException w:name="Table Grid" w:uiPriority="39"/>
+    <w:lsdException w:name="Table Theme" w:semiHidden="1" w:unhideWhenUsed="1"/>
     <w:lsdException w:name="Placeholder Text" w:semiHidden="1"/>
     <w:lsdException w:name="No Spacing" w:uiPriority="1" w:qFormat="1"/>
     <w:lsdException w:name="Light Shading" w:uiPriority="60"/>
